--- a/record/exp1/Experiment1_Record.docx
+++ b/record/exp1/Experiment1_Record.docx
@@ -5,6 +5,7 @@
     <w:p>
       <w:pPr>
         <w:spacing w:after="240"/>
+        <w:jc w:val="both"/>
       </w:pPr>
       <w:r>
         <w:rPr>
@@ -18,6 +19,7 @@
     <w:p>
       <w:pPr>
         <w:spacing w:before="20" w:after="40"/>
+        <w:jc w:val="both"/>
       </w:pPr>
       <w:r>
         <w:rPr>
@@ -36,6 +38,7 @@
     <w:p>
       <w:pPr>
         <w:spacing w:before="20" w:after="40"/>
+        <w:jc w:val="both"/>
       </w:pPr>
       <w:r>
         <w:rPr>
@@ -54,6 +57,7 @@
     <w:p>
       <w:pPr>
         <w:spacing w:before="20" w:after="40"/>
+        <w:jc w:val="both"/>
       </w:pPr>
       <w:r>
         <w:rPr>
@@ -72,6 +76,7 @@
     <w:p>
       <w:pPr>
         <w:spacing w:before="20" w:after="40"/>
+        <w:jc w:val="both"/>
       </w:pPr>
       <w:r>
         <w:rPr>
@@ -90,6 +95,7 @@
     <w:p>
       <w:pPr>
         <w:spacing w:before="20" w:after="40"/>
+        <w:jc w:val="both"/>
       </w:pPr>
       <w:r>
         <w:rPr>
@@ -108,6 +114,7 @@
     <w:p>
       <w:pPr>
         <w:spacing w:before="20" w:after="40"/>
+        <w:jc w:val="both"/>
       </w:pPr>
       <w:r>
         <w:rPr>
@@ -123,11 +130,13 @@
           <w:bottom w:val="single" w:sz="12" w:space="1" w:color="555555"/>
         </w:pBdr>
         <w:spacing w:before="80" w:after="240"/>
+        <w:jc w:val="both"/>
       </w:pPr>
     </w:p>
     <w:p>
       <w:pPr>
         <w:spacing w:before="280" w:after="160"/>
+        <w:jc w:val="both"/>
       </w:pPr>
       <w:r>
         <w:rPr>
@@ -142,6 +151,7 @@
     <w:p>
       <w:pPr>
         <w:spacing w:after="120"/>
+        <w:jc w:val="both"/>
       </w:pPr>
       <w:r>
         <w:rPr>
@@ -157,11 +167,13 @@
           <w:bottom w:val="single" w:sz="12" w:space="1" w:color="555555"/>
         </w:pBdr>
         <w:spacing w:before="80" w:after="240"/>
+        <w:jc w:val="both"/>
       </w:pPr>
     </w:p>
     <w:p>
       <w:pPr>
         <w:spacing w:before="280" w:after="160"/>
+        <w:jc w:val="both"/>
       </w:pPr>
       <w:r>
         <w:rPr>
@@ -176,6 +188,7 @@
     <w:p>
       <w:pPr>
         <w:spacing w:after="120"/>
+        <w:jc w:val="both"/>
       </w:pPr>
       <w:r>
         <w:rPr>
@@ -191,11 +204,13 @@
           <w:bottom w:val="single" w:sz="12" w:space="1" w:color="555555"/>
         </w:pBdr>
         <w:spacing w:before="80" w:after="240"/>
+        <w:jc w:val="both"/>
       </w:pPr>
     </w:p>
     <w:p>
       <w:pPr>
         <w:spacing w:before="280" w:after="160"/>
+        <w:jc w:val="both"/>
       </w:pPr>
       <w:r>
         <w:rPr>
@@ -210,6 +225,7 @@
     <w:p>
       <w:pPr>
         <w:spacing w:after="120"/>
+        <w:jc w:val="both"/>
       </w:pPr>
       <w:r>
         <w:rPr>
@@ -223,6 +239,7 @@
       <w:pPr>
         <w:pStyle w:val="ListBullet"/>
         <w:spacing w:before="20" w:after="60"/>
+        <w:jc w:val="both"/>
       </w:pPr>
       <w:r>
         <w:rPr>
@@ -236,6 +253,7 @@
       <w:pPr>
         <w:pStyle w:val="ListBullet"/>
         <w:spacing w:before="20" w:after="60"/>
+        <w:jc w:val="both"/>
       </w:pPr>
       <w:r>
         <w:rPr>
@@ -249,6 +267,7 @@
       <w:pPr>
         <w:pStyle w:val="ListBullet"/>
         <w:spacing w:before="20" w:after="60"/>
+        <w:jc w:val="both"/>
       </w:pPr>
       <w:r>
         <w:rPr>
@@ -262,6 +281,7 @@
       <w:pPr>
         <w:pStyle w:val="ListBullet"/>
         <w:spacing w:before="20" w:after="60"/>
+        <w:jc w:val="both"/>
       </w:pPr>
       <w:r>
         <w:rPr>
@@ -275,6 +295,7 @@
       <w:pPr>
         <w:pStyle w:val="ListBullet"/>
         <w:spacing w:before="20" w:after="60"/>
+        <w:jc w:val="both"/>
       </w:pPr>
       <w:r>
         <w:rPr>
@@ -288,6 +309,7 @@
       <w:pPr>
         <w:pStyle w:val="ListBullet"/>
         <w:spacing w:before="20" w:after="60"/>
+        <w:jc w:val="both"/>
       </w:pPr>
       <w:r>
         <w:rPr>
@@ -303,11 +325,13 @@
           <w:bottom w:val="single" w:sz="12" w:space="1" w:color="555555"/>
         </w:pBdr>
         <w:spacing w:before="80" w:after="240"/>
+        <w:jc w:val="both"/>
       </w:pPr>
     </w:p>
     <w:p>
       <w:pPr>
         <w:spacing w:before="280" w:after="160"/>
+        <w:jc w:val="both"/>
       </w:pPr>
       <w:r>
         <w:rPr>
@@ -322,6 +346,7 @@
     <w:p>
       <w:pPr>
         <w:spacing w:after="120"/>
+        <w:jc w:val="both"/>
       </w:pPr>
       <w:r>
         <w:rPr>
@@ -334,6 +359,7 @@
     <w:p>
       <w:pPr>
         <w:spacing w:after="120"/>
+        <w:jc w:val="both"/>
       </w:pPr>
       <w:r>
         <w:rPr>
@@ -347,6 +373,7 @@
       <w:pPr>
         <w:pStyle w:val="ListBullet"/>
         <w:spacing w:before="20" w:after="60"/>
+        <w:jc w:val="both"/>
       </w:pPr>
       <w:r>
         <w:rPr>
@@ -361,6 +388,7 @@
       <w:pPr>
         <w:pStyle w:val="ListBullet"/>
         <w:spacing w:before="20" w:after="60"/>
+        <w:jc w:val="both"/>
       </w:pPr>
       <w:r>
         <w:rPr>
@@ -374,6 +402,7 @@
       <w:pPr>
         <w:pStyle w:val="ListBullet"/>
         <w:spacing w:before="20" w:after="60"/>
+        <w:jc w:val="both"/>
       </w:pPr>
       <w:r>
         <w:rPr>
@@ -387,6 +416,7 @@
       <w:pPr>
         <w:pStyle w:val="ListBullet"/>
         <w:spacing w:before="20" w:after="60"/>
+        <w:jc w:val="both"/>
       </w:pPr>
       <w:r>
         <w:rPr>
@@ -399,6 +429,7 @@
     <w:p>
       <w:pPr>
         <w:spacing w:after="120"/>
+        <w:jc w:val="both"/>
       </w:pPr>
       <w:r>
         <w:rPr>
@@ -411,6 +442,7 @@
     <w:p>
       <w:pPr>
         <w:spacing w:after="120"/>
+        <w:jc w:val="both"/>
       </w:pPr>
       <w:r>
         <w:rPr>
@@ -427,11 +459,13 @@
           <w:bottom w:val="single" w:sz="12" w:space="1" w:color="555555"/>
         </w:pBdr>
         <w:spacing w:before="80" w:after="240"/>
+        <w:jc w:val="both"/>
       </w:pPr>
     </w:p>
     <w:p>
       <w:pPr>
         <w:spacing w:before="280" w:after="160"/>
+        <w:jc w:val="both"/>
       </w:pPr>
       <w:r>
         <w:rPr>
@@ -446,6 +480,7 @@
     <w:p>
       <w:pPr>
         <w:spacing w:after="120"/>
+        <w:jc w:val="both"/>
       </w:pPr>
       <w:r>
         <w:rPr>
@@ -458,6 +493,7 @@
     <w:p>
       <w:pPr>
         <w:spacing w:after="120"/>
+        <w:jc w:val="both"/>
       </w:pPr>
       <w:r>
         <w:rPr>
@@ -470,6 +506,7 @@
     <w:p>
       <w:pPr>
         <w:spacing w:after="120"/>
+        <w:jc w:val="both"/>
       </w:pPr>
       <w:r>
         <w:rPr>
@@ -482,6 +519,7 @@
     <w:p>
       <w:pPr>
         <w:spacing w:after="120"/>
+        <w:jc w:val="both"/>
       </w:pPr>
       <w:r>
         <w:rPr>
@@ -494,6 +532,7 @@
     <w:p>
       <w:pPr>
         <w:spacing w:after="120"/>
+        <w:jc w:val="both"/>
       </w:pPr>
       <w:r>
         <w:rPr>
@@ -506,6 +545,7 @@
     <w:p>
       <w:pPr>
         <w:spacing w:after="120"/>
+        <w:jc w:val="both"/>
       </w:pPr>
       <w:r>
         <w:rPr>
@@ -518,6 +558,7 @@
     <w:p>
       <w:pPr>
         <w:spacing w:after="120"/>
+        <w:jc w:val="both"/>
       </w:pPr>
       <w:r>
         <w:rPr>
@@ -530,6 +571,7 @@
     <w:p>
       <w:pPr>
         <w:spacing w:after="120"/>
+        <w:jc w:val="both"/>
       </w:pPr>
       <w:r>
         <w:rPr>
@@ -542,6 +584,7 @@
     <w:p>
       <w:pPr>
         <w:spacing w:after="120"/>
+        <w:jc w:val="both"/>
       </w:pPr>
       <w:r>
         <w:rPr>
@@ -554,6 +597,7 @@
     <w:p>
       <w:pPr>
         <w:spacing w:after="120"/>
+        <w:jc w:val="both"/>
       </w:pPr>
       <w:r>
         <w:rPr>
@@ -566,6 +610,7 @@
     <w:p>
       <w:pPr>
         <w:spacing w:after="120"/>
+        <w:jc w:val="both"/>
       </w:pPr>
       <w:r>
         <w:rPr>
@@ -578,6 +623,7 @@
     <w:p>
       <w:pPr>
         <w:spacing w:after="120"/>
+        <w:jc w:val="both"/>
       </w:pPr>
       <w:r>
         <w:rPr>
@@ -590,6 +636,7 @@
     <w:p>
       <w:pPr>
         <w:spacing w:after="120"/>
+        <w:jc w:val="both"/>
       </w:pPr>
       <w:r>
         <w:rPr>
@@ -602,6 +649,7 @@
     <w:p>
       <w:pPr>
         <w:spacing w:after="120"/>
+        <w:jc w:val="both"/>
       </w:pPr>
       <w:r>
         <w:rPr>
@@ -614,6 +662,7 @@
     <w:p>
       <w:pPr>
         <w:spacing w:after="120"/>
+        <w:jc w:val="both"/>
       </w:pPr>
       <w:r>
         <w:rPr>
@@ -629,11 +678,13 @@
           <w:bottom w:val="single" w:sz="12" w:space="1" w:color="555555"/>
         </w:pBdr>
         <w:spacing w:before="80" w:after="240"/>
+        <w:jc w:val="both"/>
       </w:pPr>
     </w:p>
     <w:p>
       <w:pPr>
         <w:spacing w:before="280" w:after="160"/>
+        <w:jc w:val="both"/>
       </w:pPr>
       <w:r>
         <w:rPr>
@@ -648,6 +699,7 @@
     <w:p>
       <w:pPr>
         <w:spacing w:before="160" w:after="80"/>
+        <w:jc w:val="both"/>
       </w:pPr>
       <w:r>
         <w:rPr>
@@ -660,12 +712,12 @@
     </w:p>
     <w:tbl>
       <w:tblPr>
-        <w:tblW w:w="0" w:type="auto"/>
+        <w:tblW w:w="10627" w:type="dxa"/>
         <w:jc w:val="center"/>
         <w:tblLook w:val="04A0" w:firstRow="1" w:lastRow="0" w:firstColumn="1" w:lastColumn="0" w:noHBand="0" w:noVBand="1"/>
       </w:tblPr>
       <w:tblGrid>
-        <w:gridCol w:w="9360"/>
+        <w:gridCol w:w="10627"/>
       </w:tblGrid>
       <w:tr>
         <w:trPr>
@@ -673,7 +725,7 @@
         </w:trPr>
         <w:tc>
           <w:tcPr>
-            <w:tcW w:w="9360" w:type="dxa"/>
+            <w:tcW w:w="10627" w:type="dxa"/>
             <w:shd w:val="clear" w:color="auto" w:fill="1E1E1E"/>
             <w:tcMar>
               <w:top w:w="140" w:type="dxa"/>
@@ -685,15 +737,1634 @@
           <w:p>
             <w:pPr>
               <w:spacing w:before="40" w:after="40" w:line="252" w:lineRule="auto"/>
+              <w:rPr>
+                <w:rFonts w:ascii="Consolas" w:hAnsi="Consolas"/>
+                <w:color w:val="DCDCDC"/>
+                <w:sz w:val="19"/>
+                <w:lang w:val="en-IN"/>
+              </w:rPr>
             </w:pPr>
             <w:r>
               <w:rPr>
                 <w:rFonts w:ascii="Consolas" w:hAnsi="Consolas"/>
                 <w:color w:val="DCDCDC"/>
                 <w:sz w:val="19"/>
+                <w:lang w:val="en-IN"/>
               </w:rPr>
               <w:t>&lt;!DOCTYPE html&gt;</w:t>
             </w:r>
+          </w:p>
+          <w:p>
+            <w:pPr>
+              <w:spacing w:before="40" w:after="40" w:line="252" w:lineRule="auto"/>
+              <w:rPr>
+                <w:rFonts w:ascii="Consolas" w:hAnsi="Consolas"/>
+                <w:color w:val="DCDCDC"/>
+                <w:sz w:val="19"/>
+                <w:lang w:val="en-IN"/>
+              </w:rPr>
+            </w:pPr>
+            <w:r>
+              <w:rPr>
+                <w:rFonts w:ascii="Consolas" w:hAnsi="Consolas"/>
+                <w:color w:val="DCDCDC"/>
+                <w:sz w:val="19"/>
+                <w:lang w:val="en-IN"/>
+              </w:rPr>
+              <w:t>&lt;html lang="</w:t>
+            </w:r>
+            <w:proofErr w:type="spellStart"/>
+            <w:r>
+              <w:rPr>
+                <w:rFonts w:ascii="Consolas" w:hAnsi="Consolas"/>
+                <w:color w:val="DCDCDC"/>
+                <w:sz w:val="19"/>
+                <w:lang w:val="en-IN"/>
+              </w:rPr>
+              <w:t>en</w:t>
+            </w:r>
+            <w:proofErr w:type="spellEnd"/>
+            <w:r>
+              <w:rPr>
+                <w:rFonts w:ascii="Consolas" w:hAnsi="Consolas"/>
+                <w:color w:val="DCDCDC"/>
+                <w:sz w:val="19"/>
+                <w:lang w:val="en-IN"/>
+              </w:rPr>
+              <w:t>"&gt;</w:t>
+            </w:r>
+          </w:p>
+          <w:p>
+            <w:pPr>
+              <w:spacing w:before="40" w:after="40" w:line="252" w:lineRule="auto"/>
+              <w:rPr>
+                <w:rFonts w:ascii="Consolas" w:hAnsi="Consolas"/>
+                <w:color w:val="DCDCDC"/>
+                <w:sz w:val="19"/>
+                <w:lang w:val="en-IN"/>
+              </w:rPr>
+            </w:pPr>
+            <w:r>
+              <w:rPr>
+                <w:rFonts w:ascii="Consolas" w:hAnsi="Consolas"/>
+                <w:color w:val="DCDCDC"/>
+                <w:sz w:val="19"/>
+                <w:lang w:val="en-IN"/>
+              </w:rPr>
+              <w:t>&lt;head&gt;</w:t>
+            </w:r>
+          </w:p>
+          <w:p>
+            <w:pPr>
+              <w:spacing w:before="40" w:after="40" w:line="252" w:lineRule="auto"/>
+              <w:rPr>
+                <w:rFonts w:ascii="Consolas" w:hAnsi="Consolas"/>
+                <w:color w:val="DCDCDC"/>
+                <w:sz w:val="19"/>
+                <w:lang w:val="en-IN"/>
+              </w:rPr>
+            </w:pPr>
+            <w:r>
+              <w:rPr>
+                <w:rFonts w:ascii="Consolas" w:hAnsi="Consolas"/>
+                <w:color w:val="DCDCDC"/>
+                <w:sz w:val="19"/>
+                <w:lang w:val="en-IN"/>
+              </w:rPr>
+              <w:t>    &lt;meta charset="UTF-8"&gt;</w:t>
+            </w:r>
+          </w:p>
+          <w:p>
+            <w:pPr>
+              <w:spacing w:before="40" w:after="40" w:line="252" w:lineRule="auto"/>
+              <w:rPr>
+                <w:rFonts w:ascii="Consolas" w:hAnsi="Consolas"/>
+                <w:color w:val="DCDCDC"/>
+                <w:sz w:val="19"/>
+                <w:lang w:val="en-IN"/>
+              </w:rPr>
+            </w:pPr>
+            <w:r>
+              <w:rPr>
+                <w:rFonts w:ascii="Consolas" w:hAnsi="Consolas"/>
+                <w:color w:val="DCDCDC"/>
+                <w:sz w:val="19"/>
+                <w:lang w:val="en-IN"/>
+              </w:rPr>
+              <w:t>    &lt;meta name="viewport" content="width=device-width, initial-scale=1.0"&gt;</w:t>
+            </w:r>
+          </w:p>
+          <w:p>
+            <w:pPr>
+              <w:spacing w:before="40" w:after="40" w:line="252" w:lineRule="auto"/>
+              <w:rPr>
+                <w:rFonts w:ascii="Consolas" w:hAnsi="Consolas"/>
+                <w:color w:val="DCDCDC"/>
+                <w:sz w:val="19"/>
+                <w:lang w:val="en-IN"/>
+              </w:rPr>
+            </w:pPr>
+            <w:r>
+              <w:rPr>
+                <w:rFonts w:ascii="Consolas" w:hAnsi="Consolas"/>
+                <w:color w:val="DCDCDC"/>
+                <w:sz w:val="19"/>
+              </w:rPr>
+              <w:lastRenderedPageBreak/>
+              <w:t xml:space="preserve">    </w:t>
+            </w:r>
+            <w:r>
+              <w:rPr>
+                <w:rFonts w:ascii="Consolas" w:hAnsi="Consolas"/>
+                <w:color w:val="DCDCDC"/>
+                <w:sz w:val="19"/>
+                <w:lang w:val="en-IN"/>
+              </w:rPr>
+              <w:t> &lt;title&gt;Pure Semantic HTML Static Webpage&lt;/title&gt;</w:t>
+            </w:r>
+          </w:p>
+          <w:p>
+            <w:pPr>
+              <w:spacing w:before="40" w:after="40" w:line="252" w:lineRule="auto"/>
+              <w:rPr>
+                <w:rFonts w:ascii="Consolas" w:hAnsi="Consolas"/>
+                <w:color w:val="DCDCDC"/>
+                <w:sz w:val="19"/>
+                <w:lang w:val="en-IN"/>
+              </w:rPr>
+            </w:pPr>
+            <w:r>
+              <w:rPr>
+                <w:rFonts w:ascii="Consolas" w:hAnsi="Consolas"/>
+                <w:color w:val="DCDCDC"/>
+                <w:sz w:val="19"/>
+                <w:lang w:val="en-IN"/>
+              </w:rPr>
+              <w:t>&lt;/head&gt;</w:t>
+            </w:r>
+          </w:p>
+          <w:p>
+            <w:pPr>
+              <w:spacing w:before="40" w:after="40" w:line="252" w:lineRule="auto"/>
+              <w:rPr>
+                <w:rFonts w:ascii="Consolas" w:hAnsi="Consolas"/>
+                <w:color w:val="DCDCDC"/>
+                <w:sz w:val="19"/>
+                <w:lang w:val="en-IN"/>
+              </w:rPr>
+            </w:pPr>
+            <w:r>
+              <w:rPr>
+                <w:rFonts w:ascii="Consolas" w:hAnsi="Consolas"/>
+                <w:color w:val="DCDCDC"/>
+                <w:sz w:val="19"/>
+                <w:lang w:val="en-IN"/>
+              </w:rPr>
+              <w:t>&lt;body&gt;</w:t>
+            </w:r>
+          </w:p>
+          <w:p>
+            <w:pPr>
+              <w:spacing w:before="40" w:after="40" w:line="252" w:lineRule="auto"/>
+              <w:rPr>
+                <w:rFonts w:ascii="Consolas" w:hAnsi="Consolas"/>
+                <w:color w:val="DCDCDC"/>
+                <w:sz w:val="19"/>
+                <w:lang w:val="en-IN"/>
+              </w:rPr>
+            </w:pPr>
+            <w:r>
+              <w:rPr>
+                <w:rFonts w:ascii="Consolas" w:hAnsi="Consolas"/>
+                <w:color w:val="DCDCDC"/>
+                <w:sz w:val="19"/>
+                <w:lang w:val="en-IN"/>
+              </w:rPr>
+              <w:t>        &lt;!-- Header Section --&gt;</w:t>
+            </w:r>
+          </w:p>
+          <w:p>
+            <w:pPr>
+              <w:spacing w:before="40" w:after="40" w:line="252" w:lineRule="auto"/>
+              <w:rPr>
+                <w:rFonts w:ascii="Consolas" w:hAnsi="Consolas"/>
+                <w:color w:val="DCDCDC"/>
+                <w:sz w:val="19"/>
+                <w:lang w:val="en-IN"/>
+              </w:rPr>
+            </w:pPr>
+            <w:r>
+              <w:rPr>
+                <w:rFonts w:ascii="Consolas" w:hAnsi="Consolas"/>
+                <w:color w:val="DCDCDC"/>
+                <w:sz w:val="19"/>
+                <w:lang w:val="en-IN"/>
+              </w:rPr>
+              <w:t>         &lt;header&gt;</w:t>
+            </w:r>
+          </w:p>
+          <w:p>
+            <w:pPr>
+              <w:spacing w:before="40" w:after="40" w:line="252" w:lineRule="auto"/>
+              <w:rPr>
+                <w:rFonts w:ascii="Consolas" w:hAnsi="Consolas"/>
+                <w:color w:val="DCDCDC"/>
+                <w:sz w:val="19"/>
+                <w:lang w:val="en-IN"/>
+              </w:rPr>
+            </w:pPr>
+            <w:r>
+              <w:rPr>
+                <w:rFonts w:ascii="Consolas" w:hAnsi="Consolas"/>
+                <w:color w:val="DCDCDC"/>
+                <w:sz w:val="19"/>
+                <w:lang w:val="en-IN"/>
+              </w:rPr>
+              <w:t xml:space="preserve">            &lt;table width="100%" </w:t>
+            </w:r>
+            <w:r>
+              <w:rPr>
+                <w:rFonts w:ascii="Consolas" w:hAnsi="Consolas"/>
+                <w:i/>
+                <w:iCs/>
+                <w:color w:val="DCDCDC"/>
+                <w:sz w:val="19"/>
+                <w:lang w:val="en-IN"/>
+              </w:rPr>
+              <w:t>border</w:t>
+            </w:r>
+            <w:r>
+              <w:rPr>
+                <w:rFonts w:ascii="Consolas" w:hAnsi="Consolas"/>
+                <w:color w:val="DCDCDC"/>
+                <w:sz w:val="19"/>
+                <w:lang w:val="en-IN"/>
+              </w:rPr>
+              <w:t xml:space="preserve">="0" </w:t>
+            </w:r>
+            <w:proofErr w:type="spellStart"/>
+            <w:r>
+              <w:rPr>
+                <w:rFonts w:ascii="Consolas" w:hAnsi="Consolas"/>
+                <w:color w:val="DCDCDC"/>
+                <w:sz w:val="19"/>
+                <w:lang w:val="en-IN"/>
+              </w:rPr>
+              <w:t>cellspacing</w:t>
+            </w:r>
+            <w:proofErr w:type="spellEnd"/>
+            <w:r>
+              <w:rPr>
+                <w:rFonts w:ascii="Consolas" w:hAnsi="Consolas"/>
+                <w:color w:val="DCDCDC"/>
+                <w:sz w:val="19"/>
+                <w:lang w:val="en-IN"/>
+              </w:rPr>
+              <w:t>="0" cellpadding="0"&gt;</w:t>
+            </w:r>
+          </w:p>
+          <w:p>
+            <w:pPr>
+              <w:spacing w:before="40" w:after="40" w:line="252" w:lineRule="auto"/>
+              <w:rPr>
+                <w:rFonts w:ascii="Consolas" w:hAnsi="Consolas"/>
+                <w:color w:val="DCDCDC"/>
+                <w:sz w:val="19"/>
+                <w:lang w:val="en-IN"/>
+              </w:rPr>
+            </w:pPr>
+            <w:r>
+              <w:rPr>
+                <w:rFonts w:ascii="Consolas" w:hAnsi="Consolas"/>
+                <w:color w:val="DCDCDC"/>
+                <w:sz w:val="19"/>
+                <w:lang w:val="en-IN"/>
+              </w:rPr>
+              <w:t>                &lt;tr&gt;</w:t>
+            </w:r>
+          </w:p>
+          <w:p>
+            <w:pPr>
+              <w:spacing w:before="40" w:after="40" w:line="252" w:lineRule="auto"/>
+              <w:rPr>
+                <w:rFonts w:ascii="Consolas" w:hAnsi="Consolas"/>
+                <w:color w:val="DCDCDC"/>
+                <w:sz w:val="19"/>
+                <w:lang w:val="en-IN"/>
+              </w:rPr>
+            </w:pPr>
+            <w:r>
+              <w:rPr>
+                <w:rFonts w:ascii="Consolas" w:hAnsi="Consolas"/>
+                <w:color w:val="DCDCDC"/>
+                <w:sz w:val="19"/>
+                <w:lang w:val="en-IN"/>
+              </w:rPr>
+              <w:t>                    &lt;td&gt;</w:t>
+            </w:r>
+          </w:p>
+          <w:p>
+            <w:pPr>
+              <w:spacing w:before="40" w:after="40" w:line="252" w:lineRule="auto"/>
+              <w:rPr>
+                <w:rFonts w:ascii="Consolas" w:hAnsi="Consolas"/>
+                <w:color w:val="DCDCDC"/>
+                <w:sz w:val="19"/>
+                <w:lang w:val="en-IN"/>
+              </w:rPr>
+            </w:pPr>
+            <w:r>
+              <w:rPr>
+                <w:rFonts w:ascii="Consolas" w:hAnsi="Consolas"/>
+                <w:color w:val="DCDCDC"/>
+                <w:sz w:val="19"/>
+                <w:lang w:val="en-IN"/>
+              </w:rPr>
+              <w:t>                    &lt;h1&gt;</w:t>
+            </w:r>
+            <w:proofErr w:type="spellStart"/>
+            <w:r>
+              <w:rPr>
+                <w:rFonts w:ascii="Consolas" w:hAnsi="Consolas"/>
+                <w:color w:val="DCDCDC"/>
+                <w:sz w:val="19"/>
+                <w:lang w:val="en-IN"/>
+              </w:rPr>
+              <w:t>StaticWeb</w:t>
+            </w:r>
+            <w:proofErr w:type="spellEnd"/>
+            <w:r>
+              <w:rPr>
+                <w:rFonts w:ascii="Consolas" w:hAnsi="Consolas"/>
+                <w:color w:val="DCDCDC"/>
+                <w:sz w:val="19"/>
+                <w:lang w:val="en-IN"/>
+              </w:rPr>
+              <w:t>&lt;/h1&gt;</w:t>
+            </w:r>
+          </w:p>
+          <w:p>
+            <w:pPr>
+              <w:spacing w:before="40" w:after="40" w:line="252" w:lineRule="auto"/>
+              <w:rPr>
+                <w:rFonts w:ascii="Consolas" w:hAnsi="Consolas"/>
+                <w:color w:val="DCDCDC"/>
+                <w:sz w:val="19"/>
+                <w:lang w:val="en-IN"/>
+              </w:rPr>
+            </w:pPr>
+            <w:r>
+              <w:rPr>
+                <w:rFonts w:ascii="Consolas" w:hAnsi="Consolas"/>
+                <w:color w:val="DCDCDC"/>
+                <w:sz w:val="19"/>
+                <w:lang w:val="en-IN"/>
+              </w:rPr>
+              <w:t>                &lt;/td</w:t>
+            </w:r>
+          </w:p>
+          <w:p>
+            <w:pPr>
+              <w:spacing w:before="40" w:after="40" w:line="252" w:lineRule="auto"/>
+              <w:rPr>
+                <w:rFonts w:ascii="Consolas" w:hAnsi="Consolas"/>
+                <w:color w:val="DCDCDC"/>
+                <w:sz w:val="19"/>
+                <w:lang w:val="en-IN"/>
+              </w:rPr>
+            </w:pPr>
+            <w:r>
+              <w:rPr>
+                <w:rFonts w:ascii="Consolas" w:hAnsi="Consolas"/>
+                <w:color w:val="DCDCDC"/>
+                <w:sz w:val="19"/>
+                <w:lang w:val="en-IN"/>
+              </w:rPr>
+              <w:t xml:space="preserve">                    </w:t>
+            </w:r>
+            <w:r>
+              <w:rPr>
+                <w:rFonts w:ascii="Consolas" w:hAnsi="Consolas"/>
+                <w:i/>
+                <w:iCs/>
+                <w:color w:val="DCDCDC"/>
+                <w:sz w:val="19"/>
+                <w:lang w:val="en-IN"/>
+              </w:rPr>
+              <w:t>&lt;td</w:t>
+            </w:r>
+            <w:r>
+              <w:rPr>
+                <w:rFonts w:ascii="Consolas" w:hAnsi="Consolas"/>
+                <w:color w:val="DCDCDC"/>
+                <w:sz w:val="19"/>
+                <w:lang w:val="en-IN"/>
+              </w:rPr>
+              <w:t>&gt;</w:t>
+            </w:r>
+          </w:p>
+          <w:p>
+            <w:pPr>
+              <w:spacing w:before="40" w:after="40" w:line="252" w:lineRule="auto"/>
+              <w:rPr>
+                <w:rFonts w:ascii="Consolas" w:hAnsi="Consolas"/>
+                <w:color w:val="DCDCDC"/>
+                <w:sz w:val="19"/>
+                <w:lang w:val="en-IN"/>
+              </w:rPr>
+            </w:pPr>
+            <w:r>
+              <w:rPr>
+                <w:rFonts w:ascii="Consolas" w:hAnsi="Consolas"/>
+                <w:color w:val="DCDCDC"/>
+                <w:sz w:val="19"/>
+                <w:lang w:val="en-IN"/>
+              </w:rPr>
+              <w:t>                        &lt;</w:t>
+            </w:r>
+            <w:proofErr w:type="spellStart"/>
+            <w:r>
+              <w:rPr>
+                <w:rFonts w:ascii="Consolas" w:hAnsi="Consolas"/>
+                <w:color w:val="DCDCDC"/>
+                <w:sz w:val="19"/>
+                <w:lang w:val="en-IN"/>
+              </w:rPr>
+              <w:t>td</w:t>
+            </w:r>
+            <w:proofErr w:type="spellEnd"/>
+            <w:r>
+              <w:rPr>
+                <w:rFonts w:ascii="Consolas" w:hAnsi="Consolas"/>
+                <w:color w:val="DCDCDC"/>
+                <w:sz w:val="19"/>
+                <w:lang w:val="en-IN"/>
+              </w:rPr>
+              <w:t xml:space="preserve"> </w:t>
+            </w:r>
+            <w:r>
+              <w:rPr>
+                <w:rFonts w:ascii="Consolas" w:hAnsi="Consolas"/>
+                <w:i/>
+                <w:iCs/>
+                <w:color w:val="DCDCDC"/>
+                <w:sz w:val="19"/>
+                <w:lang w:val="en-IN"/>
+              </w:rPr>
+              <w:t>align</w:t>
+            </w:r>
+            <w:r>
+              <w:rPr>
+                <w:rFonts w:ascii="Consolas" w:hAnsi="Consolas"/>
+                <w:color w:val="DCDCDC"/>
+                <w:sz w:val="19"/>
+                <w:lang w:val="en-IN"/>
+              </w:rPr>
+              <w:t>="right"&gt;</w:t>
+            </w:r>
+          </w:p>
+          <w:p>
+            <w:pPr>
+              <w:spacing w:before="40" w:after="40" w:line="252" w:lineRule="auto"/>
+              <w:rPr>
+                <w:rFonts w:ascii="Consolas" w:hAnsi="Consolas"/>
+                <w:color w:val="DCDCDC"/>
+                <w:sz w:val="19"/>
+                <w:lang w:val="en-IN"/>
+              </w:rPr>
+            </w:pPr>
+            <w:r>
+              <w:rPr>
+                <w:rFonts w:ascii="Consolas" w:hAnsi="Consolas"/>
+                <w:color w:val="DCDCDC"/>
+                <w:sz w:val="19"/>
+                <w:lang w:val="en-IN"/>
+              </w:rPr>
+              <w:t>                            &lt;nav&gt;</w:t>
+            </w:r>
+          </w:p>
+          <w:p>
+            <w:pPr>
+              <w:spacing w:before="40" w:after="40" w:line="252" w:lineRule="auto"/>
+              <w:rPr>
+                <w:rFonts w:ascii="Consolas" w:hAnsi="Consolas"/>
+                <w:color w:val="DCDCDC"/>
+                <w:sz w:val="19"/>
+                <w:lang w:val="en-IN"/>
+              </w:rPr>
+            </w:pPr>
+            <w:r>
+              <w:rPr>
+                <w:rFonts w:ascii="Consolas" w:hAnsi="Consolas"/>
+                <w:color w:val="DCDCDC"/>
+                <w:sz w:val="19"/>
+                <w:lang w:val="en-IN"/>
+              </w:rPr>
+              <w:t xml:space="preserve">                                &lt;a </w:t>
+            </w:r>
+            <w:proofErr w:type="spellStart"/>
+            <w:r>
+              <w:rPr>
+                <w:rFonts w:ascii="Consolas" w:hAnsi="Consolas"/>
+                <w:color w:val="DCDCDC"/>
+                <w:sz w:val="19"/>
+                <w:lang w:val="en-IN"/>
+              </w:rPr>
+              <w:t>href</w:t>
+            </w:r>
+            <w:proofErr w:type="spellEnd"/>
+            <w:r>
+              <w:rPr>
+                <w:rFonts w:ascii="Consolas" w:hAnsi="Consolas"/>
+                <w:color w:val="DCDCDC"/>
+                <w:sz w:val="19"/>
+                <w:lang w:val="en-IN"/>
+              </w:rPr>
+              <w:t>="#home"&gt;Home&lt;/a&gt; &amp;</w:t>
+            </w:r>
+            <w:proofErr w:type="spellStart"/>
+            <w:r>
+              <w:rPr>
+                <w:rFonts w:ascii="Consolas" w:hAnsi="Consolas"/>
+                <w:color w:val="DCDCDC"/>
+                <w:sz w:val="19"/>
+                <w:lang w:val="en-IN"/>
+              </w:rPr>
+              <w:t>nbsp</w:t>
+            </w:r>
+            <w:proofErr w:type="spellEnd"/>
+            <w:r>
+              <w:rPr>
+                <w:rFonts w:ascii="Consolas" w:hAnsi="Consolas"/>
+                <w:color w:val="DCDCDC"/>
+                <w:sz w:val="19"/>
+                <w:lang w:val="en-IN"/>
+              </w:rPr>
+              <w:t>;|&amp;</w:t>
+            </w:r>
+            <w:proofErr w:type="spellStart"/>
+            <w:r>
+              <w:rPr>
+                <w:rFonts w:ascii="Consolas" w:hAnsi="Consolas"/>
+                <w:color w:val="DCDCDC"/>
+                <w:sz w:val="19"/>
+                <w:lang w:val="en-IN"/>
+              </w:rPr>
+              <w:t>nbsp</w:t>
+            </w:r>
+            <w:proofErr w:type="spellEnd"/>
+            <w:r>
+              <w:rPr>
+                <w:rFonts w:ascii="Consolas" w:hAnsi="Consolas"/>
+                <w:color w:val="DCDCDC"/>
+                <w:sz w:val="19"/>
+                <w:lang w:val="en-IN"/>
+              </w:rPr>
+              <w:t>;</w:t>
+            </w:r>
+          </w:p>
+          <w:p>
+            <w:pPr>
+              <w:spacing w:before="40" w:after="40" w:line="252" w:lineRule="auto"/>
+              <w:rPr>
+                <w:rFonts w:ascii="Consolas" w:hAnsi="Consolas"/>
+                <w:color w:val="DCDCDC"/>
+                <w:sz w:val="19"/>
+                <w:lang w:val="en-IN"/>
+              </w:rPr>
+            </w:pPr>
+            <w:r>
+              <w:rPr>
+                <w:rFonts w:ascii="Consolas" w:hAnsi="Consolas"/>
+                <w:color w:val="DCDCDC"/>
+                <w:sz w:val="19"/>
+                <w:lang w:val="en-IN"/>
+              </w:rPr>
+              <w:t xml:space="preserve">                        &lt;a </w:t>
+            </w:r>
+            <w:proofErr w:type="spellStart"/>
+            <w:r>
+              <w:rPr>
+                <w:rFonts w:ascii="Consolas" w:hAnsi="Consolas"/>
+                <w:color w:val="DCDCDC"/>
+                <w:sz w:val="19"/>
+                <w:lang w:val="en-IN"/>
+              </w:rPr>
+              <w:t>href</w:t>
+            </w:r>
+            <w:proofErr w:type="spellEnd"/>
+            <w:r>
+              <w:rPr>
+                <w:rFonts w:ascii="Consolas" w:hAnsi="Consolas"/>
+                <w:color w:val="DCDCDC"/>
+                <w:sz w:val="19"/>
+                <w:lang w:val="en-IN"/>
+              </w:rPr>
+              <w:t>="#articles"&gt;Articles&lt;/a&gt; &amp;</w:t>
+            </w:r>
+            <w:proofErr w:type="spellStart"/>
+            <w:r>
+              <w:rPr>
+                <w:rFonts w:ascii="Consolas" w:hAnsi="Consolas"/>
+                <w:color w:val="DCDCDC"/>
+                <w:sz w:val="19"/>
+                <w:lang w:val="en-IN"/>
+              </w:rPr>
+              <w:t>nbsp</w:t>
+            </w:r>
+            <w:proofErr w:type="spellEnd"/>
+            <w:r>
+              <w:rPr>
+                <w:rFonts w:ascii="Consolas" w:hAnsi="Consolas"/>
+                <w:color w:val="DCDCDC"/>
+                <w:sz w:val="19"/>
+                <w:lang w:val="en-IN"/>
+              </w:rPr>
+              <w:t>;|&amp;</w:t>
+            </w:r>
+            <w:proofErr w:type="spellStart"/>
+            <w:r>
+              <w:rPr>
+                <w:rFonts w:ascii="Consolas" w:hAnsi="Consolas"/>
+                <w:color w:val="DCDCDC"/>
+                <w:sz w:val="19"/>
+                <w:lang w:val="en-IN"/>
+              </w:rPr>
+              <w:t>nbsp</w:t>
+            </w:r>
+            <w:proofErr w:type="spellEnd"/>
+            <w:r>
+              <w:rPr>
+                <w:rFonts w:ascii="Consolas" w:hAnsi="Consolas"/>
+                <w:color w:val="DCDCDC"/>
+                <w:sz w:val="19"/>
+                <w:lang w:val="en-IN"/>
+              </w:rPr>
+              <w:t>;</w:t>
+            </w:r>
+          </w:p>
+          <w:p>
+            <w:pPr>
+              <w:spacing w:before="40" w:after="40" w:line="252" w:lineRule="auto"/>
+              <w:rPr>
+                <w:rFonts w:ascii="Consolas" w:hAnsi="Consolas"/>
+                <w:color w:val="DCDCDC"/>
+                <w:sz w:val="19"/>
+                <w:lang w:val="en-IN"/>
+              </w:rPr>
+            </w:pPr>
+            <w:r>
+              <w:rPr>
+                <w:rFonts w:ascii="Consolas" w:hAnsi="Consolas"/>
+                <w:color w:val="DCDCDC"/>
+                <w:sz w:val="19"/>
+                <w:lang w:val="en-IN"/>
+              </w:rPr>
+              <w:t xml:space="preserve">                        &lt;a </w:t>
+            </w:r>
+            <w:proofErr w:type="spellStart"/>
+            <w:r>
+              <w:rPr>
+                <w:rFonts w:ascii="Consolas" w:hAnsi="Consolas"/>
+                <w:color w:val="DCDCDC"/>
+                <w:sz w:val="19"/>
+                <w:lang w:val="en-IN"/>
+              </w:rPr>
+              <w:t>href</w:t>
+            </w:r>
+            <w:proofErr w:type="spellEnd"/>
+            <w:r>
+              <w:rPr>
+                <w:rFonts w:ascii="Consolas" w:hAnsi="Consolas"/>
+                <w:color w:val="DCDCDC"/>
+                <w:sz w:val="19"/>
+                <w:lang w:val="en-IN"/>
+              </w:rPr>
+              <w:t>="#about"&gt;About&lt;/a&gt; &amp;</w:t>
+            </w:r>
+            <w:proofErr w:type="spellStart"/>
+            <w:r>
+              <w:rPr>
+                <w:rFonts w:ascii="Consolas" w:hAnsi="Consolas"/>
+                <w:color w:val="DCDCDC"/>
+                <w:sz w:val="19"/>
+                <w:lang w:val="en-IN"/>
+              </w:rPr>
+              <w:t>nbsp</w:t>
+            </w:r>
+            <w:proofErr w:type="spellEnd"/>
+            <w:r>
+              <w:rPr>
+                <w:rFonts w:ascii="Consolas" w:hAnsi="Consolas"/>
+                <w:color w:val="DCDCDC"/>
+                <w:sz w:val="19"/>
+                <w:lang w:val="en-IN"/>
+              </w:rPr>
+              <w:t>;|&amp;</w:t>
+            </w:r>
+            <w:proofErr w:type="spellStart"/>
+            <w:r>
+              <w:rPr>
+                <w:rFonts w:ascii="Consolas" w:hAnsi="Consolas"/>
+                <w:color w:val="DCDCDC"/>
+                <w:sz w:val="19"/>
+                <w:lang w:val="en-IN"/>
+              </w:rPr>
+              <w:t>nbsp</w:t>
+            </w:r>
+            <w:proofErr w:type="spellEnd"/>
+            <w:r>
+              <w:rPr>
+                <w:rFonts w:ascii="Consolas" w:hAnsi="Consolas"/>
+                <w:color w:val="DCDCDC"/>
+                <w:sz w:val="19"/>
+                <w:lang w:val="en-IN"/>
+              </w:rPr>
+              <w:t>;</w:t>
+            </w:r>
+          </w:p>
+          <w:p>
+            <w:pPr>
+              <w:spacing w:before="40" w:after="40" w:line="252" w:lineRule="auto"/>
+              <w:rPr>
+                <w:rFonts w:ascii="Consolas" w:hAnsi="Consolas"/>
+                <w:color w:val="DCDCDC"/>
+                <w:sz w:val="19"/>
+                <w:lang w:val="en-IN"/>
+              </w:rPr>
+            </w:pPr>
+            <w:r>
+              <w:rPr>
+                <w:rFonts w:ascii="Consolas" w:hAnsi="Consolas"/>
+                <w:color w:val="DCDCDC"/>
+                <w:sz w:val="19"/>
+                <w:lang w:val="en-IN"/>
+              </w:rPr>
+              <w:t xml:space="preserve">                        &lt;a </w:t>
+            </w:r>
+            <w:proofErr w:type="spellStart"/>
+            <w:r>
+              <w:rPr>
+                <w:rFonts w:ascii="Consolas" w:hAnsi="Consolas"/>
+                <w:color w:val="DCDCDC"/>
+                <w:sz w:val="19"/>
+                <w:lang w:val="en-IN"/>
+              </w:rPr>
+              <w:t>href</w:t>
+            </w:r>
+            <w:proofErr w:type="spellEnd"/>
+            <w:r>
+              <w:rPr>
+                <w:rFonts w:ascii="Consolas" w:hAnsi="Consolas"/>
+                <w:color w:val="DCDCDC"/>
+                <w:sz w:val="19"/>
+                <w:lang w:val="en-IN"/>
+              </w:rPr>
+              <w:t>="#contact"&gt;Contact Us&lt;/a&gt;</w:t>
+            </w:r>
+          </w:p>
+          <w:p>
+            <w:pPr>
+              <w:spacing w:before="40" w:after="40" w:line="252" w:lineRule="auto"/>
+              <w:rPr>
+                <w:rFonts w:ascii="Consolas" w:hAnsi="Consolas"/>
+                <w:color w:val="DCDCDC"/>
+                <w:sz w:val="19"/>
+                <w:lang w:val="en-IN"/>
+              </w:rPr>
+            </w:pPr>
+            <w:r>
+              <w:rPr>
+                <w:rFonts w:ascii="Consolas" w:hAnsi="Consolas"/>
+                <w:color w:val="DCDCDC"/>
+                <w:sz w:val="19"/>
+                <w:lang w:val="en-IN"/>
+              </w:rPr>
+              <w:t>                            &lt;/nav&gt;</w:t>
+            </w:r>
+          </w:p>
+          <w:p>
+            <w:pPr>
+              <w:spacing w:before="40" w:after="40" w:line="252" w:lineRule="auto"/>
+              <w:rPr>
+                <w:rFonts w:ascii="Consolas" w:hAnsi="Consolas"/>
+                <w:color w:val="DCDCDC"/>
+                <w:sz w:val="19"/>
+                <w:lang w:val="en-IN"/>
+              </w:rPr>
+            </w:pPr>
+            <w:r>
+              <w:rPr>
+                <w:rFonts w:ascii="Consolas" w:hAnsi="Consolas"/>
+                <w:color w:val="DCDCDC"/>
+                <w:sz w:val="19"/>
+                <w:lang w:val="en-IN"/>
+              </w:rPr>
+              <w:t>                        &lt;/td&gt;</w:t>
+            </w:r>
+          </w:p>
+          <w:p>
+            <w:pPr>
+              <w:spacing w:before="40" w:after="40" w:line="252" w:lineRule="auto"/>
+              <w:rPr>
+                <w:rFonts w:ascii="Consolas" w:hAnsi="Consolas"/>
+                <w:color w:val="DCDCDC"/>
+                <w:sz w:val="19"/>
+                <w:lang w:val="en-IN"/>
+              </w:rPr>
+            </w:pPr>
+            <w:r>
+              <w:rPr>
+                <w:rFonts w:ascii="Consolas" w:hAnsi="Consolas"/>
+                <w:color w:val="DCDCDC"/>
+                <w:sz w:val="19"/>
+                <w:lang w:val="en-IN"/>
+              </w:rPr>
+              <w:t>                    &lt;/td&gt;</w:t>
+            </w:r>
+          </w:p>
+          <w:p>
+            <w:pPr>
+              <w:spacing w:before="40" w:after="40" w:line="252" w:lineRule="auto"/>
+              <w:rPr>
+                <w:rFonts w:ascii="Consolas" w:hAnsi="Consolas"/>
+                <w:color w:val="DCDCDC"/>
+                <w:sz w:val="19"/>
+                <w:lang w:val="en-IN"/>
+              </w:rPr>
+            </w:pPr>
+            <w:r>
+              <w:rPr>
+                <w:rFonts w:ascii="Consolas" w:hAnsi="Consolas"/>
+                <w:color w:val="DCDCDC"/>
+                <w:sz w:val="19"/>
+                <w:lang w:val="en-IN"/>
+              </w:rPr>
+              <w:t>                &lt;/tr&gt;</w:t>
+            </w:r>
+          </w:p>
+          <w:p>
+            <w:pPr>
+              <w:spacing w:before="40" w:after="40" w:line="252" w:lineRule="auto"/>
+              <w:rPr>
+                <w:rFonts w:ascii="Consolas" w:hAnsi="Consolas"/>
+                <w:color w:val="DCDCDC"/>
+                <w:sz w:val="19"/>
+                <w:lang w:val="en-IN"/>
+              </w:rPr>
+            </w:pPr>
+            <w:r>
+              <w:rPr>
+                <w:rFonts w:ascii="Consolas" w:hAnsi="Consolas"/>
+                <w:color w:val="DCDCDC"/>
+                <w:sz w:val="19"/>
+                <w:lang w:val="en-IN"/>
+              </w:rPr>
+              <w:t>            &lt;/table&gt;</w:t>
+            </w:r>
+          </w:p>
+          <w:p>
+            <w:pPr>
+              <w:spacing w:before="40" w:after="40" w:line="252" w:lineRule="auto"/>
+              <w:rPr>
+                <w:rFonts w:ascii="Consolas" w:hAnsi="Consolas"/>
+                <w:color w:val="DCDCDC"/>
+                <w:sz w:val="19"/>
+                <w:lang w:val="en-IN"/>
+              </w:rPr>
+            </w:pPr>
+            <w:r>
+              <w:rPr>
+                <w:rFonts w:ascii="Consolas" w:hAnsi="Consolas"/>
+                <w:color w:val="DCDCDC"/>
+                <w:sz w:val="19"/>
+                <w:lang w:val="en-IN"/>
+              </w:rPr>
+              <w:t>         &lt;/header&gt;</w:t>
+            </w:r>
+          </w:p>
+          <w:p>
+            <w:pPr>
+              <w:spacing w:before="40" w:after="40" w:line="252" w:lineRule="auto"/>
+              <w:rPr>
+                <w:rFonts w:ascii="Consolas" w:hAnsi="Consolas"/>
+                <w:color w:val="DCDCDC"/>
+                <w:sz w:val="19"/>
+                <w:lang w:val="en-IN"/>
+              </w:rPr>
+            </w:pPr>
+            <w:r>
+              <w:rPr>
+                <w:rFonts w:ascii="Consolas" w:hAnsi="Consolas"/>
+                <w:color w:val="DCDCDC"/>
+                <w:sz w:val="19"/>
+                <w:lang w:val="en-IN"/>
+              </w:rPr>
+              <w:t>         &lt;hr&gt;</w:t>
+            </w:r>
+          </w:p>
+          <w:p>
+            <w:pPr>
+              <w:spacing w:before="40" w:after="40" w:line="252" w:lineRule="auto"/>
+              <w:rPr>
+                <w:rFonts w:ascii="Consolas" w:hAnsi="Consolas"/>
+                <w:color w:val="DCDCDC"/>
+                <w:sz w:val="19"/>
+                <w:lang w:val="en-IN"/>
+              </w:rPr>
+            </w:pPr>
+          </w:p>
+          <w:p>
+            <w:pPr>
+              <w:spacing w:before="40" w:after="40" w:line="252" w:lineRule="auto"/>
+              <w:rPr>
+                <w:rFonts w:ascii="Consolas" w:hAnsi="Consolas"/>
+                <w:color w:val="DCDCDC"/>
+                <w:sz w:val="19"/>
+                <w:lang w:val="en-IN"/>
+              </w:rPr>
+            </w:pPr>
+            <w:r>
+              <w:rPr>
+                <w:rFonts w:ascii="Consolas" w:hAnsi="Consolas"/>
+                <w:color w:val="DCDCDC"/>
+                <w:sz w:val="19"/>
+                <w:lang w:val="en-IN"/>
+              </w:rPr>
+              <w:t>         &lt;!-- Hero / Showcase Section --&gt;</w:t>
+            </w:r>
+          </w:p>
+          <w:p>
+            <w:pPr>
+              <w:spacing w:before="40" w:after="40" w:line="252" w:lineRule="auto"/>
+              <w:rPr>
+                <w:rFonts w:ascii="Consolas" w:hAnsi="Consolas"/>
+                <w:color w:val="DCDCDC"/>
+                <w:sz w:val="19"/>
+                <w:lang w:val="en-IN"/>
+              </w:rPr>
+            </w:pPr>
+            <w:r>
+              <w:rPr>
+                <w:rFonts w:ascii="Consolas" w:hAnsi="Consolas"/>
+                <w:color w:val="DCDCDC"/>
+                <w:sz w:val="19"/>
+                <w:lang w:val="en-IN"/>
+              </w:rPr>
+              <w:t>    &lt;section id="home"&gt;</w:t>
+            </w:r>
+          </w:p>
+          <w:p>
+            <w:pPr>
+              <w:spacing w:before="40" w:after="40" w:line="252" w:lineRule="auto"/>
+              <w:rPr>
+                <w:rFonts w:ascii="Consolas" w:hAnsi="Consolas"/>
+                <w:color w:val="DCDCDC"/>
+                <w:sz w:val="19"/>
+                <w:lang w:val="en-IN"/>
+              </w:rPr>
+            </w:pPr>
+            <w:r>
+              <w:rPr>
+                <w:rFonts w:ascii="Consolas" w:hAnsi="Consolas"/>
+                <w:color w:val="DCDCDC"/>
+                <w:sz w:val="19"/>
+                <w:lang w:val="en-IN"/>
+              </w:rPr>
+              <w:t>        &lt;</w:t>
+            </w:r>
+            <w:proofErr w:type="spellStart"/>
+            <w:r>
+              <w:rPr>
+                <w:rFonts w:ascii="Consolas" w:hAnsi="Consolas"/>
+                <w:i/>
+                <w:iCs/>
+                <w:color w:val="DCDCDC"/>
+                <w:sz w:val="19"/>
+                <w:lang w:val="en-IN"/>
+              </w:rPr>
+              <w:t>center</w:t>
+            </w:r>
+            <w:proofErr w:type="spellEnd"/>
+            <w:r>
+              <w:rPr>
+                <w:rFonts w:ascii="Consolas" w:hAnsi="Consolas"/>
+                <w:color w:val="DCDCDC"/>
+                <w:sz w:val="19"/>
+                <w:lang w:val="en-IN"/>
+              </w:rPr>
+              <w:t>&gt;</w:t>
+            </w:r>
+          </w:p>
+          <w:p>
+            <w:pPr>
+              <w:spacing w:before="40" w:after="40" w:line="252" w:lineRule="auto"/>
+              <w:rPr>
+                <w:rFonts w:ascii="Consolas" w:hAnsi="Consolas"/>
+                <w:color w:val="DCDCDC"/>
+                <w:sz w:val="19"/>
+                <w:lang w:val="en-IN"/>
+              </w:rPr>
+            </w:pPr>
+            <w:r>
+              <w:rPr>
+                <w:rFonts w:ascii="Consolas" w:hAnsi="Consolas"/>
+                <w:color w:val="DCDCDC"/>
+                <w:sz w:val="19"/>
+                <w:lang w:val="en-IN"/>
+              </w:rPr>
+              <w:t>            &lt;h2&gt;Semantic Structures Without CSS&lt;/h2&gt;</w:t>
+            </w:r>
+          </w:p>
+          <w:p>
+            <w:pPr>
+              <w:spacing w:before="40" w:after="40" w:line="252" w:lineRule="auto"/>
+              <w:rPr>
+                <w:rFonts w:ascii="Consolas" w:hAnsi="Consolas"/>
+                <w:color w:val="DCDCDC"/>
+                <w:sz w:val="19"/>
+                <w:lang w:val="en-IN"/>
+              </w:rPr>
+            </w:pPr>
+            <w:r>
+              <w:rPr>
+                <w:rFonts w:ascii="Consolas" w:hAnsi="Consolas"/>
+                <w:color w:val="DCDCDC"/>
+                <w:sz w:val="19"/>
+                <w:lang w:val="en-IN"/>
+              </w:rPr>
+              <w:t>            &lt;p&gt;This layout uses raw HTML components to build an organized document hierarchy that browsers can cleanly parse out-of-the-box.&lt;/p&gt;</w:t>
+            </w:r>
+          </w:p>
+          <w:p>
+            <w:pPr>
+              <w:spacing w:before="40" w:after="40" w:line="252" w:lineRule="auto"/>
+              <w:rPr>
+                <w:rFonts w:ascii="Consolas" w:hAnsi="Consolas"/>
+                <w:color w:val="DCDCDC"/>
+                <w:sz w:val="19"/>
+                <w:lang w:val="en-IN"/>
+              </w:rPr>
+            </w:pPr>
+            <w:r>
+              <w:rPr>
+                <w:rFonts w:ascii="Consolas" w:hAnsi="Consolas"/>
+                <w:color w:val="DCDCDC"/>
+                <w:sz w:val="19"/>
+                <w:lang w:val="en-IN"/>
+              </w:rPr>
+              <w:t xml:space="preserve">            &lt;p&gt;&lt;a </w:t>
+            </w:r>
+            <w:proofErr w:type="spellStart"/>
+            <w:r>
+              <w:rPr>
+                <w:rFonts w:ascii="Consolas" w:hAnsi="Consolas"/>
+                <w:color w:val="DCDCDC"/>
+                <w:sz w:val="19"/>
+                <w:lang w:val="en-IN"/>
+              </w:rPr>
+              <w:t>href</w:t>
+            </w:r>
+            <w:proofErr w:type="spellEnd"/>
+            <w:r>
+              <w:rPr>
+                <w:rFonts w:ascii="Consolas" w:hAnsi="Consolas"/>
+                <w:color w:val="DCDCDC"/>
+                <w:sz w:val="19"/>
+                <w:lang w:val="en-IN"/>
+              </w:rPr>
+              <w:t>="#articles"&gt;&lt;b&gt;Read Our Articles Below &amp;</w:t>
+            </w:r>
+            <w:proofErr w:type="spellStart"/>
+            <w:r>
+              <w:rPr>
+                <w:rFonts w:ascii="Consolas" w:hAnsi="Consolas"/>
+                <w:color w:val="DCDCDC"/>
+                <w:sz w:val="19"/>
+                <w:lang w:val="en-IN"/>
+              </w:rPr>
+              <w:t>darr</w:t>
+            </w:r>
+            <w:proofErr w:type="spellEnd"/>
+            <w:r>
+              <w:rPr>
+                <w:rFonts w:ascii="Consolas" w:hAnsi="Consolas"/>
+                <w:color w:val="DCDCDC"/>
+                <w:sz w:val="19"/>
+                <w:lang w:val="en-IN"/>
+              </w:rPr>
+              <w:t>;&lt;/b&gt;&lt;/a&gt;&lt;/p&gt;</w:t>
+            </w:r>
+          </w:p>
+          <w:p>
+            <w:pPr>
+              <w:spacing w:before="40" w:after="40" w:line="252" w:lineRule="auto"/>
+              <w:rPr>
+                <w:rFonts w:ascii="Consolas" w:hAnsi="Consolas"/>
+                <w:color w:val="DCDCDC"/>
+                <w:sz w:val="19"/>
+                <w:lang w:val="en-IN"/>
+              </w:rPr>
+            </w:pPr>
+            <w:r>
+              <w:rPr>
+                <w:rFonts w:ascii="Consolas" w:hAnsi="Consolas"/>
+                <w:color w:val="DCDCDC"/>
+                <w:sz w:val="19"/>
+                <w:lang w:val="en-IN"/>
+              </w:rPr>
+              <w:t>        &lt;/</w:t>
+            </w:r>
+            <w:proofErr w:type="spellStart"/>
+            <w:r>
+              <w:rPr>
+                <w:rFonts w:ascii="Consolas" w:hAnsi="Consolas"/>
+                <w:i/>
+                <w:iCs/>
+                <w:color w:val="DCDCDC"/>
+                <w:sz w:val="19"/>
+                <w:lang w:val="en-IN"/>
+              </w:rPr>
+              <w:t>center</w:t>
+            </w:r>
+            <w:proofErr w:type="spellEnd"/>
+            <w:r>
+              <w:rPr>
+                <w:rFonts w:ascii="Consolas" w:hAnsi="Consolas"/>
+                <w:color w:val="DCDCDC"/>
+                <w:sz w:val="19"/>
+                <w:lang w:val="en-IN"/>
+              </w:rPr>
+              <w:t>&gt;</w:t>
+            </w:r>
+          </w:p>
+          <w:p>
+            <w:pPr>
+              <w:spacing w:before="40" w:after="40" w:line="252" w:lineRule="auto"/>
+              <w:rPr>
+                <w:rFonts w:ascii="Consolas" w:hAnsi="Consolas"/>
+                <w:color w:val="DCDCDC"/>
+                <w:sz w:val="19"/>
+                <w:lang w:val="en-IN"/>
+              </w:rPr>
+            </w:pPr>
+            <w:r>
+              <w:rPr>
+                <w:rFonts w:ascii="Consolas" w:hAnsi="Consolas"/>
+                <w:color w:val="DCDCDC"/>
+                <w:sz w:val="19"/>
+                <w:lang w:val="en-IN"/>
+              </w:rPr>
+              <w:t>    &lt;/section&gt;</w:t>
+            </w:r>
+          </w:p>
+          <w:p>
+            <w:pPr>
+              <w:spacing w:before="40" w:after="40" w:line="252" w:lineRule="auto"/>
+              <w:rPr>
+                <w:rFonts w:ascii="Consolas" w:hAnsi="Consolas"/>
+                <w:color w:val="DCDCDC"/>
+                <w:sz w:val="19"/>
+                <w:lang w:val="en-IN"/>
+              </w:rPr>
+            </w:pPr>
+          </w:p>
+          <w:p>
+            <w:pPr>
+              <w:spacing w:before="40" w:after="40" w:line="252" w:lineRule="auto"/>
+              <w:rPr>
+                <w:rFonts w:ascii="Consolas" w:hAnsi="Consolas"/>
+                <w:color w:val="DCDCDC"/>
+                <w:sz w:val="19"/>
+                <w:lang w:val="en-IN"/>
+              </w:rPr>
+            </w:pPr>
+            <w:r>
+              <w:rPr>
+                <w:rFonts w:ascii="Consolas" w:hAnsi="Consolas"/>
+                <w:color w:val="DCDCDC"/>
+                <w:sz w:val="19"/>
+                <w:lang w:val="en-IN"/>
+              </w:rPr>
+              <w:t>    &lt;hr&gt;</w:t>
+            </w:r>
+          </w:p>
+          <w:p>
+            <w:pPr>
+              <w:spacing w:before="40" w:after="40" w:line="252" w:lineRule="auto"/>
+              <w:rPr>
+                <w:rFonts w:ascii="Consolas" w:hAnsi="Consolas"/>
+                <w:color w:val="DCDCDC"/>
+                <w:sz w:val="19"/>
+                <w:lang w:val="en-IN"/>
+              </w:rPr>
+            </w:pPr>
+          </w:p>
+          <w:p>
+            <w:pPr>
+              <w:spacing w:before="40" w:after="40" w:line="252" w:lineRule="auto"/>
+              <w:rPr>
+                <w:rFonts w:ascii="Consolas" w:hAnsi="Consolas"/>
+                <w:color w:val="DCDCDC"/>
+                <w:sz w:val="19"/>
+                <w:lang w:val="en-IN"/>
+              </w:rPr>
+            </w:pPr>
+            <w:r>
+              <w:rPr>
+                <w:rFonts w:ascii="Consolas" w:hAnsi="Consolas"/>
+                <w:color w:val="DCDCDC"/>
+                <w:sz w:val="19"/>
+                <w:lang w:val="en-IN"/>
+              </w:rPr>
+              <w:t>    &lt;!-- Main Content Layout using a Structural Table --&gt;</w:t>
+            </w:r>
+          </w:p>
+          <w:p>
+            <w:pPr>
+              <w:spacing w:before="40" w:after="40" w:line="252" w:lineRule="auto"/>
+              <w:rPr>
+                <w:rFonts w:ascii="Consolas" w:hAnsi="Consolas"/>
+                <w:color w:val="DCDCDC"/>
+                <w:sz w:val="19"/>
+                <w:lang w:val="en-IN"/>
+              </w:rPr>
+            </w:pPr>
+            <w:r>
+              <w:rPr>
+                <w:rFonts w:ascii="Consolas" w:hAnsi="Consolas"/>
+                <w:color w:val="DCDCDC"/>
+                <w:sz w:val="19"/>
+                <w:lang w:val="en-IN"/>
+              </w:rPr>
+              <w:t xml:space="preserve">     &lt;table width="100%" </w:t>
+            </w:r>
+            <w:r>
+              <w:rPr>
+                <w:rFonts w:ascii="Consolas" w:hAnsi="Consolas"/>
+                <w:i/>
+                <w:iCs/>
+                <w:color w:val="DCDCDC"/>
+                <w:sz w:val="19"/>
+                <w:lang w:val="en-IN"/>
+              </w:rPr>
+              <w:t>border</w:t>
+            </w:r>
+            <w:r>
+              <w:rPr>
+                <w:rFonts w:ascii="Consolas" w:hAnsi="Consolas"/>
+                <w:color w:val="DCDCDC"/>
+                <w:sz w:val="19"/>
+                <w:lang w:val="en-IN"/>
+              </w:rPr>
+              <w:t xml:space="preserve">="0" </w:t>
+            </w:r>
+            <w:proofErr w:type="spellStart"/>
+            <w:r>
+              <w:rPr>
+                <w:rFonts w:ascii="Consolas" w:hAnsi="Consolas"/>
+                <w:color w:val="DCDCDC"/>
+                <w:sz w:val="19"/>
+                <w:lang w:val="en-IN"/>
+              </w:rPr>
+              <w:t>cellspacing</w:t>
+            </w:r>
+            <w:proofErr w:type="spellEnd"/>
+            <w:r>
+              <w:rPr>
+                <w:rFonts w:ascii="Consolas" w:hAnsi="Consolas"/>
+                <w:color w:val="DCDCDC"/>
+                <w:sz w:val="19"/>
+                <w:lang w:val="en-IN"/>
+              </w:rPr>
+              <w:t>="0" cellpadding="20"&gt;</w:t>
+            </w:r>
+          </w:p>
+          <w:p>
+            <w:pPr>
+              <w:spacing w:before="40" w:after="40" w:line="252" w:lineRule="auto"/>
+              <w:rPr>
+                <w:rFonts w:ascii="Consolas" w:hAnsi="Consolas"/>
+                <w:color w:val="DCDCDC"/>
+                <w:sz w:val="19"/>
+                <w:lang w:val="en-IN"/>
+              </w:rPr>
+            </w:pPr>
+            <w:r>
+              <w:rPr>
+                <w:rFonts w:ascii="Consolas" w:hAnsi="Consolas"/>
+                <w:color w:val="DCDCDC"/>
+                <w:sz w:val="19"/>
+                <w:lang w:val="en-IN"/>
+              </w:rPr>
+              <w:t xml:space="preserve">        &lt;tr </w:t>
+            </w:r>
+            <w:proofErr w:type="spellStart"/>
+            <w:r>
+              <w:rPr>
+                <w:rFonts w:ascii="Consolas" w:hAnsi="Consolas"/>
+                <w:color w:val="DCDCDC"/>
+                <w:sz w:val="19"/>
+                <w:lang w:val="en-IN"/>
+              </w:rPr>
+              <w:t>valign</w:t>
+            </w:r>
+            <w:proofErr w:type="spellEnd"/>
+            <w:r>
+              <w:rPr>
+                <w:rFonts w:ascii="Consolas" w:hAnsi="Consolas"/>
+                <w:color w:val="DCDCDC"/>
+                <w:sz w:val="19"/>
+                <w:lang w:val="en-IN"/>
+              </w:rPr>
+              <w:t>="top"&gt;</w:t>
+            </w:r>
+          </w:p>
+          <w:p>
+            <w:pPr>
+              <w:spacing w:before="40" w:after="40" w:line="252" w:lineRule="auto"/>
+              <w:rPr>
+                <w:rFonts w:ascii="Consolas" w:hAnsi="Consolas"/>
+                <w:color w:val="DCDCDC"/>
+                <w:sz w:val="19"/>
+                <w:lang w:val="en-IN"/>
+              </w:rPr>
+            </w:pPr>
+            <w:r>
+              <w:rPr>
+                <w:rFonts w:ascii="Consolas" w:hAnsi="Consolas"/>
+                <w:color w:val="DCDCDC"/>
+                <w:sz w:val="19"/>
+                <w:lang w:val="en-IN"/>
+              </w:rPr>
+              <w:t>           </w:t>
+            </w:r>
+          </w:p>
+          <w:p>
+            <w:pPr>
+              <w:spacing w:before="40" w:after="40" w:line="252" w:lineRule="auto"/>
+              <w:rPr>
+                <w:rFonts w:ascii="Consolas" w:hAnsi="Consolas"/>
+                <w:color w:val="DCDCDC"/>
+                <w:sz w:val="19"/>
+                <w:lang w:val="en-IN"/>
+              </w:rPr>
+            </w:pPr>
+            <w:r>
+              <w:rPr>
+                <w:rFonts w:ascii="Consolas" w:hAnsi="Consolas"/>
+                <w:color w:val="DCDCDC"/>
+                <w:sz w:val="19"/>
+                <w:lang w:val="en-IN"/>
+              </w:rPr>
+              <w:t>            &lt;!-- Left Side: Main Content Column --&gt;</w:t>
+            </w:r>
+          </w:p>
+          <w:p>
+            <w:pPr>
+              <w:spacing w:before="40" w:after="40" w:line="252" w:lineRule="auto"/>
+              <w:rPr>
+                <w:rFonts w:ascii="Consolas" w:hAnsi="Consolas"/>
+                <w:color w:val="DCDCDC"/>
+                <w:sz w:val="19"/>
+                <w:lang w:val="en-IN"/>
+              </w:rPr>
+            </w:pPr>
+            <w:r>
+              <w:rPr>
+                <w:rFonts w:ascii="Consolas" w:hAnsi="Consolas"/>
+                <w:color w:val="DCDCDC"/>
+                <w:sz w:val="19"/>
+                <w:lang w:val="en-IN"/>
+              </w:rPr>
+              <w:t>            &lt;td width="70%"&gt;</w:t>
+            </w:r>
+          </w:p>
+          <w:p>
+            <w:pPr>
+              <w:spacing w:before="40" w:after="40" w:line="252" w:lineRule="auto"/>
+              <w:rPr>
+                <w:rFonts w:ascii="Consolas" w:hAnsi="Consolas"/>
+                <w:color w:val="DCDCDC"/>
+                <w:sz w:val="19"/>
+                <w:lang w:val="en-IN"/>
+              </w:rPr>
+            </w:pPr>
+            <w:r>
+              <w:rPr>
+                <w:rFonts w:ascii="Consolas" w:hAnsi="Consolas"/>
+                <w:color w:val="DCDCDC"/>
+                <w:sz w:val="19"/>
+                <w:lang w:val="en-IN"/>
+              </w:rPr>
+              <w:t>                &lt;main id="articles"&gt;</w:t>
+            </w:r>
+          </w:p>
+          <w:p>
+            <w:pPr>
+              <w:spacing w:before="40" w:after="40" w:line="252" w:lineRule="auto"/>
+              <w:rPr>
+                <w:rFonts w:ascii="Consolas" w:hAnsi="Consolas"/>
+                <w:color w:val="DCDCDC"/>
+                <w:sz w:val="19"/>
+                <w:lang w:val="en-IN"/>
+              </w:rPr>
+            </w:pPr>
+            <w:r>
+              <w:rPr>
+                <w:rFonts w:ascii="Consolas" w:hAnsi="Consolas"/>
+                <w:color w:val="DCDCDC"/>
+                <w:sz w:val="19"/>
+                <w:lang w:val="en-IN"/>
+              </w:rPr>
+              <w:t>                   </w:t>
+            </w:r>
+          </w:p>
+          <w:p>
+            <w:pPr>
+              <w:spacing w:before="40" w:after="40" w:line="252" w:lineRule="auto"/>
+              <w:rPr>
+                <w:rFonts w:ascii="Consolas" w:hAnsi="Consolas"/>
+                <w:color w:val="DCDCDC"/>
+                <w:sz w:val="19"/>
+                <w:lang w:val="en-IN"/>
+              </w:rPr>
+            </w:pPr>
+            <w:r>
+              <w:rPr>
+                <w:rFonts w:ascii="Consolas" w:hAnsi="Consolas"/>
+                <w:color w:val="DCDCDC"/>
+                <w:sz w:val="19"/>
+                <w:lang w:val="en-IN"/>
+              </w:rPr>
+              <w:t>                    &lt;article&gt;</w:t>
+            </w:r>
+          </w:p>
+          <w:p>
+            <w:pPr>
+              <w:spacing w:before="40" w:after="40" w:line="252" w:lineRule="auto"/>
+              <w:rPr>
+                <w:rFonts w:ascii="Consolas" w:hAnsi="Consolas"/>
+                <w:color w:val="DCDCDC"/>
+                <w:sz w:val="19"/>
+                <w:lang w:val="en-IN"/>
+              </w:rPr>
+            </w:pPr>
+            <w:r>
+              <w:rPr>
+                <w:rFonts w:ascii="Consolas" w:hAnsi="Consolas"/>
+                <w:color w:val="DCDCDC"/>
+                <w:sz w:val="19"/>
+                <w:lang w:val="en-IN"/>
+              </w:rPr>
+              <w:t>                        &lt;h2&gt;1. Core Structural Tags&lt;/h2&gt;</w:t>
+            </w:r>
+          </w:p>
+          <w:p>
+            <w:pPr>
+              <w:spacing w:before="40" w:after="40" w:line="252" w:lineRule="auto"/>
+              <w:rPr>
+                <w:rFonts w:ascii="Consolas" w:hAnsi="Consolas"/>
+                <w:color w:val="DCDCDC"/>
+                <w:sz w:val="19"/>
+                <w:lang w:val="en-IN"/>
+              </w:rPr>
+            </w:pPr>
+            <w:r>
+              <w:rPr>
+                <w:rFonts w:ascii="Consolas" w:hAnsi="Consolas"/>
+                <w:color w:val="DCDCDC"/>
+                <w:sz w:val="19"/>
+                <w:lang w:val="en-IN"/>
+              </w:rPr>
+              <w:t>                        &lt;p&gt;Published: July 7, 2026&lt;/p&gt;</w:t>
+            </w:r>
+          </w:p>
+          <w:p>
+            <w:pPr>
+              <w:spacing w:before="40" w:after="40" w:line="252" w:lineRule="auto"/>
+              <w:rPr>
+                <w:rFonts w:ascii="Consolas" w:hAnsi="Consolas"/>
+                <w:color w:val="DCDCDC"/>
+                <w:sz w:val="19"/>
+                <w:lang w:val="en-IN"/>
+              </w:rPr>
+            </w:pPr>
+            <w:r>
+              <w:rPr>
+                <w:rFonts w:ascii="Consolas" w:hAnsi="Consolas"/>
+                <w:color w:val="DCDCDC"/>
+                <w:sz w:val="19"/>
+                <w:lang w:val="en-IN"/>
+              </w:rPr>
+              <w:lastRenderedPageBreak/>
+              <w:t>                        &lt;p&gt;When you omit cascading style sheets entirely, the semantic markup handles all of the structural heavy lifting. Elements like &lt;code&gt;&amp;</w:t>
+            </w:r>
+            <w:proofErr w:type="spellStart"/>
+            <w:r>
+              <w:rPr>
+                <w:rFonts w:ascii="Consolas" w:hAnsi="Consolas"/>
+                <w:color w:val="DCDCDC"/>
+                <w:sz w:val="19"/>
+                <w:lang w:val="en-IN"/>
+              </w:rPr>
+              <w:t>lt;main&amp;gt</w:t>
+            </w:r>
+            <w:proofErr w:type="spellEnd"/>
+            <w:r>
+              <w:rPr>
+                <w:rFonts w:ascii="Consolas" w:hAnsi="Consolas"/>
+                <w:color w:val="DCDCDC"/>
+                <w:sz w:val="19"/>
+                <w:lang w:val="en-IN"/>
+              </w:rPr>
+              <w:t>;&lt;/code&gt;, &lt;code&gt;&amp;</w:t>
+            </w:r>
+            <w:proofErr w:type="spellStart"/>
+            <w:r>
+              <w:rPr>
+                <w:rFonts w:ascii="Consolas" w:hAnsi="Consolas"/>
+                <w:color w:val="DCDCDC"/>
+                <w:sz w:val="19"/>
+                <w:lang w:val="en-IN"/>
+              </w:rPr>
+              <w:t>lt;article&amp;gt</w:t>
+            </w:r>
+            <w:proofErr w:type="spellEnd"/>
+            <w:r>
+              <w:rPr>
+                <w:rFonts w:ascii="Consolas" w:hAnsi="Consolas"/>
+                <w:color w:val="DCDCDC"/>
+                <w:sz w:val="19"/>
+                <w:lang w:val="en-IN"/>
+              </w:rPr>
+              <w:t>;&lt;/code&gt;, and &lt;code&gt;&amp;</w:t>
+            </w:r>
+            <w:proofErr w:type="spellStart"/>
+            <w:r>
+              <w:rPr>
+                <w:rFonts w:ascii="Consolas" w:hAnsi="Consolas"/>
+                <w:color w:val="DCDCDC"/>
+                <w:sz w:val="19"/>
+                <w:lang w:val="en-IN"/>
+              </w:rPr>
+              <w:t>lt;section&amp;gt</w:t>
+            </w:r>
+            <w:proofErr w:type="spellEnd"/>
+            <w:r>
+              <w:rPr>
+                <w:rFonts w:ascii="Consolas" w:hAnsi="Consolas"/>
+                <w:color w:val="DCDCDC"/>
+                <w:sz w:val="19"/>
+                <w:lang w:val="en-IN"/>
+              </w:rPr>
+              <w:t>;&lt;/code&gt; tell screen readers and web scrapers exactly how information flows.&lt;/p&gt;</w:t>
+            </w:r>
+          </w:p>
+          <w:p>
+            <w:pPr>
+              <w:spacing w:before="40" w:after="40" w:line="252" w:lineRule="auto"/>
+              <w:rPr>
+                <w:rFonts w:ascii="Consolas" w:hAnsi="Consolas"/>
+                <w:color w:val="DCDCDC"/>
+                <w:sz w:val="19"/>
+                <w:lang w:val="en-IN"/>
+              </w:rPr>
+            </w:pPr>
+            <w:r>
+              <w:rPr>
+                <w:rFonts w:ascii="Consolas" w:hAnsi="Consolas"/>
+                <w:color w:val="DCDCDC"/>
+                <w:sz w:val="19"/>
+                <w:lang w:val="en-IN"/>
+              </w:rPr>
+              <w:t>                        &lt;p&gt;Using raw browser defaults ensures excellent loading performance, perfect accessibility compliance, and absolute structural clarity.&lt;/p&gt;</w:t>
+            </w:r>
+          </w:p>
+          <w:p>
+            <w:pPr>
+              <w:spacing w:before="40" w:after="40" w:line="252" w:lineRule="auto"/>
+              <w:rPr>
+                <w:rFonts w:ascii="Consolas" w:hAnsi="Consolas"/>
+                <w:color w:val="DCDCDC"/>
+                <w:sz w:val="19"/>
+                <w:lang w:val="en-IN"/>
+              </w:rPr>
+            </w:pPr>
+            <w:r>
+              <w:rPr>
+                <w:rFonts w:ascii="Consolas" w:hAnsi="Consolas"/>
+                <w:color w:val="DCDCDC"/>
+                <w:sz w:val="19"/>
+                <w:lang w:val="en-IN"/>
+              </w:rPr>
+              <w:t>                    &lt;/article&gt;</w:t>
+            </w:r>
+          </w:p>
+          <w:p>
+            <w:pPr>
+              <w:spacing w:before="40" w:after="40" w:line="252" w:lineRule="auto"/>
+            </w:pPr>
             <w:r>
               <w:rPr>
                 <w:rFonts w:ascii="Consolas" w:hAnsi="Consolas"/>
@@ -701,7 +2372,6 @@
                 <w:sz w:val="19"/>
               </w:rPr>
               <w:br/>
-              <w:t>&lt;html lang="en"&gt;</w:t>
             </w:r>
             <w:r>
               <w:rPr>
@@ -710,7 +2380,7 @@
                 <w:sz w:val="19"/>
               </w:rPr>
               <w:br/>
-              <w:t>&lt;head&gt;</w:t>
+              <w:t xml:space="preserve">                    &lt;br&gt;&lt;hr&gt;&lt;br&gt;</w:t>
             </w:r>
             <w:r>
               <w:rPr>
@@ -719,7 +2389,6 @@
                 <w:sz w:val="19"/>
               </w:rPr>
               <w:br/>
-              <w:t xml:space="preserve">    &lt;meta charset="UTF-8"&gt;</w:t>
             </w:r>
             <w:r>
               <w:rPr>
@@ -728,7 +2397,7 @@
                 <w:sz w:val="19"/>
               </w:rPr>
               <w:br/>
-              <w:t xml:space="preserve">    &lt;meta name="viewport" content="width=device-width, initial-scale=1.0"&gt;</w:t>
+              <w:t xml:space="preserve">                     &lt;article&gt;</w:t>
             </w:r>
             <w:r>
               <w:rPr>
@@ -737,6 +2406,398 @@
                 <w:sz w:val="19"/>
               </w:rPr>
               <w:br/>
+              <w:t xml:space="preserve">                        &lt;h2&gt;2. Native Interaction Elements&lt;/h2&gt;</w:t>
+            </w:r>
+            <w:r>
+              <w:rPr>
+                <w:rFonts w:ascii="Consolas" w:hAnsi="Consolas"/>
+                <w:color w:val="DCDCDC"/>
+                <w:sz w:val="19"/>
+              </w:rPr>
+              <w:br/>
+              <w:t xml:space="preserve">                        &lt;p&gt;Published: July 5, 2026&lt;/p&gt;</w:t>
+            </w:r>
+            <w:r>
+              <w:rPr>
+                <w:rFonts w:ascii="Consolas" w:hAnsi="Consolas"/>
+                <w:color w:val="DCDCDC"/>
+                <w:sz w:val="19"/>
+              </w:rPr>
+              <w:br/>
+            </w:r>
+            <w:r>
+              <w:rPr>
+                <w:rFonts w:ascii="Consolas" w:hAnsi="Consolas"/>
+                <w:color w:val="DCDCDC"/>
+                <w:sz w:val="19"/>
+              </w:rPr>
+              <w:t xml:space="preserve">                        &lt;p&gt;Browsers come equipped with excellent interactive elements by default. We can capture text inputs, provide multiple-choice configurations, and submit structured information to backend parsers using pure markup.&lt;/p&gt;</w:t>
+            </w:r>
+            <w:r>
+              <w:rPr>
+                <w:rFonts w:ascii="Consolas" w:hAnsi="Consolas"/>
+                <w:color w:val="DCDCDC"/>
+                <w:sz w:val="19"/>
+              </w:rPr>
+              <w:br/>
+            </w:r>
+            <w:r>
+              <w:rPr>
+                <w:rFonts w:ascii="Consolas" w:hAnsi="Consolas"/>
+                <w:color w:val="DCDCDC"/>
+                <w:sz w:val="19"/>
+              </w:rPr>
+              <w:br/>
+              <w:t xml:space="preserve">                        &lt;h3&gt;Interactive Demonstration Forms&lt;/h3&gt;</w:t>
+            </w:r>
+            <w:r>
+              <w:rPr>
+                <w:rFonts w:ascii="Consolas" w:hAnsi="Consolas"/>
+                <w:color w:val="DCDCDC"/>
+                <w:sz w:val="19"/>
+              </w:rPr>
+              <w:br/>
+              <w:t xml:space="preserve">                        &lt;form id="contact" action="#" method="post"&gt;</w:t>
+            </w:r>
+            <w:r>
+              <w:rPr>
+                <w:rFonts w:ascii="Consolas" w:hAnsi="Consolas"/>
+                <w:color w:val="DCDCDC"/>
+                <w:sz w:val="19"/>
+              </w:rPr>
+              <w:br/>
+              <w:t xml:space="preserve">                            &lt;fieldset&gt;</w:t>
+            </w:r>
+            <w:r>
+              <w:rPr>
+                <w:rFonts w:ascii="Consolas" w:hAnsi="Consolas"/>
+                <w:color w:val="DCDCDC"/>
+                <w:sz w:val="19"/>
+              </w:rPr>
+              <w:br/>
+              <w:t xml:space="preserve">                                &lt;legend&gt;&lt;b&gt;User Inquiry Form&lt;/b&gt;&lt;/legend&gt;</w:t>
+            </w:r>
+            <w:r>
+              <w:rPr>
+                <w:rFonts w:ascii="Consolas" w:hAnsi="Consolas"/>
+                <w:color w:val="DCDCDC"/>
+                <w:sz w:val="19"/>
+              </w:rPr>
+              <w:br/>
+            </w:r>
+            <w:r>
+              <w:rPr>
+                <w:rFonts w:ascii="Consolas" w:hAnsi="Consolas"/>
+                <w:color w:val="DCDCDC"/>
+                <w:sz w:val="19"/>
+              </w:rPr>
+              <w:t xml:space="preserve">                                &lt;p&gt;</w:t>
+            </w:r>
+            <w:r>
+              <w:rPr>
+                <w:rFonts w:ascii="Consolas" w:hAnsi="Consolas"/>
+                <w:color w:val="DCDCDC"/>
+                <w:sz w:val="19"/>
+              </w:rPr>
+              <w:br/>
+              <w:t xml:space="preserve">                                    &lt;label for="name"&gt;Full Name: &lt;/label&gt;</w:t>
+            </w:r>
+            <w:r>
+              <w:rPr>
+                <w:rFonts w:ascii="Consolas" w:hAnsi="Consolas"/>
+                <w:color w:val="DCDCDC"/>
+                <w:sz w:val="19"/>
+              </w:rPr>
+              <w:br/>
+              <w:t xml:space="preserve">                                    &lt;input type="text" id="name" name="username" required placeholder="John Doe"&gt;</w:t>
+            </w:r>
+            <w:r>
+              <w:rPr>
+                <w:rFonts w:ascii="Consolas" w:hAnsi="Consolas"/>
+                <w:color w:val="DCDCDC"/>
+                <w:sz w:val="19"/>
+              </w:rPr>
+              <w:br/>
+              <w:t xml:space="preserve">                                &lt;/p&gt;</w:t>
+            </w:r>
+            <w:r>
+              <w:rPr>
+                <w:rFonts w:ascii="Consolas" w:hAnsi="Consolas"/>
+                <w:color w:val="DCDCDC"/>
+                <w:sz w:val="19"/>
+              </w:rPr>
+              <w:br/>
+              <w:t xml:space="preserve">                                &lt;p&gt;</w:t>
+            </w:r>
+            <w:r>
+              <w:rPr>
+                <w:rFonts w:ascii="Consolas" w:hAnsi="Consolas"/>
+                <w:color w:val="DCDCDC"/>
+                <w:sz w:val="19"/>
+              </w:rPr>
+              <w:br/>
+              <w:t xml:space="preserve">                                    &lt;label for="email"&gt;Email Address: &lt;/label&gt;</w:t>
+            </w:r>
+            <w:r>
+              <w:rPr>
+                <w:rFonts w:ascii="Consolas" w:hAnsi="Consolas"/>
+                <w:color w:val="DCDCDC"/>
+                <w:sz w:val="19"/>
+              </w:rPr>
+              <w:br/>
+              <w:t xml:space="preserve">                                    &lt;input type="email" id="email" name="useremail" required&gt;</w:t>
+            </w:r>
+            <w:r>
+              <w:rPr>
+                <w:rFonts w:ascii="Consolas" w:hAnsi="Consolas"/>
+                <w:color w:val="DCDCDC"/>
+                <w:sz w:val="19"/>
+              </w:rPr>
+              <w:br/>
+              <w:t xml:space="preserve">                                &lt;/p&gt;</w:t>
+            </w:r>
+            <w:r>
+              <w:rPr>
+                <w:rFonts w:ascii="Consolas" w:hAnsi="Consolas"/>
+                <w:color w:val="DCDCDC"/>
+                <w:sz w:val="19"/>
+              </w:rPr>
+              <w:br/>
+            </w:r>
+            <w:r>
+              <w:rPr>
+                <w:rFonts w:ascii="Consolas" w:hAnsi="Consolas"/>
+                <w:color w:val="DCDCDC"/>
+                <w:sz w:val="19"/>
+              </w:rPr>
+              <w:t xml:space="preserve">                                &lt;p&gt;</w:t>
+            </w:r>
+            <w:r>
+              <w:rPr>
+                <w:rFonts w:ascii="Consolas" w:hAnsi="Consolas"/>
+                <w:color w:val="DCDCDC"/>
+                <w:sz w:val="19"/>
+              </w:rPr>
+              <w:br/>
+              <w:t xml:space="preserve">                                    &lt;label for="topic"&gt;Inquiry Topic: &lt;/label&gt;</w:t>
+            </w:r>
+            <w:r>
+              <w:rPr>
+                <w:rFonts w:ascii="Consolas" w:hAnsi="Consolas"/>
+                <w:color w:val="DCDCDC"/>
+                <w:sz w:val="19"/>
+              </w:rPr>
+              <w:br/>
+              <w:t xml:space="preserve">                                    &lt;select id="topic" name="usertopic"&gt;</w:t>
+            </w:r>
+            <w:r>
+              <w:rPr>
+                <w:rFonts w:ascii="Consolas" w:hAnsi="Consolas"/>
+                <w:color w:val="DCDCDC"/>
+                <w:sz w:val="19"/>
+              </w:rPr>
+              <w:br/>
+              <w:t xml:space="preserve">                                        &lt;option value="general"&gt;General Feedback&lt;/option&gt;</w:t>
+            </w:r>
+            <w:r>
+              <w:rPr>
+                <w:rFonts w:ascii="Consolas" w:hAnsi="Consolas"/>
+                <w:color w:val="DCDCDC"/>
+                <w:sz w:val="19"/>
+              </w:rPr>
+              <w:br/>
+              <w:t xml:space="preserve">                                        &lt;option value="technical"&gt;Technical Architecture&lt;/option&gt;</w:t>
+            </w:r>
+            <w:r>
+              <w:rPr>
+                <w:rFonts w:ascii="Consolas" w:hAnsi="Consolas"/>
+                <w:color w:val="DCDCDC"/>
+                <w:sz w:val="19"/>
+              </w:rPr>
+              <w:br/>
+              <w:t xml:space="preserve">                                        &lt;option value="academics"&gt;Academic Curriculum&lt;/option&gt;</w:t>
+            </w:r>
+            <w:r>
+              <w:rPr>
+                <w:rFonts w:ascii="Consolas" w:hAnsi="Consolas"/>
+                <w:color w:val="DCDCDC"/>
+                <w:sz w:val="19"/>
+              </w:rPr>
+              <w:br/>
+            </w:r>
+            <w:r>
+              <w:rPr>
+                <w:rFonts w:ascii="Consolas" w:hAnsi="Consolas"/>
+                <w:color w:val="DCDCDC"/>
+                <w:sz w:val="19"/>
+              </w:rPr>
+              <w:t xml:space="preserve">                                    &lt;/select&gt;</w:t>
+            </w:r>
+            <w:r>
+              <w:rPr>
+                <w:rFonts w:ascii="Consolas" w:hAnsi="Consolas"/>
+                <w:color w:val="DCDCDC"/>
+                <w:sz w:val="19"/>
+              </w:rPr>
+              <w:br/>
+              <w:t xml:space="preserve">                                &lt;/p&gt;</w:t>
+            </w:r>
+            <w:r>
+              <w:rPr>
+                <w:rFonts w:ascii="Consolas" w:hAnsi="Consolas"/>
+                <w:color w:val="DCDCDC"/>
+                <w:sz w:val="19"/>
+              </w:rPr>
+              <w:br/>
+              <w:t xml:space="preserve">                                &lt;p&gt;</w:t>
+            </w:r>
+            <w:r>
+              <w:rPr>
+                <w:rFonts w:ascii="Consolas" w:hAnsi="Consolas"/>
+                <w:color w:val="DCDCDC"/>
+                <w:sz w:val="19"/>
+              </w:rPr>
+              <w:br/>
+              <w:t xml:space="preserve">                                    &lt;label for="message"&gt;Message Details:&lt;/label&gt;&lt;br&gt;</w:t>
+            </w:r>
+            <w:r>
+              <w:rPr>
+                <w:rFonts w:ascii="Consolas" w:hAnsi="Consolas"/>
+                <w:color w:val="DCDCDC"/>
+                <w:sz w:val="19"/>
+              </w:rPr>
+              <w:br/>
+              <w:t xml:space="preserve">                                    &lt;textarea id="message" name="usermessage" rows="5" cols="40" placeholder="Type your notes here..."&gt;&lt;/textarea&gt;</w:t>
+            </w:r>
+            <w:r>
+              <w:rPr>
+                <w:rFonts w:ascii="Consolas" w:hAnsi="Consolas"/>
+                <w:color w:val="DCDCDC"/>
+                <w:sz w:val="19"/>
+              </w:rPr>
+              <w:br/>
+              <w:t xml:space="preserve">                                &lt;/p&gt;</w:t>
+            </w:r>
+            <w:r>
+              <w:rPr>
+                <w:rFonts w:ascii="Consolas" w:hAnsi="Consolas"/>
+                <w:color w:val="DCDCDC"/>
+                <w:sz w:val="19"/>
+              </w:rPr>
+              <w:br/>
+              <w:t xml:space="preserve">                                &lt;p&gt;</w:t>
+            </w:r>
+            <w:r>
+              <w:rPr>
+                <w:rFonts w:ascii="Consolas" w:hAnsi="Consolas"/>
+                <w:color w:val="DCDCDC"/>
+                <w:sz w:val="19"/>
+              </w:rPr>
+              <w:br/>
+              <w:t xml:space="preserve">                                    &lt;input type="submit" value="Submit Form Data"&gt;</w:t>
+            </w:r>
+            <w:r>
+              <w:rPr>
+                <w:rFonts w:ascii="Consolas" w:hAnsi="Consolas"/>
+                <w:color w:val="DCDCDC"/>
+                <w:sz w:val="19"/>
+              </w:rPr>
+              <w:br/>
+            </w:r>
+            <w:r>
+              <w:rPr>
+                <w:rFonts w:ascii="Consolas" w:hAnsi="Consolas"/>
+                <w:color w:val="DCDCDC"/>
+                <w:sz w:val="19"/>
+              </w:rPr>
+              <w:t xml:space="preserve">                                    &lt;input type="reset" value="Clear Entries"&gt;</w:t>
+            </w:r>
+            <w:r>
+              <w:rPr>
+                <w:rFonts w:ascii="Consolas" w:hAnsi="Consolas"/>
+                <w:color w:val="DCDCDC"/>
+                <w:sz w:val="19"/>
+              </w:rPr>
+              <w:br/>
+              <w:t xml:space="preserve">                                &lt;/p&gt;</w:t>
+            </w:r>
+            <w:r>
+              <w:rPr>
+                <w:rFonts w:ascii="Consolas" w:hAnsi="Consolas"/>
+                <w:color w:val="DCDCDC"/>
+                <w:sz w:val="19"/>
+              </w:rPr>
+              <w:br/>
+              <w:t xml:space="preserve">                            &lt;/fieldset&gt;</w:t>
+            </w:r>
+            <w:r>
+              <w:rPr>
+                <w:rFonts w:ascii="Consolas" w:hAnsi="Consolas"/>
+                <w:color w:val="DCDCDC"/>
+                <w:sz w:val="19"/>
+              </w:rPr>
+              <w:br/>
+              <w:t xml:space="preserve">                        &lt;/form&gt;</w:t>
+            </w:r>
+            <w:r>
+              <w:rPr>
+                <w:rFonts w:ascii="Consolas" w:hAnsi="Consolas"/>
+                <w:color w:val="DCDCDC"/>
+                <w:sz w:val="19"/>
+              </w:rPr>
+              <w:br/>
+              <w:t xml:space="preserve">                        &lt;/article&gt;</w:t>
+            </w:r>
+            <w:r>
+              <w:rPr>
+                <w:rFonts w:ascii="Consolas" w:hAnsi="Consolas"/>
+                <w:color w:val="DCDCDC"/>
+                <w:sz w:val="19"/>
+              </w:rPr>
+              <w:br/>
+            </w:r>
+            <w:r>
+              <w:rPr>
+                <w:rFonts w:ascii="Consolas" w:hAnsi="Consolas"/>
+                <w:color w:val="DCDCDC"/>
+                <w:sz w:val="19"/>
+              </w:rPr>
+              <w:br/>
+              <w:t xml:space="preserve">                &lt;/main&gt;</w:t>
+            </w:r>
+            <w:r>
+              <w:rPr>
+                <w:rFonts w:ascii="Consolas" w:hAnsi="Consolas"/>
+                <w:color w:val="DCDCDC"/>
+                <w:sz w:val="19"/>
+              </w:rPr>
+              <w:br/>
+              <w:t xml:space="preserve">            &lt;/td&gt;</w:t>
+            </w:r>
+            <w:r>
+              <w:rPr>
+                <w:rFonts w:ascii="Consolas" w:hAnsi="Consolas"/>
+                <w:color w:val="DCDCDC"/>
+                <w:sz w:val="19"/>
+              </w:rPr>
+              <w:br/>
+            </w:r>
+            <w:r>
+              <w:rPr>
+                <w:rFonts w:ascii="Consolas" w:hAnsi="Consolas"/>
+                <w:color w:val="DCDCDC"/>
+                <w:sz w:val="19"/>
+              </w:rPr>
+              <w:br/>
+              <w:t xml:space="preserve">            &lt;!-- Right Side: Sidebar Column --&gt;</w:t>
+            </w:r>
+            <w:r>
+              <w:rPr>
+                <w:rFonts w:ascii="Consolas" w:hAnsi="Consolas"/>
+                <w:color w:val="DCDCDC"/>
+                <w:sz w:val="19"/>
+              </w:rPr>
+              <w:br/>
             </w:r>
             <w:r>
               <w:rPr>
@@ -745,7 +2806,7 @@
                 <w:sz w:val="19"/>
               </w:rPr>
               <w:lastRenderedPageBreak/>
-              <w:t xml:space="preserve">    &lt;title&gt;Pure Semantic HTML Static Webpage&lt;/title&gt;</w:t>
+              <w:t xml:space="preserve">            &lt;td width="30%" bgcolor="#f4f4f4"&gt;</w:t>
             </w:r>
             <w:r>
               <w:rPr>
@@ -754,7 +2815,7 @@
                 <w:sz w:val="19"/>
               </w:rPr>
               <w:br/>
-              <w:t>&lt;/head&gt;</w:t>
+              <w:t xml:space="preserve">                &lt;aside id="about"&gt;</w:t>
             </w:r>
             <w:r>
               <w:rPr>
@@ -763,7 +2824,7 @@
                 <w:sz w:val="19"/>
               </w:rPr>
               <w:br/>
-              <w:t>&lt;body&gt;</w:t>
+              <w:t xml:space="preserve">                    &lt;h3&gt;Document References&lt;/h3&gt;</w:t>
             </w:r>
             <w:r>
               <w:rPr>
@@ -772,7 +2833,14 @@
                 <w:sz w:val="19"/>
               </w:rPr>
               <w:br/>
-              <w:t xml:space="preserve">        &lt;!-- Header Section --&gt;</w:t>
+            </w:r>
+            <w:r>
+              <w:rPr>
+                <w:rFonts w:ascii="Consolas" w:hAnsi="Consolas"/>
+                <w:color w:val="DCDCDC"/>
+                <w:sz w:val="19"/>
+              </w:rPr>
+              <w:t xml:space="preserve">                    &lt;p&gt;Static pages map data out directly without real-time database queries or processor overhead.&lt;/p&gt;</w:t>
             </w:r>
             <w:r>
               <w:rPr>
@@ -781,7 +2849,7 @@
                 <w:sz w:val="19"/>
               </w:rPr>
               <w:br/>
-              <w:t xml:space="preserve">         &lt;header&gt;</w:t>
+              <w:t xml:space="preserve">                   </w:t>
             </w:r>
             <w:r>
               <w:rPr>
@@ -790,7 +2858,7 @@
                 <w:sz w:val="19"/>
               </w:rPr>
               <w:br/>
-              <w:t xml:space="preserve">            &lt;table width="100%" border="0" cellspacing="0" cellpadding="0"&gt;</w:t>
+              <w:t xml:space="preserve">                    &lt;h4&gt;Core Benefits:&lt;/h4&gt;</w:t>
             </w:r>
             <w:r>
               <w:rPr>
@@ -799,7 +2867,7 @@
                 <w:sz w:val="19"/>
               </w:rPr>
               <w:br/>
-              <w:t xml:space="preserve">                &lt;tr&gt;</w:t>
+              <w:t xml:space="preserve">                    &lt;ul&gt;</w:t>
             </w:r>
             <w:r>
               <w:rPr>
@@ -808,7 +2876,7 @@
                 <w:sz w:val="19"/>
               </w:rPr>
               <w:br/>
-              <w:t xml:space="preserve">                    &lt;td&gt;</w:t>
+              <w:t xml:space="preserve">                        &lt;li&gt;Instant browser painting&lt;/li&gt;</w:t>
             </w:r>
             <w:r>
               <w:rPr>
@@ -817,7 +2885,7 @@
                 <w:sz w:val="19"/>
               </w:rPr>
               <w:br/>
-              <w:t xml:space="preserve">                    &lt;h1&gt;StaticWeb&lt;/h1&gt;</w:t>
+              <w:t xml:space="preserve">                        &lt;li&gt;Low memory footprints&lt;/li&gt;</w:t>
             </w:r>
             <w:r>
               <w:rPr>
@@ -826,7 +2894,7 @@
                 <w:sz w:val="19"/>
               </w:rPr>
               <w:br/>
-              <w:t xml:space="preserve">                &lt;/td</w:t>
+              <w:t xml:space="preserve">                        &lt;li&gt;High data compatibility&lt;/li&gt;</w:t>
             </w:r>
             <w:r>
               <w:rPr>
@@ -835,7 +2903,7 @@
                 <w:sz w:val="19"/>
               </w:rPr>
               <w:br/>
-              <w:t xml:space="preserve">                    &lt;td&gt;</w:t>
+              <w:t xml:space="preserve">                    &lt;/ul&gt;</w:t>
             </w:r>
             <w:r>
               <w:rPr>
@@ -844,7 +2912,6 @@
                 <w:sz w:val="19"/>
               </w:rPr>
               <w:br/>
-              <w:t xml:space="preserve">                        &lt;td align="right"&gt;</w:t>
             </w:r>
             <w:r>
               <w:rPr>
@@ -853,7 +2920,7 @@
                 <w:sz w:val="19"/>
               </w:rPr>
               <w:br/>
-              <w:t xml:space="preserve">                            &lt;nav&gt;</w:t>
+              <w:t xml:space="preserve">                    &lt;h4&gt;Required Components:&lt;/h4&gt;</w:t>
             </w:r>
             <w:r>
               <w:rPr>
@@ -862,7 +2929,7 @@
                 <w:sz w:val="19"/>
               </w:rPr>
               <w:br/>
-              <w:t xml:space="preserve">                                &lt;a href="#home"&gt;Home&lt;/a&gt; &amp;nbsp;|&amp;nbsp;</w:t>
+              <w:t xml:space="preserve">                    &lt;ol&gt;</w:t>
             </w:r>
             <w:r>
               <w:rPr>
@@ -871,7 +2938,14 @@
                 <w:sz w:val="19"/>
               </w:rPr>
               <w:br/>
-              <w:t xml:space="preserve">                        &lt;a href="#articles"&gt;Articles&lt;/a&gt; &amp;nbsp;|&amp;nbsp;</w:t>
+            </w:r>
+            <w:r>
+              <w:rPr>
+                <w:rFonts w:ascii="Consolas" w:hAnsi="Consolas"/>
+                <w:color w:val="DCDCDC"/>
+                <w:sz w:val="19"/>
+              </w:rPr>
+              <w:t xml:space="preserve">                        &lt;li&gt;Document Type Definition&lt;/li&gt;</w:t>
             </w:r>
             <w:r>
               <w:rPr>
@@ -880,7 +2954,7 @@
                 <w:sz w:val="19"/>
               </w:rPr>
               <w:br/>
-              <w:t xml:space="preserve">                        &lt;a href="#about"&gt;About&lt;/a&gt; &amp;nbsp;|&amp;nbsp;</w:t>
+              <w:t xml:space="preserve">                        &lt;li&gt;Semantic Wrapper Blocks&lt;/li&gt;</w:t>
             </w:r>
             <w:r>
               <w:rPr>
@@ -889,7 +2963,7 @@
                 <w:sz w:val="19"/>
               </w:rPr>
               <w:br/>
-              <w:t xml:space="preserve">                        &lt;a href="#contact"&gt;Contact Us&lt;/a&gt;</w:t>
+              <w:t xml:space="preserve">                        &lt;li&gt;Data Input Control Interfaces&lt;/li&gt;</w:t>
             </w:r>
             <w:r>
               <w:rPr>
@@ -898,7 +2972,7 @@
                 <w:sz w:val="19"/>
               </w:rPr>
               <w:br/>
-              <w:t xml:space="preserve">                            &lt;/nav&gt;</w:t>
+              <w:t xml:space="preserve">                    &lt;/ol&gt;</w:t>
             </w:r>
             <w:r>
               <w:rPr>
@@ -907,7 +2981,7 @@
                 <w:sz w:val="19"/>
               </w:rPr>
               <w:br/>
-              <w:t xml:space="preserve">                        &lt;/td&gt;</w:t>
+              <w:t xml:space="preserve">                &lt;/aside&gt;</w:t>
             </w:r>
             <w:r>
               <w:rPr>
@@ -916,7 +2990,7 @@
                 <w:sz w:val="19"/>
               </w:rPr>
               <w:br/>
-              <w:t xml:space="preserve">                    &lt;/td&gt;</w:t>
+              <w:t xml:space="preserve">            &lt;/td&gt;</w:t>
             </w:r>
             <w:r>
               <w:rPr>
@@ -925,7 +2999,6 @@
                 <w:sz w:val="19"/>
               </w:rPr>
               <w:br/>
-              <w:t xml:space="preserve">                &lt;/tr&gt;</w:t>
             </w:r>
             <w:r>
               <w:rPr>
@@ -934,7 +3007,7 @@
                 <w:sz w:val="19"/>
               </w:rPr>
               <w:br/>
-              <w:t xml:space="preserve">            &lt;/table&gt;</w:t>
+              <w:t xml:space="preserve">        &lt;/tr&gt;</w:t>
             </w:r>
             <w:r>
               <w:rPr>
@@ -943,7 +3016,7 @@
                 <w:sz w:val="19"/>
               </w:rPr>
               <w:br/>
-              <w:t xml:space="preserve">         &lt;/header&gt;</w:t>
+              <w:t xml:space="preserve">    &lt;/table&gt;</w:t>
             </w:r>
             <w:r>
               <w:rPr>
@@ -952,7 +3025,6 @@
                 <w:sz w:val="19"/>
               </w:rPr>
               <w:br/>
-              <w:t xml:space="preserve">         &lt;hr&gt;</w:t>
             </w:r>
             <w:r>
               <w:rPr>
@@ -961,6 +3033,7 @@
                 <w:sz w:val="19"/>
               </w:rPr>
               <w:br/>
+              <w:t xml:space="preserve">    &lt;hr&gt;</w:t>
             </w:r>
             <w:r>
               <w:rPr>
@@ -969,7 +3042,6 @@
                 <w:sz w:val="19"/>
               </w:rPr>
               <w:br/>
-              <w:t xml:space="preserve">         &lt;!-- Hero / Showcase Section --&gt;</w:t>
             </w:r>
             <w:r>
               <w:rPr>
@@ -978,7 +3050,16 @@
                 <w:sz w:val="19"/>
               </w:rPr>
               <w:br/>
-              <w:t xml:space="preserve">    &lt;section id="home"&gt;</w:t>
+              <w:t xml:space="preserve">    &lt;!-- Footer Section --&gt;</w:t>
+            </w:r>
+            <w:r>
+              <w:rPr>
+                <w:rFonts w:ascii="Consolas" w:hAnsi="Consolas"/>
+                <w:color w:val="DCDCDC"/>
+                <w:sz w:val="19"/>
+              </w:rPr>
+              <w:br/>
+              <w:t xml:space="preserve">    &lt;footer&gt;</w:t>
             </w:r>
             <w:r>
               <w:rPr>
@@ -996,25 +3077,25 @@
                 <w:sz w:val="19"/>
               </w:rPr>
               <w:br/>
-              <w:t xml:space="preserve">            &lt;h2&gt;Semantic Structures Without CSS&lt;/h2&gt;</w:t>
-            </w:r>
-            <w:r>
-              <w:rPr>
-                <w:rFonts w:ascii="Consolas" w:hAnsi="Consolas"/>
-                <w:color w:val="DCDCDC"/>
-                <w:sz w:val="19"/>
-              </w:rPr>
-              <w:br/>
-              <w:t xml:space="preserve">            &lt;p&gt;This layout uses raw HTML components to build an organized document hierarchy that browsers can cleanly parse out-of-the-box.&lt;/p&gt;</w:t>
-            </w:r>
-            <w:r>
-              <w:rPr>
-                <w:rFonts w:ascii="Consolas" w:hAnsi="Consolas"/>
-                <w:color w:val="DCDCDC"/>
-                <w:sz w:val="19"/>
-              </w:rPr>
-              <w:br/>
-              <w:t xml:space="preserve">            &lt;p&gt;&lt;a href="#articles"&gt;&lt;b&gt;Read Our Articles Below &amp;darr;&lt;/b&gt;&lt;/a&gt;&lt;/p&gt;</w:t>
+              <w:t xml:space="preserve">            &lt;p&gt;&amp;copy; 2026 Pure HTML Architecture. Assembled completely without style </w:t>
+            </w:r>
+            <w:proofErr w:type="gramStart"/>
+            <w:r>
+              <w:rPr>
+                <w:rFonts w:ascii="Consolas" w:hAnsi="Consolas"/>
+                <w:color w:val="DCDCDC"/>
+                <w:sz w:val="19"/>
+              </w:rPr>
+              <w:t>configurations.&lt;</w:t>
+            </w:r>
+            <w:proofErr w:type="gramEnd"/>
+            <w:r>
+              <w:rPr>
+                <w:rFonts w:ascii="Consolas" w:hAnsi="Consolas"/>
+                <w:color w:val="DCDCDC"/>
+                <w:sz w:val="19"/>
+              </w:rPr>
+              <w:t>/p&gt;</w:t>
             </w:r>
             <w:r>
               <w:rPr>
@@ -1032,842 +3113,6 @@
                 <w:sz w:val="19"/>
               </w:rPr>
               <w:br/>
-              <w:t xml:space="preserve">    &lt;/section&gt;</w:t>
-            </w:r>
-            <w:r>
-              <w:rPr>
-                <w:rFonts w:ascii="Consolas" w:hAnsi="Consolas"/>
-                <w:color w:val="DCDCDC"/>
-                <w:sz w:val="19"/>
-              </w:rPr>
-              <w:br/>
-            </w:r>
-            <w:r>
-              <w:rPr>
-                <w:rFonts w:ascii="Consolas" w:hAnsi="Consolas"/>
-                <w:color w:val="DCDCDC"/>
-                <w:sz w:val="19"/>
-              </w:rPr>
-              <w:br/>
-              <w:t xml:space="preserve">    &lt;hr&gt;</w:t>
-            </w:r>
-            <w:r>
-              <w:rPr>
-                <w:rFonts w:ascii="Consolas" w:hAnsi="Consolas"/>
-                <w:color w:val="DCDCDC"/>
-                <w:sz w:val="19"/>
-              </w:rPr>
-              <w:br/>
-            </w:r>
-            <w:r>
-              <w:rPr>
-                <w:rFonts w:ascii="Consolas" w:hAnsi="Consolas"/>
-                <w:color w:val="DCDCDC"/>
-                <w:sz w:val="19"/>
-              </w:rPr>
-              <w:br/>
-              <w:t xml:space="preserve">    &lt;!-- Main Content Layout using a Structural Table --&gt;</w:t>
-            </w:r>
-            <w:r>
-              <w:rPr>
-                <w:rFonts w:ascii="Consolas" w:hAnsi="Consolas"/>
-                <w:color w:val="DCDCDC"/>
-                <w:sz w:val="19"/>
-              </w:rPr>
-              <w:br/>
-              <w:t xml:space="preserve">     &lt;table width="100%" border="0" cellspacing="0" cellpadding="20"&gt;</w:t>
-            </w:r>
-            <w:r>
-              <w:rPr>
-                <w:rFonts w:ascii="Consolas" w:hAnsi="Consolas"/>
-                <w:color w:val="DCDCDC"/>
-                <w:sz w:val="19"/>
-              </w:rPr>
-              <w:br/>
-              <w:t xml:space="preserve">        &lt;tr valign="top"&gt;</w:t>
-            </w:r>
-            <w:r>
-              <w:rPr>
-                <w:rFonts w:ascii="Consolas" w:hAnsi="Consolas"/>
-                <w:color w:val="DCDCDC"/>
-                <w:sz w:val="19"/>
-              </w:rPr>
-              <w:br/>
-              <w:t xml:space="preserve">           </w:t>
-            </w:r>
-            <w:r>
-              <w:rPr>
-                <w:rFonts w:ascii="Consolas" w:hAnsi="Consolas"/>
-                <w:color w:val="DCDCDC"/>
-                <w:sz w:val="19"/>
-              </w:rPr>
-              <w:br/>
-              <w:t xml:space="preserve">            &lt;!-- Left Side: Main Content Column --&gt;</w:t>
-            </w:r>
-            <w:r>
-              <w:rPr>
-                <w:rFonts w:ascii="Consolas" w:hAnsi="Consolas"/>
-                <w:color w:val="DCDCDC"/>
-                <w:sz w:val="19"/>
-              </w:rPr>
-              <w:br/>
-              <w:t xml:space="preserve">            &lt;td width="70%"&gt;</w:t>
-            </w:r>
-            <w:r>
-              <w:rPr>
-                <w:rFonts w:ascii="Consolas" w:hAnsi="Consolas"/>
-                <w:color w:val="DCDCDC"/>
-                <w:sz w:val="19"/>
-              </w:rPr>
-              <w:br/>
-              <w:t xml:space="preserve">                &lt;main id="articles"&gt;</w:t>
-            </w:r>
-            <w:r>
-              <w:rPr>
-                <w:rFonts w:ascii="Consolas" w:hAnsi="Consolas"/>
-                <w:color w:val="DCDCDC"/>
-                <w:sz w:val="19"/>
-              </w:rPr>
-              <w:br/>
-              <w:t xml:space="preserve">                   </w:t>
-            </w:r>
-            <w:r>
-              <w:rPr>
-                <w:rFonts w:ascii="Consolas" w:hAnsi="Consolas"/>
-                <w:color w:val="DCDCDC"/>
-                <w:sz w:val="19"/>
-              </w:rPr>
-              <w:br/>
-              <w:t xml:space="preserve">                    &lt;article&gt;</w:t>
-            </w:r>
-            <w:r>
-              <w:rPr>
-                <w:rFonts w:ascii="Consolas" w:hAnsi="Consolas"/>
-                <w:color w:val="DCDCDC"/>
-                <w:sz w:val="19"/>
-              </w:rPr>
-              <w:br/>
-              <w:t xml:space="preserve">                        &lt;h2&gt;1. Core Structural Tags&lt;/h2&gt;</w:t>
-            </w:r>
-            <w:r>
-              <w:rPr>
-                <w:rFonts w:ascii="Consolas" w:hAnsi="Consolas"/>
-                <w:color w:val="DCDCDC"/>
-                <w:sz w:val="19"/>
-              </w:rPr>
-              <w:br/>
-              <w:t xml:space="preserve">                        &lt;p&gt;Published: July 7, 2026&lt;/p&gt;</w:t>
-            </w:r>
-            <w:r>
-              <w:rPr>
-                <w:rFonts w:ascii="Consolas" w:hAnsi="Consolas"/>
-                <w:color w:val="DCDCDC"/>
-                <w:sz w:val="19"/>
-              </w:rPr>
-              <w:br/>
-              <w:t xml:space="preserve">                        &lt;p&gt;When you omit cascading style sheets entirely, the semantic markup handles all of the structural heavy lifting. Elements like &lt;code&gt;&amp;lt;main&amp;gt;&lt;/code&gt;, &lt;code&gt;&amp;lt;article&amp;gt;&lt;/code&gt;, and &lt;code&gt;&amp;lt;section&amp;gt;&lt;/code&gt; tell screen readers and web scrapers exactly how information flows.&lt;/p&gt;</w:t>
-            </w:r>
-            <w:r>
-              <w:rPr>
-                <w:rFonts w:ascii="Consolas" w:hAnsi="Consolas"/>
-                <w:color w:val="DCDCDC"/>
-                <w:sz w:val="19"/>
-              </w:rPr>
-              <w:br/>
-              <w:t xml:space="preserve">                        &lt;p&gt;Using raw browser defaults ensures excellent loading performance, perfect accessibility compliance, and absolute structural clarity.&lt;/p&gt;</w:t>
-            </w:r>
-            <w:r>
-              <w:rPr>
-                <w:rFonts w:ascii="Consolas" w:hAnsi="Consolas"/>
-                <w:color w:val="DCDCDC"/>
-                <w:sz w:val="19"/>
-              </w:rPr>
-              <w:br/>
-              <w:t xml:space="preserve">                    &lt;/article&gt;</w:t>
-            </w:r>
-            <w:r>
-              <w:rPr>
-                <w:rFonts w:ascii="Consolas" w:hAnsi="Consolas"/>
-                <w:color w:val="DCDCDC"/>
-                <w:sz w:val="19"/>
-              </w:rPr>
-              <w:br/>
-            </w:r>
-            <w:r>
-              <w:rPr>
-                <w:rFonts w:ascii="Consolas" w:hAnsi="Consolas"/>
-                <w:color w:val="DCDCDC"/>
-                <w:sz w:val="19"/>
-              </w:rPr>
-              <w:lastRenderedPageBreak/>
-              <w:br/>
-              <w:t xml:space="preserve">                    &lt;br&gt;&lt;hr&gt;&lt;br&gt;</w:t>
-            </w:r>
-            <w:r>
-              <w:rPr>
-                <w:rFonts w:ascii="Consolas" w:hAnsi="Consolas"/>
-                <w:color w:val="DCDCDC"/>
-                <w:sz w:val="19"/>
-              </w:rPr>
-              <w:br/>
-            </w:r>
-            <w:r>
-              <w:rPr>
-                <w:rFonts w:ascii="Consolas" w:hAnsi="Consolas"/>
-                <w:color w:val="DCDCDC"/>
-                <w:sz w:val="19"/>
-              </w:rPr>
-              <w:br/>
-              <w:t xml:space="preserve">                     &lt;article&gt;</w:t>
-            </w:r>
-            <w:r>
-              <w:rPr>
-                <w:rFonts w:ascii="Consolas" w:hAnsi="Consolas"/>
-                <w:color w:val="DCDCDC"/>
-                <w:sz w:val="19"/>
-              </w:rPr>
-              <w:br/>
-              <w:t xml:space="preserve">                        &lt;h2&gt;2. Native Interaction Elements&lt;/h2&gt;</w:t>
-            </w:r>
-            <w:r>
-              <w:rPr>
-                <w:rFonts w:ascii="Consolas" w:hAnsi="Consolas"/>
-                <w:color w:val="DCDCDC"/>
-                <w:sz w:val="19"/>
-              </w:rPr>
-              <w:br/>
-              <w:t xml:space="preserve">                        &lt;p&gt;Published: July 5, 2026&lt;/p&gt;</w:t>
-            </w:r>
-            <w:r>
-              <w:rPr>
-                <w:rFonts w:ascii="Consolas" w:hAnsi="Consolas"/>
-                <w:color w:val="DCDCDC"/>
-                <w:sz w:val="19"/>
-              </w:rPr>
-              <w:br/>
-              <w:t xml:space="preserve">                        &lt;p&gt;Browsers come equipped with excellent interactive elements by default. We can capture text inputs, provide multiple-choice configurations, and submit structured information to backend parsers using pure markup.&lt;/p&gt;</w:t>
-            </w:r>
-            <w:r>
-              <w:rPr>
-                <w:rFonts w:ascii="Consolas" w:hAnsi="Consolas"/>
-                <w:color w:val="DCDCDC"/>
-                <w:sz w:val="19"/>
-              </w:rPr>
-              <w:br/>
-            </w:r>
-            <w:r>
-              <w:rPr>
-                <w:rFonts w:ascii="Consolas" w:hAnsi="Consolas"/>
-                <w:color w:val="DCDCDC"/>
-                <w:sz w:val="19"/>
-              </w:rPr>
-              <w:br/>
-              <w:t xml:space="preserve">                        &lt;h3&gt;Interactive Demonstration Forms&lt;/h3&gt;</w:t>
-            </w:r>
-            <w:r>
-              <w:rPr>
-                <w:rFonts w:ascii="Consolas" w:hAnsi="Consolas"/>
-                <w:color w:val="DCDCDC"/>
-                <w:sz w:val="19"/>
-              </w:rPr>
-              <w:br/>
-              <w:t xml:space="preserve">                        &lt;form id="contact" action="#" method="post"&gt;</w:t>
-            </w:r>
-            <w:r>
-              <w:rPr>
-                <w:rFonts w:ascii="Consolas" w:hAnsi="Consolas"/>
-                <w:color w:val="DCDCDC"/>
-                <w:sz w:val="19"/>
-              </w:rPr>
-              <w:br/>
-              <w:t xml:space="preserve">                            &lt;fieldset&gt;</w:t>
-            </w:r>
-            <w:r>
-              <w:rPr>
-                <w:rFonts w:ascii="Consolas" w:hAnsi="Consolas"/>
-                <w:color w:val="DCDCDC"/>
-                <w:sz w:val="19"/>
-              </w:rPr>
-              <w:br/>
-              <w:t xml:space="preserve">                                &lt;legend&gt;&lt;b&gt;User Inquiry Form&lt;/b&gt;&lt;/legend&gt;</w:t>
-            </w:r>
-            <w:r>
-              <w:rPr>
-                <w:rFonts w:ascii="Consolas" w:hAnsi="Consolas"/>
-                <w:color w:val="DCDCDC"/>
-                <w:sz w:val="19"/>
-              </w:rPr>
-              <w:br/>
-              <w:t xml:space="preserve">                                &lt;p&gt;</w:t>
-            </w:r>
-            <w:r>
-              <w:rPr>
-                <w:rFonts w:ascii="Consolas" w:hAnsi="Consolas"/>
-                <w:color w:val="DCDCDC"/>
-                <w:sz w:val="19"/>
-              </w:rPr>
-              <w:br/>
-              <w:t xml:space="preserve">                                    &lt;label for="name"&gt;Full Name: &lt;/label&gt;</w:t>
-            </w:r>
-            <w:r>
-              <w:rPr>
-                <w:rFonts w:ascii="Consolas" w:hAnsi="Consolas"/>
-                <w:color w:val="DCDCDC"/>
-                <w:sz w:val="19"/>
-              </w:rPr>
-              <w:br/>
-              <w:t xml:space="preserve">                                    &lt;input type="text" id="name" name="username" required placeholder="John Doe"&gt;</w:t>
-            </w:r>
-            <w:r>
-              <w:rPr>
-                <w:rFonts w:ascii="Consolas" w:hAnsi="Consolas"/>
-                <w:color w:val="DCDCDC"/>
-                <w:sz w:val="19"/>
-              </w:rPr>
-              <w:br/>
-              <w:t xml:space="preserve">                                &lt;/p&gt;</w:t>
-            </w:r>
-            <w:r>
-              <w:rPr>
-                <w:rFonts w:ascii="Consolas" w:hAnsi="Consolas"/>
-                <w:color w:val="DCDCDC"/>
-                <w:sz w:val="19"/>
-              </w:rPr>
-              <w:br/>
-              <w:t xml:space="preserve">                                &lt;p&gt;</w:t>
-            </w:r>
-            <w:r>
-              <w:rPr>
-                <w:rFonts w:ascii="Consolas" w:hAnsi="Consolas"/>
-                <w:color w:val="DCDCDC"/>
-                <w:sz w:val="19"/>
-              </w:rPr>
-              <w:br/>
-              <w:t xml:space="preserve">                                    &lt;label for="email"&gt;Email Address: &lt;/label&gt;</w:t>
-            </w:r>
-            <w:r>
-              <w:rPr>
-                <w:rFonts w:ascii="Consolas" w:hAnsi="Consolas"/>
-                <w:color w:val="DCDCDC"/>
-                <w:sz w:val="19"/>
-              </w:rPr>
-              <w:br/>
-              <w:t xml:space="preserve">                                    &lt;input type="email" id="email" name="useremail" required&gt;</w:t>
-            </w:r>
-            <w:r>
-              <w:rPr>
-                <w:rFonts w:ascii="Consolas" w:hAnsi="Consolas"/>
-                <w:color w:val="DCDCDC"/>
-                <w:sz w:val="19"/>
-              </w:rPr>
-              <w:br/>
-              <w:t xml:space="preserve">                                &lt;/p&gt;</w:t>
-            </w:r>
-            <w:r>
-              <w:rPr>
-                <w:rFonts w:ascii="Consolas" w:hAnsi="Consolas"/>
-                <w:color w:val="DCDCDC"/>
-                <w:sz w:val="19"/>
-              </w:rPr>
-              <w:br/>
-              <w:t xml:space="preserve">                                &lt;p&gt;</w:t>
-            </w:r>
-            <w:r>
-              <w:rPr>
-                <w:rFonts w:ascii="Consolas" w:hAnsi="Consolas"/>
-                <w:color w:val="DCDCDC"/>
-                <w:sz w:val="19"/>
-              </w:rPr>
-              <w:br/>
-              <w:t xml:space="preserve">                                    &lt;label for="topic"&gt;Inquiry Topic: &lt;/label&gt;</w:t>
-            </w:r>
-            <w:r>
-              <w:rPr>
-                <w:rFonts w:ascii="Consolas" w:hAnsi="Consolas"/>
-                <w:color w:val="DCDCDC"/>
-                <w:sz w:val="19"/>
-              </w:rPr>
-              <w:br/>
-              <w:t xml:space="preserve">                                    &lt;select id="topic" name="usertopic"&gt;</w:t>
-            </w:r>
-            <w:r>
-              <w:rPr>
-                <w:rFonts w:ascii="Consolas" w:hAnsi="Consolas"/>
-                <w:color w:val="DCDCDC"/>
-                <w:sz w:val="19"/>
-              </w:rPr>
-              <w:br/>
-              <w:t xml:space="preserve">                                        &lt;option value="general"&gt;General Feedback&lt;/option&gt;</w:t>
-            </w:r>
-            <w:r>
-              <w:rPr>
-                <w:rFonts w:ascii="Consolas" w:hAnsi="Consolas"/>
-                <w:color w:val="DCDCDC"/>
-                <w:sz w:val="19"/>
-              </w:rPr>
-              <w:br/>
-              <w:t xml:space="preserve">                                        &lt;option value="technical"&gt;Technical Architecture&lt;/option&gt;</w:t>
-            </w:r>
-            <w:r>
-              <w:rPr>
-                <w:rFonts w:ascii="Consolas" w:hAnsi="Consolas"/>
-                <w:color w:val="DCDCDC"/>
-                <w:sz w:val="19"/>
-              </w:rPr>
-              <w:br/>
-              <w:t xml:space="preserve">                                        &lt;option value="academics"&gt;Academic Curriculum&lt;/option&gt;</w:t>
-            </w:r>
-            <w:r>
-              <w:rPr>
-                <w:rFonts w:ascii="Consolas" w:hAnsi="Consolas"/>
-                <w:color w:val="DCDCDC"/>
-                <w:sz w:val="19"/>
-              </w:rPr>
-              <w:br/>
-              <w:t xml:space="preserve">                                    &lt;/select&gt;</w:t>
-            </w:r>
-            <w:r>
-              <w:rPr>
-                <w:rFonts w:ascii="Consolas" w:hAnsi="Consolas"/>
-                <w:color w:val="DCDCDC"/>
-                <w:sz w:val="19"/>
-              </w:rPr>
-              <w:br/>
-              <w:t xml:space="preserve">                                &lt;/p&gt;</w:t>
-            </w:r>
-            <w:r>
-              <w:rPr>
-                <w:rFonts w:ascii="Consolas" w:hAnsi="Consolas"/>
-                <w:color w:val="DCDCDC"/>
-                <w:sz w:val="19"/>
-              </w:rPr>
-              <w:br/>
-              <w:t xml:space="preserve">                                &lt;p&gt;</w:t>
-            </w:r>
-            <w:r>
-              <w:rPr>
-                <w:rFonts w:ascii="Consolas" w:hAnsi="Consolas"/>
-                <w:color w:val="DCDCDC"/>
-                <w:sz w:val="19"/>
-              </w:rPr>
-              <w:br/>
-              <w:t xml:space="preserve">                                    &lt;label for="message"&gt;Message Details:&lt;/label&gt;&lt;br&gt;</w:t>
-            </w:r>
-            <w:r>
-              <w:rPr>
-                <w:rFonts w:ascii="Consolas" w:hAnsi="Consolas"/>
-                <w:color w:val="DCDCDC"/>
-                <w:sz w:val="19"/>
-              </w:rPr>
-              <w:br/>
-              <w:t xml:space="preserve">                                    &lt;textarea id="message" name="usermessage" rows="5" cols="40" placeholder="Type your notes here..."&gt;&lt;/textarea&gt;</w:t>
-            </w:r>
-            <w:r>
-              <w:rPr>
-                <w:rFonts w:ascii="Consolas" w:hAnsi="Consolas"/>
-                <w:color w:val="DCDCDC"/>
-                <w:sz w:val="19"/>
-              </w:rPr>
-              <w:br/>
-              <w:t xml:space="preserve">                                &lt;/p&gt;</w:t>
-            </w:r>
-            <w:r>
-              <w:rPr>
-                <w:rFonts w:ascii="Consolas" w:hAnsi="Consolas"/>
-                <w:color w:val="DCDCDC"/>
-                <w:sz w:val="19"/>
-              </w:rPr>
-              <w:br/>
-              <w:t xml:space="preserve">                                &lt;p&gt;</w:t>
-            </w:r>
-            <w:r>
-              <w:rPr>
-                <w:rFonts w:ascii="Consolas" w:hAnsi="Consolas"/>
-                <w:color w:val="DCDCDC"/>
-                <w:sz w:val="19"/>
-              </w:rPr>
-              <w:br/>
-              <w:t xml:space="preserve">                                    &lt;input type="submit" value="Submit Form Data"&gt;</w:t>
-            </w:r>
-            <w:r>
-              <w:rPr>
-                <w:rFonts w:ascii="Consolas" w:hAnsi="Consolas"/>
-                <w:color w:val="DCDCDC"/>
-                <w:sz w:val="19"/>
-              </w:rPr>
-              <w:br/>
-              <w:t xml:space="preserve">                                    &lt;input type="reset" value="Clear Entries"&gt;</w:t>
-            </w:r>
-            <w:r>
-              <w:rPr>
-                <w:rFonts w:ascii="Consolas" w:hAnsi="Consolas"/>
-                <w:color w:val="DCDCDC"/>
-                <w:sz w:val="19"/>
-              </w:rPr>
-              <w:br/>
-              <w:t xml:space="preserve">                                &lt;/p&gt;</w:t>
-            </w:r>
-            <w:r>
-              <w:rPr>
-                <w:rFonts w:ascii="Consolas" w:hAnsi="Consolas"/>
-                <w:color w:val="DCDCDC"/>
-                <w:sz w:val="19"/>
-              </w:rPr>
-              <w:br/>
-              <w:t xml:space="preserve">                            &lt;/fieldset&gt;</w:t>
-            </w:r>
-            <w:r>
-              <w:rPr>
-                <w:rFonts w:ascii="Consolas" w:hAnsi="Consolas"/>
-                <w:color w:val="DCDCDC"/>
-                <w:sz w:val="19"/>
-              </w:rPr>
-              <w:br/>
-              <w:t xml:space="preserve">                        &lt;/form&gt;</w:t>
-            </w:r>
-            <w:r>
-              <w:rPr>
-                <w:rFonts w:ascii="Consolas" w:hAnsi="Consolas"/>
-                <w:color w:val="DCDCDC"/>
-                <w:sz w:val="19"/>
-              </w:rPr>
-              <w:br/>
-              <w:t xml:space="preserve">                        &lt;/article&gt;</w:t>
-            </w:r>
-            <w:r>
-              <w:rPr>
-                <w:rFonts w:ascii="Consolas" w:hAnsi="Consolas"/>
-                <w:color w:val="DCDCDC"/>
-                <w:sz w:val="19"/>
-              </w:rPr>
-              <w:br/>
-            </w:r>
-            <w:r>
-              <w:rPr>
-                <w:rFonts w:ascii="Consolas" w:hAnsi="Consolas"/>
-                <w:color w:val="DCDCDC"/>
-                <w:sz w:val="19"/>
-              </w:rPr>
-              <w:br/>
-              <w:t xml:space="preserve">                &lt;/main&gt;</w:t>
-            </w:r>
-            <w:r>
-              <w:rPr>
-                <w:rFonts w:ascii="Consolas" w:hAnsi="Consolas"/>
-                <w:color w:val="DCDCDC"/>
-                <w:sz w:val="19"/>
-              </w:rPr>
-              <w:br/>
-              <w:t xml:space="preserve">            &lt;/td&gt;</w:t>
-            </w:r>
-            <w:r>
-              <w:rPr>
-                <w:rFonts w:ascii="Consolas" w:hAnsi="Consolas"/>
-                <w:color w:val="DCDCDC"/>
-                <w:sz w:val="19"/>
-              </w:rPr>
-              <w:br/>
-            </w:r>
-            <w:r>
-              <w:rPr>
-                <w:rFonts w:ascii="Consolas" w:hAnsi="Consolas"/>
-                <w:color w:val="DCDCDC"/>
-                <w:sz w:val="19"/>
-              </w:rPr>
-              <w:br/>
-              <w:t xml:space="preserve">            &lt;!-- Right Side: Sidebar Column --&gt;</w:t>
-            </w:r>
-            <w:r>
-              <w:rPr>
-                <w:rFonts w:ascii="Consolas" w:hAnsi="Consolas"/>
-                <w:color w:val="DCDCDC"/>
-                <w:sz w:val="19"/>
-              </w:rPr>
-              <w:br/>
-              <w:t xml:space="preserve">            &lt;td width="30%" bgcolor="#f4f4f4"&gt;</w:t>
-            </w:r>
-            <w:r>
-              <w:rPr>
-                <w:rFonts w:ascii="Consolas" w:hAnsi="Consolas"/>
-                <w:color w:val="DCDCDC"/>
-                <w:sz w:val="19"/>
-              </w:rPr>
-              <w:br/>
-              <w:t xml:space="preserve">                &lt;aside id="about"&gt;</w:t>
-            </w:r>
-            <w:r>
-              <w:rPr>
-                <w:rFonts w:ascii="Consolas" w:hAnsi="Consolas"/>
-                <w:color w:val="DCDCDC"/>
-                <w:sz w:val="19"/>
-              </w:rPr>
-              <w:br/>
-              <w:t xml:space="preserve">                    &lt;h3&gt;Document References&lt;/h3&gt;</w:t>
-            </w:r>
-            <w:r>
-              <w:rPr>
-                <w:rFonts w:ascii="Consolas" w:hAnsi="Consolas"/>
-                <w:color w:val="DCDCDC"/>
-                <w:sz w:val="19"/>
-              </w:rPr>
-              <w:br/>
-              <w:t xml:space="preserve">                    &lt;p&gt;Static pages map data out directly without real-time database </w:t>
-            </w:r>
-            <w:r>
-              <w:rPr>
-                <w:rFonts w:ascii="Consolas" w:hAnsi="Consolas"/>
-                <w:color w:val="DCDCDC"/>
-                <w:sz w:val="19"/>
-              </w:rPr>
-              <w:lastRenderedPageBreak/>
-              <w:t>queries or processor overhead.&lt;/p&gt;</w:t>
-            </w:r>
-            <w:r>
-              <w:rPr>
-                <w:rFonts w:ascii="Consolas" w:hAnsi="Consolas"/>
-                <w:color w:val="DCDCDC"/>
-                <w:sz w:val="19"/>
-              </w:rPr>
-              <w:br/>
-              <w:t xml:space="preserve">                   </w:t>
-            </w:r>
-            <w:r>
-              <w:rPr>
-                <w:rFonts w:ascii="Consolas" w:hAnsi="Consolas"/>
-                <w:color w:val="DCDCDC"/>
-                <w:sz w:val="19"/>
-              </w:rPr>
-              <w:br/>
-              <w:t xml:space="preserve">                    &lt;h4&gt;Core Benefits:&lt;/h4&gt;</w:t>
-            </w:r>
-            <w:r>
-              <w:rPr>
-                <w:rFonts w:ascii="Consolas" w:hAnsi="Consolas"/>
-                <w:color w:val="DCDCDC"/>
-                <w:sz w:val="19"/>
-              </w:rPr>
-              <w:br/>
-              <w:t xml:space="preserve">                    &lt;ul&gt;</w:t>
-            </w:r>
-            <w:r>
-              <w:rPr>
-                <w:rFonts w:ascii="Consolas" w:hAnsi="Consolas"/>
-                <w:color w:val="DCDCDC"/>
-                <w:sz w:val="19"/>
-              </w:rPr>
-              <w:br/>
-              <w:t xml:space="preserve">                        &lt;li&gt;Instant browser painting&lt;/li&gt;</w:t>
-            </w:r>
-            <w:r>
-              <w:rPr>
-                <w:rFonts w:ascii="Consolas" w:hAnsi="Consolas"/>
-                <w:color w:val="DCDCDC"/>
-                <w:sz w:val="19"/>
-              </w:rPr>
-              <w:br/>
-              <w:t xml:space="preserve">                        &lt;li&gt;Low memory footprints&lt;/li&gt;</w:t>
-            </w:r>
-            <w:r>
-              <w:rPr>
-                <w:rFonts w:ascii="Consolas" w:hAnsi="Consolas"/>
-                <w:color w:val="DCDCDC"/>
-                <w:sz w:val="19"/>
-              </w:rPr>
-              <w:br/>
-              <w:t xml:space="preserve">                        &lt;li&gt;High data compatibility&lt;/li&gt;</w:t>
-            </w:r>
-            <w:r>
-              <w:rPr>
-                <w:rFonts w:ascii="Consolas" w:hAnsi="Consolas"/>
-                <w:color w:val="DCDCDC"/>
-                <w:sz w:val="19"/>
-              </w:rPr>
-              <w:br/>
-              <w:t xml:space="preserve">                    &lt;/ul&gt;</w:t>
-            </w:r>
-            <w:r>
-              <w:rPr>
-                <w:rFonts w:ascii="Consolas" w:hAnsi="Consolas"/>
-                <w:color w:val="DCDCDC"/>
-                <w:sz w:val="19"/>
-              </w:rPr>
-              <w:br/>
-            </w:r>
-            <w:r>
-              <w:rPr>
-                <w:rFonts w:ascii="Consolas" w:hAnsi="Consolas"/>
-                <w:color w:val="DCDCDC"/>
-                <w:sz w:val="19"/>
-              </w:rPr>
-              <w:br/>
-              <w:t xml:space="preserve">                    &lt;h4&gt;Required Components:&lt;/h4&gt;</w:t>
-            </w:r>
-            <w:r>
-              <w:rPr>
-                <w:rFonts w:ascii="Consolas" w:hAnsi="Consolas"/>
-                <w:color w:val="DCDCDC"/>
-                <w:sz w:val="19"/>
-              </w:rPr>
-              <w:br/>
-              <w:t xml:space="preserve">                    &lt;ol&gt;</w:t>
-            </w:r>
-            <w:r>
-              <w:rPr>
-                <w:rFonts w:ascii="Consolas" w:hAnsi="Consolas"/>
-                <w:color w:val="DCDCDC"/>
-                <w:sz w:val="19"/>
-              </w:rPr>
-              <w:br/>
-              <w:t xml:space="preserve">                        &lt;li&gt;Document Type Definition&lt;/li&gt;</w:t>
-            </w:r>
-            <w:r>
-              <w:rPr>
-                <w:rFonts w:ascii="Consolas" w:hAnsi="Consolas"/>
-                <w:color w:val="DCDCDC"/>
-                <w:sz w:val="19"/>
-              </w:rPr>
-              <w:br/>
-              <w:t xml:space="preserve">                        &lt;li&gt;Semantic Wrapper Blocks&lt;/li&gt;</w:t>
-            </w:r>
-            <w:r>
-              <w:rPr>
-                <w:rFonts w:ascii="Consolas" w:hAnsi="Consolas"/>
-                <w:color w:val="DCDCDC"/>
-                <w:sz w:val="19"/>
-              </w:rPr>
-              <w:br/>
-              <w:t xml:space="preserve">                        &lt;li&gt;Data Input Control Interfaces&lt;/li&gt;</w:t>
-            </w:r>
-            <w:r>
-              <w:rPr>
-                <w:rFonts w:ascii="Consolas" w:hAnsi="Consolas"/>
-                <w:color w:val="DCDCDC"/>
-                <w:sz w:val="19"/>
-              </w:rPr>
-              <w:br/>
-              <w:t xml:space="preserve">                    &lt;/ol&gt;</w:t>
-            </w:r>
-            <w:r>
-              <w:rPr>
-                <w:rFonts w:ascii="Consolas" w:hAnsi="Consolas"/>
-                <w:color w:val="DCDCDC"/>
-                <w:sz w:val="19"/>
-              </w:rPr>
-              <w:br/>
-              <w:t xml:space="preserve">                &lt;/aside&gt;</w:t>
-            </w:r>
-            <w:r>
-              <w:rPr>
-                <w:rFonts w:ascii="Consolas" w:hAnsi="Consolas"/>
-                <w:color w:val="DCDCDC"/>
-                <w:sz w:val="19"/>
-              </w:rPr>
-              <w:br/>
-              <w:t xml:space="preserve">            &lt;/td&gt;</w:t>
-            </w:r>
-            <w:r>
-              <w:rPr>
-                <w:rFonts w:ascii="Consolas" w:hAnsi="Consolas"/>
-                <w:color w:val="DCDCDC"/>
-                <w:sz w:val="19"/>
-              </w:rPr>
-              <w:br/>
-            </w:r>
-            <w:r>
-              <w:rPr>
-                <w:rFonts w:ascii="Consolas" w:hAnsi="Consolas"/>
-                <w:color w:val="DCDCDC"/>
-                <w:sz w:val="19"/>
-              </w:rPr>
-              <w:br/>
-              <w:t xml:space="preserve">        &lt;/tr&gt;</w:t>
-            </w:r>
-            <w:r>
-              <w:rPr>
-                <w:rFonts w:ascii="Consolas" w:hAnsi="Consolas"/>
-                <w:color w:val="DCDCDC"/>
-                <w:sz w:val="19"/>
-              </w:rPr>
-              <w:br/>
-              <w:t xml:space="preserve">    &lt;/table&gt;</w:t>
-            </w:r>
-            <w:r>
-              <w:rPr>
-                <w:rFonts w:ascii="Consolas" w:hAnsi="Consolas"/>
-                <w:color w:val="DCDCDC"/>
-                <w:sz w:val="19"/>
-              </w:rPr>
-              <w:br/>
-            </w:r>
-            <w:r>
-              <w:rPr>
-                <w:rFonts w:ascii="Consolas" w:hAnsi="Consolas"/>
-                <w:color w:val="DCDCDC"/>
-                <w:sz w:val="19"/>
-              </w:rPr>
-              <w:br/>
-              <w:t xml:space="preserve">    &lt;hr&gt;</w:t>
-            </w:r>
-            <w:r>
-              <w:rPr>
-                <w:rFonts w:ascii="Consolas" w:hAnsi="Consolas"/>
-                <w:color w:val="DCDCDC"/>
-                <w:sz w:val="19"/>
-              </w:rPr>
-              <w:br/>
-            </w:r>
-            <w:r>
-              <w:rPr>
-                <w:rFonts w:ascii="Consolas" w:hAnsi="Consolas"/>
-                <w:color w:val="DCDCDC"/>
-                <w:sz w:val="19"/>
-              </w:rPr>
-              <w:br/>
-              <w:t xml:space="preserve">    &lt;!-- Footer Section --&gt;</w:t>
-            </w:r>
-            <w:r>
-              <w:rPr>
-                <w:rFonts w:ascii="Consolas" w:hAnsi="Consolas"/>
-                <w:color w:val="DCDCDC"/>
-                <w:sz w:val="19"/>
-              </w:rPr>
-              <w:br/>
-              <w:t xml:space="preserve">    &lt;footer&gt;</w:t>
-            </w:r>
-            <w:r>
-              <w:rPr>
-                <w:rFonts w:ascii="Consolas" w:hAnsi="Consolas"/>
-                <w:color w:val="DCDCDC"/>
-                <w:sz w:val="19"/>
-              </w:rPr>
-              <w:br/>
-              <w:t xml:space="preserve">        &lt;center&gt;</w:t>
-            </w:r>
-            <w:r>
-              <w:rPr>
-                <w:rFonts w:ascii="Consolas" w:hAnsi="Consolas"/>
-                <w:color w:val="DCDCDC"/>
-                <w:sz w:val="19"/>
-              </w:rPr>
-              <w:br/>
-              <w:t xml:space="preserve">            &lt;p&gt;&amp;copy; 2026 Pure HTML Architecture. Assembled completely without style configurations.&lt;/p&gt;</w:t>
-            </w:r>
-            <w:r>
-              <w:rPr>
-                <w:rFonts w:ascii="Consolas" w:hAnsi="Consolas"/>
-                <w:color w:val="DCDCDC"/>
-                <w:sz w:val="19"/>
-              </w:rPr>
-              <w:br/>
-              <w:t xml:space="preserve">        &lt;/center&gt;</w:t>
-            </w:r>
-            <w:r>
-              <w:rPr>
-                <w:rFonts w:ascii="Consolas" w:hAnsi="Consolas"/>
-                <w:color w:val="DCDCDC"/>
-                <w:sz w:val="19"/>
-              </w:rPr>
-              <w:br/>
               <w:t xml:space="preserve">    &lt;/footer&gt;</w:t>
             </w:r>
             <w:r>
@@ -1920,6 +3165,13 @@
                 <w:sz w:val="19"/>
               </w:rPr>
               <w:br/>
+            </w:r>
+            <w:r>
+              <w:rPr>
+                <w:rFonts w:ascii="Consolas" w:hAnsi="Consolas"/>
+                <w:color w:val="DCDCDC"/>
+                <w:sz w:val="19"/>
+              </w:rPr>
               <w:t>&lt;/html&gt;</w:t>
             </w:r>
           </w:p>
@@ -1929,6 +3181,7 @@
     <w:p>
       <w:pPr>
         <w:spacing w:after="160"/>
+        <w:jc w:val="both"/>
       </w:pPr>
     </w:p>
     <w:p>
@@ -1937,11 +3190,13 @@
           <w:bottom w:val="single" w:sz="12" w:space="1" w:color="555555"/>
         </w:pBdr>
         <w:spacing w:before="80" w:after="240"/>
+        <w:jc w:val="both"/>
       </w:pPr>
     </w:p>
     <w:p>
       <w:pPr>
         <w:spacing w:before="280" w:after="160"/>
+        <w:jc w:val="both"/>
       </w:pPr>
       <w:r>
         <w:rPr>
@@ -1968,16 +3223,17 @@
         <w:tblLook w:val="04A0" w:firstRow="1" w:lastRow="0" w:firstColumn="1" w:lastColumn="0" w:noHBand="0" w:noVBand="1"/>
       </w:tblPr>
       <w:tblGrid>
-        <w:gridCol w:w="3600"/>
-        <w:gridCol w:w="5760"/>
+        <w:gridCol w:w="3503"/>
+        <w:gridCol w:w="5297"/>
       </w:tblGrid>
       <w:tr>
         <w:trPr>
+          <w:trHeight w:val="414"/>
           <w:jc w:val="center"/>
         </w:trPr>
         <w:tc>
           <w:tcPr>
-            <w:tcW w:w="3600" w:type="dxa"/>
+            <w:tcW w:w="3503" w:type="dxa"/>
             <w:shd w:val="clear" w:color="auto" w:fill="F0F0F0"/>
             <w:tcMar>
               <w:top w:w="100" w:type="dxa"/>
@@ -1989,7 +3245,7 @@
           <w:p>
             <w:pPr>
               <w:spacing w:before="80" w:after="80"/>
-              <w:jc w:val="center"/>
+              <w:jc w:val="both"/>
             </w:pPr>
             <w:r>
               <w:rPr>
@@ -2004,7 +3260,7 @@
         </w:tc>
         <w:tc>
           <w:tcPr>
-            <w:tcW w:w="5760" w:type="dxa"/>
+            <w:tcW w:w="5297" w:type="dxa"/>
             <w:shd w:val="clear" w:color="auto" w:fill="F0F0F0"/>
             <w:tcMar>
               <w:top w:w="100" w:type="dxa"/>
@@ -2016,7 +3272,7 @@
           <w:p>
             <w:pPr>
               <w:spacing w:before="80" w:after="80"/>
-              <w:jc w:val="center"/>
+              <w:jc w:val="both"/>
             </w:pPr>
             <w:r>
               <w:rPr>
@@ -2032,11 +3288,12 @@
       </w:tr>
       <w:tr>
         <w:trPr>
+          <w:trHeight w:val="360"/>
           <w:jc w:val="center"/>
         </w:trPr>
         <w:tc>
           <w:tcPr>
-            <w:tcW w:w="3600" w:type="dxa"/>
+            <w:tcW w:w="3503" w:type="dxa"/>
             <w:shd w:val="clear" w:color="auto" w:fill="FFFFFF"/>
             <w:tcMar>
               <w:top w:w="80" w:type="dxa"/>
@@ -2048,6 +3305,7 @@
           <w:p>
             <w:pPr>
               <w:spacing w:before="60" w:after="60"/>
+              <w:jc w:val="both"/>
             </w:pPr>
             <w:r>
               <w:rPr>
@@ -2060,7 +3318,7 @@
         </w:tc>
         <w:tc>
           <w:tcPr>
-            <w:tcW w:w="5760" w:type="dxa"/>
+            <w:tcW w:w="5297" w:type="dxa"/>
             <w:shd w:val="clear" w:color="auto" w:fill="FFFFFF"/>
             <w:tcMar>
               <w:top w:w="80" w:type="dxa"/>
@@ -2072,6 +3330,7 @@
           <w:p>
             <w:pPr>
               <w:spacing w:before="60" w:after="60"/>
+              <w:jc w:val="both"/>
             </w:pPr>
             <w:r>
               <w:rPr>
@@ -2085,11 +3344,72 @@
       </w:tr>
       <w:tr>
         <w:trPr>
+          <w:trHeight w:val="404"/>
           <w:jc w:val="center"/>
         </w:trPr>
         <w:tc>
           <w:tcPr>
-            <w:tcW w:w="3600" w:type="dxa"/>
+            <w:tcW w:w="3503" w:type="dxa"/>
+            <w:shd w:val="clear" w:color="auto" w:fill="FFFFFF"/>
+            <w:tcMar>
+              <w:top w:w="80" w:type="dxa"/>
+              <w:left w:w="120" w:type="dxa"/>
+              <w:bottom w:w="80" w:type="dxa"/>
+              <w:right w:w="120" w:type="dxa"/>
+            </w:tcMar>
+          </w:tcPr>
+          <w:p>
+            <w:pPr>
+              <w:spacing w:before="60" w:after="60"/>
+              <w:jc w:val="both"/>
+              <w:rPr>
+                <w:rFonts w:ascii="Consolas" w:hAnsi="Consolas"/>
+                <w:sz w:val="19"/>
+              </w:rPr>
+            </w:pPr>
+            <w:r>
+              <w:rPr>
+                <w:rFonts w:ascii="Consolas" w:hAnsi="Consolas"/>
+                <w:sz w:val="19"/>
+              </w:rPr>
+              <w:t>&lt;html&gt;</w:t>
+            </w:r>
+          </w:p>
+        </w:tc>
+        <w:tc>
+          <w:tcPr>
+            <w:tcW w:w="5297" w:type="dxa"/>
+            <w:shd w:val="clear" w:color="auto" w:fill="FFFFFF"/>
+            <w:tcMar>
+              <w:top w:w="80" w:type="dxa"/>
+              <w:left w:w="120" w:type="dxa"/>
+              <w:bottom w:w="80" w:type="dxa"/>
+              <w:right w:w="120" w:type="dxa"/>
+            </w:tcMar>
+          </w:tcPr>
+          <w:p>
+            <w:pPr>
+              <w:spacing w:before="60" w:after="60"/>
+              <w:jc w:val="both"/>
+              <w:rPr>
+                <w:rFonts w:ascii="Arial" w:hAnsi="Arial"/>
+                <w:sz w:val="19"/>
+              </w:rPr>
+            </w:pPr>
+            <w:r>
+              <w:t xml:space="preserve">Represents the root element of the HTML document. </w:t>
+            </w:r>
+          </w:p>
+        </w:tc>
+      </w:tr>
+      <w:tr>
+        <w:trPr>
+          <w:trHeight w:val="360"/>
+          <w:jc w:val="center"/>
+        </w:trPr>
+        <w:tc>
+          <w:tcPr>
+            <w:tcW w:w="3503" w:type="dxa"/>
             <w:shd w:val="clear" w:color="auto" w:fill="F9FAFB"/>
             <w:tcMar>
               <w:top w:w="80" w:type="dxa"/>
@@ -2101,19 +3421,41 @@
           <w:p>
             <w:pPr>
               <w:spacing w:before="60" w:after="60"/>
+              <w:jc w:val="both"/>
+              <w:rPr>
+                <w:rFonts w:ascii="Consolas" w:hAnsi="Consolas"/>
+                <w:sz w:val="19"/>
+              </w:rPr>
             </w:pPr>
             <w:r>
               <w:rPr>
                 <w:rFonts w:ascii="Consolas" w:hAnsi="Consolas"/>
                 <w:sz w:val="19"/>
               </w:rPr>
-              <w:t>&lt;header&gt;</w:t>
+              <w:lastRenderedPageBreak/>
+              <w:t>&lt;</w:t>
+            </w:r>
+            <w:proofErr w:type="spellStart"/>
+            <w:r>
+              <w:rPr>
+                <w:rFonts w:ascii="Consolas" w:hAnsi="Consolas"/>
+                <w:sz w:val="19"/>
+              </w:rPr>
+              <w:t>boby</w:t>
+            </w:r>
+            <w:proofErr w:type="spellEnd"/>
+            <w:r>
+              <w:rPr>
+                <w:rFonts w:ascii="Consolas" w:hAnsi="Consolas"/>
+                <w:sz w:val="19"/>
+              </w:rPr>
+              <w:t>&gt;</w:t>
             </w:r>
           </w:p>
         </w:tc>
         <w:tc>
           <w:tcPr>
-            <w:tcW w:w="5760" w:type="dxa"/>
+            <w:tcW w:w="5297" w:type="dxa"/>
             <w:shd w:val="clear" w:color="auto" w:fill="F9FAFB"/>
             <w:tcMar>
               <w:top w:w="80" w:type="dxa"/>
@@ -2125,24 +3467,86 @@
           <w:p>
             <w:pPr>
               <w:spacing w:before="60" w:after="60"/>
+              <w:jc w:val="both"/>
+              <w:rPr>
+                <w:rFonts w:ascii="Arial" w:hAnsi="Arial"/>
+                <w:sz w:val="19"/>
+              </w:rPr>
             </w:pPr>
             <w:r>
               <w:rPr>
                 <w:rFonts w:ascii="Arial" w:hAnsi="Arial"/>
                 <w:sz w:val="19"/>
               </w:rPr>
-              <w:t>Defines the semantic header area containing website title and navigation.</w:t>
+              <w:t>Contains all the visible content of the webpage.</w:t>
             </w:r>
           </w:p>
         </w:tc>
       </w:tr>
       <w:tr>
         <w:trPr>
+          <w:trHeight w:val="602"/>
           <w:jc w:val="center"/>
         </w:trPr>
         <w:tc>
           <w:tcPr>
-            <w:tcW w:w="3600" w:type="dxa"/>
+            <w:tcW w:w="3503" w:type="dxa"/>
+            <w:shd w:val="clear" w:color="auto" w:fill="F9FAFB"/>
+            <w:tcMar>
+              <w:top w:w="80" w:type="dxa"/>
+              <w:left w:w="120" w:type="dxa"/>
+              <w:bottom w:w="80" w:type="dxa"/>
+              <w:right w:w="120" w:type="dxa"/>
+            </w:tcMar>
+          </w:tcPr>
+          <w:p>
+            <w:pPr>
+              <w:spacing w:before="60" w:after="60"/>
+              <w:jc w:val="both"/>
+            </w:pPr>
+            <w:r>
+              <w:rPr>
+                <w:rFonts w:ascii="Consolas" w:hAnsi="Consolas"/>
+                <w:sz w:val="19"/>
+              </w:rPr>
+              <w:t>&lt;header&gt;</w:t>
+            </w:r>
+          </w:p>
+        </w:tc>
+        <w:tc>
+          <w:tcPr>
+            <w:tcW w:w="5297" w:type="dxa"/>
+            <w:shd w:val="clear" w:color="auto" w:fill="F9FAFB"/>
+            <w:tcMar>
+              <w:top w:w="80" w:type="dxa"/>
+              <w:left w:w="120" w:type="dxa"/>
+              <w:bottom w:w="80" w:type="dxa"/>
+              <w:right w:w="120" w:type="dxa"/>
+            </w:tcMar>
+          </w:tcPr>
+          <w:p>
+            <w:pPr>
+              <w:spacing w:before="60" w:after="60"/>
+              <w:jc w:val="both"/>
+            </w:pPr>
+            <w:r>
+              <w:rPr>
+                <w:rFonts w:ascii="Arial" w:hAnsi="Arial"/>
+                <w:sz w:val="19"/>
+              </w:rPr>
+              <w:t>Defines the semantic header area containing website title and navigation.</w:t>
+            </w:r>
+          </w:p>
+        </w:tc>
+      </w:tr>
+      <w:tr>
+        <w:trPr>
+          <w:trHeight w:val="360"/>
+          <w:jc w:val="center"/>
+        </w:trPr>
+        <w:tc>
+          <w:tcPr>
+            <w:tcW w:w="3503" w:type="dxa"/>
             <w:shd w:val="clear" w:color="auto" w:fill="FFFFFF"/>
             <w:tcMar>
               <w:top w:w="80" w:type="dxa"/>
@@ -2154,6 +3558,7 @@
           <w:p>
             <w:pPr>
               <w:spacing w:before="60" w:after="60"/>
+              <w:jc w:val="both"/>
             </w:pPr>
             <w:r>
               <w:rPr>
@@ -2166,7 +3571,7 @@
         </w:tc>
         <w:tc>
           <w:tcPr>
-            <w:tcW w:w="5760" w:type="dxa"/>
+            <w:tcW w:w="5297" w:type="dxa"/>
             <w:shd w:val="clear" w:color="auto" w:fill="FFFFFF"/>
             <w:tcMar>
               <w:top w:w="80" w:type="dxa"/>
@@ -2178,6 +3583,7 @@
           <w:p>
             <w:pPr>
               <w:spacing w:before="60" w:after="60"/>
+              <w:jc w:val="both"/>
             </w:pPr>
             <w:r>
               <w:rPr>
@@ -2191,11 +3597,76 @@
       </w:tr>
       <w:tr>
         <w:trPr>
+          <w:trHeight w:val="360"/>
           <w:jc w:val="center"/>
         </w:trPr>
         <w:tc>
           <w:tcPr>
-            <w:tcW w:w="3600" w:type="dxa"/>
+            <w:tcW w:w="3503" w:type="dxa"/>
+            <w:shd w:val="clear" w:color="auto" w:fill="FFFFFF"/>
+            <w:tcMar>
+              <w:top w:w="80" w:type="dxa"/>
+              <w:left w:w="120" w:type="dxa"/>
+              <w:bottom w:w="80" w:type="dxa"/>
+              <w:right w:w="120" w:type="dxa"/>
+            </w:tcMar>
+          </w:tcPr>
+          <w:p>
+            <w:pPr>
+              <w:spacing w:before="60" w:after="60"/>
+              <w:jc w:val="both"/>
+              <w:rPr>
+                <w:rFonts w:ascii="Consolas" w:hAnsi="Consolas"/>
+                <w:sz w:val="19"/>
+              </w:rPr>
+            </w:pPr>
+            <w:r>
+              <w:rPr>
+                <w:rFonts w:ascii="Consolas" w:hAnsi="Consolas"/>
+                <w:sz w:val="19"/>
+              </w:rPr>
+              <w:t>&lt;section&gt;</w:t>
+            </w:r>
+          </w:p>
+        </w:tc>
+        <w:tc>
+          <w:tcPr>
+            <w:tcW w:w="5297" w:type="dxa"/>
+            <w:shd w:val="clear" w:color="auto" w:fill="FFFFFF"/>
+            <w:tcMar>
+              <w:top w:w="80" w:type="dxa"/>
+              <w:left w:w="120" w:type="dxa"/>
+              <w:bottom w:w="80" w:type="dxa"/>
+              <w:right w:w="120" w:type="dxa"/>
+            </w:tcMar>
+          </w:tcPr>
+          <w:p>
+            <w:pPr>
+              <w:spacing w:before="60" w:after="60"/>
+              <w:jc w:val="both"/>
+              <w:rPr>
+                <w:rFonts w:ascii="Arial" w:hAnsi="Arial"/>
+                <w:sz w:val="19"/>
+              </w:rPr>
+            </w:pPr>
+            <w:r>
+              <w:rPr>
+                <w:rFonts w:ascii="Arial" w:hAnsi="Arial"/>
+                <w:sz w:val="19"/>
+              </w:rPr>
+              <w:t>Defines a separate section of the webpage.</w:t>
+            </w:r>
+          </w:p>
+        </w:tc>
+      </w:tr>
+      <w:tr>
+        <w:trPr>
+          <w:trHeight w:val="360"/>
+          <w:jc w:val="center"/>
+        </w:trPr>
+        <w:tc>
+          <w:tcPr>
+            <w:tcW w:w="3503" w:type="dxa"/>
             <w:shd w:val="clear" w:color="auto" w:fill="F9FAFB"/>
             <w:tcMar>
               <w:top w:w="80" w:type="dxa"/>
@@ -2207,19 +3678,27 @@
           <w:p>
             <w:pPr>
               <w:spacing w:before="60" w:after="60"/>
+              <w:jc w:val="both"/>
             </w:pPr>
             <w:r>
               <w:rPr>
                 <w:rFonts w:ascii="Consolas" w:hAnsi="Consolas"/>
                 <w:sz w:val="19"/>
               </w:rPr>
-              <w:t>&lt;table width="100%"&gt;</w:t>
+              <w:t>&lt;table</w:t>
+            </w:r>
+            <w:r>
+              <w:rPr>
+                <w:rFonts w:ascii="Consolas" w:hAnsi="Consolas"/>
+                <w:sz w:val="19"/>
+              </w:rPr>
+              <w:t>&gt;</w:t>
             </w:r>
           </w:p>
         </w:tc>
         <w:tc>
           <w:tcPr>
-            <w:tcW w:w="5760" w:type="dxa"/>
+            <w:tcW w:w="5297" w:type="dxa"/>
             <w:shd w:val="clear" w:color="auto" w:fill="F9FAFB"/>
             <w:tcMar>
               <w:top w:w="80" w:type="dxa"/>
@@ -2231,32 +3710,26 @@
           <w:p>
             <w:pPr>
               <w:spacing w:before="60" w:after="60"/>
+              <w:jc w:val="both"/>
             </w:pPr>
             <w:r>
               <w:rPr>
                 <w:rFonts w:ascii="Arial" w:hAnsi="Arial"/>
                 <w:sz w:val="19"/>
               </w:rPr>
-              <w:t xml:space="preserve">Provides a structural two-column grid layout for main content and </w:t>
-            </w:r>
-            <w:r>
-              <w:rPr>
-                <w:rFonts w:ascii="Arial" w:hAnsi="Arial"/>
-                <w:sz w:val="19"/>
-              </w:rPr>
-              <w:lastRenderedPageBreak/>
-              <w:t>sidebar.</w:t>
+              <w:t>Organizes and aligns webpage content into rows and columns</w:t>
             </w:r>
           </w:p>
         </w:tc>
       </w:tr>
       <w:tr>
         <w:trPr>
+          <w:trHeight w:val="367"/>
           <w:jc w:val="center"/>
         </w:trPr>
         <w:tc>
           <w:tcPr>
-            <w:tcW w:w="3600" w:type="dxa"/>
+            <w:tcW w:w="3503" w:type="dxa"/>
             <w:shd w:val="clear" w:color="auto" w:fill="FFFFFF"/>
             <w:tcMar>
               <w:top w:w="80" w:type="dxa"/>
@@ -2268,20 +3741,20 @@
           <w:p>
             <w:pPr>
               <w:spacing w:before="60" w:after="60"/>
+              <w:jc w:val="both"/>
             </w:pPr>
             <w:r>
               <w:rPr>
                 <w:rFonts w:ascii="Consolas" w:hAnsi="Consolas"/>
                 <w:sz w:val="19"/>
               </w:rPr>
-              <w:lastRenderedPageBreak/>
               <w:t>&lt;main&gt;</w:t>
             </w:r>
           </w:p>
         </w:tc>
         <w:tc>
           <w:tcPr>
-            <w:tcW w:w="5760" w:type="dxa"/>
+            <w:tcW w:w="5297" w:type="dxa"/>
             <w:shd w:val="clear" w:color="auto" w:fill="FFFFFF"/>
             <w:tcMar>
               <w:top w:w="80" w:type="dxa"/>
@@ -2293,6 +3766,7 @@
           <w:p>
             <w:pPr>
               <w:spacing w:before="60" w:after="60"/>
+              <w:jc w:val="both"/>
             </w:pPr>
             <w:r>
               <w:rPr>
@@ -2306,11 +3780,12 @@
       </w:tr>
       <w:tr>
         <w:trPr>
+          <w:trHeight w:val="360"/>
           <w:jc w:val="center"/>
         </w:trPr>
         <w:tc>
           <w:tcPr>
-            <w:tcW w:w="3600" w:type="dxa"/>
+            <w:tcW w:w="3503" w:type="dxa"/>
             <w:shd w:val="clear" w:color="auto" w:fill="F9FAFB"/>
             <w:tcMar>
               <w:top w:w="80" w:type="dxa"/>
@@ -2322,6 +3797,7 @@
           <w:p>
             <w:pPr>
               <w:spacing w:before="60" w:after="60"/>
+              <w:jc w:val="both"/>
             </w:pPr>
             <w:r>
               <w:rPr>
@@ -2334,7 +3810,7 @@
         </w:tc>
         <w:tc>
           <w:tcPr>
-            <w:tcW w:w="5760" w:type="dxa"/>
+            <w:tcW w:w="5297" w:type="dxa"/>
             <w:shd w:val="clear" w:color="auto" w:fill="F9FAFB"/>
             <w:tcMar>
               <w:top w:w="80" w:type="dxa"/>
@@ -2346,6 +3822,7 @@
           <w:p>
             <w:pPr>
               <w:spacing w:before="60" w:after="60"/>
+              <w:jc w:val="both"/>
             </w:pPr>
             <w:r>
               <w:rPr>
@@ -2359,11 +3836,12 @@
       </w:tr>
       <w:tr>
         <w:trPr>
+          <w:trHeight w:val="360"/>
           <w:jc w:val="center"/>
         </w:trPr>
         <w:tc>
           <w:tcPr>
-            <w:tcW w:w="3600" w:type="dxa"/>
+            <w:tcW w:w="3503" w:type="dxa"/>
             <w:shd w:val="clear" w:color="auto" w:fill="FFFFFF"/>
             <w:tcMar>
               <w:top w:w="80" w:type="dxa"/>
@@ -2375,6 +3853,7 @@
           <w:p>
             <w:pPr>
               <w:spacing w:before="60" w:after="60"/>
+              <w:jc w:val="both"/>
             </w:pPr>
             <w:r>
               <w:rPr>
@@ -2387,7 +3866,7 @@
         </w:tc>
         <w:tc>
           <w:tcPr>
-            <w:tcW w:w="5760" w:type="dxa"/>
+            <w:tcW w:w="5297" w:type="dxa"/>
             <w:shd w:val="clear" w:color="auto" w:fill="FFFFFF"/>
             <w:tcMar>
               <w:top w:w="80" w:type="dxa"/>
@@ -2399,6 +3878,7 @@
           <w:p>
             <w:pPr>
               <w:spacing w:before="60" w:after="60"/>
+              <w:jc w:val="both"/>
             </w:pPr>
             <w:r>
               <w:rPr>
@@ -2412,11 +3892,12 @@
       </w:tr>
       <w:tr>
         <w:trPr>
+          <w:trHeight w:val="360"/>
           <w:jc w:val="center"/>
         </w:trPr>
         <w:tc>
           <w:tcPr>
-            <w:tcW w:w="3600" w:type="dxa"/>
+            <w:tcW w:w="3503" w:type="dxa"/>
             <w:shd w:val="clear" w:color="auto" w:fill="F9FAFB"/>
             <w:tcMar>
               <w:top w:w="80" w:type="dxa"/>
@@ -2428,6 +3909,7 @@
           <w:p>
             <w:pPr>
               <w:spacing w:before="60" w:after="60"/>
+              <w:jc w:val="both"/>
             </w:pPr>
             <w:r>
               <w:rPr>
@@ -2440,7 +3922,7 @@
         </w:tc>
         <w:tc>
           <w:tcPr>
-            <w:tcW w:w="5760" w:type="dxa"/>
+            <w:tcW w:w="5297" w:type="dxa"/>
             <w:shd w:val="clear" w:color="auto" w:fill="F9FAFB"/>
             <w:tcMar>
               <w:top w:w="80" w:type="dxa"/>
@@ -2452,6 +3934,7 @@
           <w:p>
             <w:pPr>
               <w:spacing w:before="60" w:after="60"/>
+              <w:jc w:val="both"/>
             </w:pPr>
             <w:r>
               <w:rPr>
@@ -2465,11 +3948,12 @@
       </w:tr>
       <w:tr>
         <w:trPr>
+          <w:trHeight w:val="602"/>
           <w:jc w:val="center"/>
         </w:trPr>
         <w:tc>
           <w:tcPr>
-            <w:tcW w:w="3600" w:type="dxa"/>
+            <w:tcW w:w="3503" w:type="dxa"/>
             <w:shd w:val="clear" w:color="auto" w:fill="FFFFFF"/>
             <w:tcMar>
               <w:top w:w="80" w:type="dxa"/>
@@ -2481,19 +3965,27 @@
           <w:p>
             <w:pPr>
               <w:spacing w:before="60" w:after="60"/>
+              <w:jc w:val="both"/>
             </w:pPr>
             <w:r>
               <w:rPr>
                 <w:rFonts w:ascii="Consolas" w:hAnsi="Consolas"/>
                 <w:sz w:val="19"/>
               </w:rPr>
-              <w:t>&lt;input type="text/email"&gt;</w:t>
+              <w:t>&lt;input</w:t>
+            </w:r>
+            <w:r>
+              <w:rPr>
+                <w:rFonts w:ascii="Consolas" w:hAnsi="Consolas"/>
+                <w:sz w:val="19"/>
+              </w:rPr>
+              <w:t>&gt;</w:t>
             </w:r>
           </w:p>
         </w:tc>
         <w:tc>
           <w:tcPr>
-            <w:tcW w:w="5760" w:type="dxa"/>
+            <w:tcW w:w="5297" w:type="dxa"/>
             <w:shd w:val="clear" w:color="auto" w:fill="FFFFFF"/>
             <w:tcMar>
               <w:top w:w="80" w:type="dxa"/>
@@ -2505,24 +3997,26 @@
           <w:p>
             <w:pPr>
               <w:spacing w:before="60" w:after="60"/>
+              <w:jc w:val="both"/>
             </w:pPr>
             <w:r>
               <w:rPr>
                 <w:rFonts w:ascii="Arial" w:hAnsi="Arial"/>
                 <w:sz w:val="19"/>
               </w:rPr>
-              <w:t>Collects single-line text and email address data with built-in validation.</w:t>
+              <w:t>Creates input fields such as text, email, submit, and reset controls.</w:t>
             </w:r>
           </w:p>
         </w:tc>
       </w:tr>
       <w:tr>
         <w:trPr>
+          <w:trHeight w:val="360"/>
           <w:jc w:val="center"/>
         </w:trPr>
         <w:tc>
           <w:tcPr>
-            <w:tcW w:w="3600" w:type="dxa"/>
+            <w:tcW w:w="3503" w:type="dxa"/>
             <w:shd w:val="clear" w:color="auto" w:fill="F9FAFB"/>
             <w:tcMar>
               <w:top w:w="80" w:type="dxa"/>
@@ -2534,6 +4028,7 @@
           <w:p>
             <w:pPr>
               <w:spacing w:before="60" w:after="60"/>
+              <w:jc w:val="both"/>
             </w:pPr>
             <w:r>
               <w:rPr>
@@ -2546,7 +4041,7 @@
         </w:tc>
         <w:tc>
           <w:tcPr>
-            <w:tcW w:w="5760" w:type="dxa"/>
+            <w:tcW w:w="5297" w:type="dxa"/>
             <w:shd w:val="clear" w:color="auto" w:fill="F9FAFB"/>
             <w:tcMar>
               <w:top w:w="80" w:type="dxa"/>
@@ -2558,6 +4053,7 @@
           <w:p>
             <w:pPr>
               <w:spacing w:before="60" w:after="60"/>
+              <w:jc w:val="both"/>
             </w:pPr>
             <w:r>
               <w:rPr>
@@ -2571,11 +4067,12 @@
       </w:tr>
       <w:tr>
         <w:trPr>
+          <w:trHeight w:val="360"/>
           <w:jc w:val="center"/>
         </w:trPr>
         <w:tc>
           <w:tcPr>
-            <w:tcW w:w="3600" w:type="dxa"/>
+            <w:tcW w:w="3503" w:type="dxa"/>
             <w:shd w:val="clear" w:color="auto" w:fill="FFFFFF"/>
             <w:tcMar>
               <w:top w:w="80" w:type="dxa"/>
@@ -2587,6 +4084,7 @@
           <w:p>
             <w:pPr>
               <w:spacing w:before="60" w:after="60"/>
+              <w:jc w:val="both"/>
             </w:pPr>
             <w:r>
               <w:rPr>
@@ -2599,7 +4097,7 @@
         </w:tc>
         <w:tc>
           <w:tcPr>
-            <w:tcW w:w="5760" w:type="dxa"/>
+            <w:tcW w:w="5297" w:type="dxa"/>
             <w:shd w:val="clear" w:color="auto" w:fill="FFFFFF"/>
             <w:tcMar>
               <w:top w:w="80" w:type="dxa"/>
@@ -2611,6 +4109,7 @@
           <w:p>
             <w:pPr>
               <w:spacing w:before="60" w:after="60"/>
+              <w:jc w:val="both"/>
             </w:pPr>
             <w:r>
               <w:rPr>
@@ -2624,11 +4123,12 @@
       </w:tr>
       <w:tr>
         <w:trPr>
+          <w:trHeight w:val="602"/>
           <w:jc w:val="center"/>
         </w:trPr>
         <w:tc>
           <w:tcPr>
-            <w:tcW w:w="3600" w:type="dxa"/>
+            <w:tcW w:w="3503" w:type="dxa"/>
             <w:shd w:val="clear" w:color="auto" w:fill="F9FAFB"/>
             <w:tcMar>
               <w:top w:w="80" w:type="dxa"/>
@@ -2640,6 +4140,7 @@
           <w:p>
             <w:pPr>
               <w:spacing w:before="60" w:after="60"/>
+              <w:jc w:val="both"/>
             </w:pPr>
             <w:r>
               <w:rPr>
@@ -2652,7 +4153,7 @@
         </w:tc>
         <w:tc>
           <w:tcPr>
-            <w:tcW w:w="5760" w:type="dxa"/>
+            <w:tcW w:w="5297" w:type="dxa"/>
             <w:shd w:val="clear" w:color="auto" w:fill="F9FAFB"/>
             <w:tcMar>
               <w:top w:w="80" w:type="dxa"/>
@@ -2664,6 +4165,7 @@
           <w:p>
             <w:pPr>
               <w:spacing w:before="60" w:after="60"/>
+              <w:jc w:val="both"/>
             </w:pPr>
             <w:r>
               <w:rPr>
@@ -2677,11 +4179,12 @@
       </w:tr>
       <w:tr>
         <w:trPr>
+          <w:trHeight w:val="360"/>
           <w:jc w:val="center"/>
         </w:trPr>
         <w:tc>
           <w:tcPr>
-            <w:tcW w:w="3600" w:type="dxa"/>
+            <w:tcW w:w="3503" w:type="dxa"/>
             <w:shd w:val="clear" w:color="auto" w:fill="FFFFFF"/>
             <w:tcMar>
               <w:top w:w="80" w:type="dxa"/>
@@ -2693,6 +4196,7 @@
           <w:p>
             <w:pPr>
               <w:spacing w:before="60" w:after="60"/>
+              <w:jc w:val="both"/>
             </w:pPr>
             <w:r>
               <w:rPr>
@@ -2705,7 +4209,7 @@
         </w:tc>
         <w:tc>
           <w:tcPr>
-            <w:tcW w:w="5760" w:type="dxa"/>
+            <w:tcW w:w="5297" w:type="dxa"/>
             <w:shd w:val="clear" w:color="auto" w:fill="FFFFFF"/>
             <w:tcMar>
               <w:top w:w="80" w:type="dxa"/>
@@ -2717,6 +4221,11 @@
           <w:p>
             <w:pPr>
               <w:spacing w:before="60" w:after="60"/>
+              <w:jc w:val="both"/>
+              <w:rPr>
+                <w:rFonts w:ascii="Arial" w:hAnsi="Arial"/>
+                <w:sz w:val="19"/>
+              </w:rPr>
             </w:pPr>
             <w:r>
               <w:rPr>
@@ -2724,6 +4233,89 @@
                 <w:sz w:val="19"/>
               </w:rPr>
               <w:t>Defines the bottom page footer containing copyright information.</w:t>
+            </w:r>
+          </w:p>
+        </w:tc>
+      </w:tr>
+      <w:tr>
+        <w:trPr>
+          <w:trHeight w:val="173"/>
+          <w:jc w:val="center"/>
+        </w:trPr>
+        <w:tc>
+          <w:tcPr>
+            <w:tcW w:w="3503" w:type="dxa"/>
+            <w:shd w:val="clear" w:color="auto" w:fill="FFFFFF"/>
+            <w:tcMar>
+              <w:top w:w="80" w:type="dxa"/>
+              <w:left w:w="120" w:type="dxa"/>
+              <w:bottom w:w="80" w:type="dxa"/>
+              <w:right w:w="120" w:type="dxa"/>
+            </w:tcMar>
+          </w:tcPr>
+          <w:p>
+            <w:pPr>
+              <w:spacing w:before="60" w:after="60"/>
+              <w:jc w:val="both"/>
+              <w:rPr>
+                <w:rFonts w:ascii="Consolas" w:hAnsi="Consolas"/>
+                <w:sz w:val="19"/>
+              </w:rPr>
+            </w:pPr>
+            <w:r>
+              <w:rPr>
+                <w:rFonts w:ascii="Consolas" w:hAnsi="Consolas"/>
+                <w:sz w:val="19"/>
+              </w:rPr>
+              <w:t xml:space="preserve">&lt;a </w:t>
+            </w:r>
+            <w:proofErr w:type="spellStart"/>
+            <w:r>
+              <w:rPr>
+                <w:rFonts w:ascii="Consolas" w:hAnsi="Consolas"/>
+                <w:sz w:val="19"/>
+              </w:rPr>
+              <w:t>href</w:t>
+            </w:r>
+            <w:proofErr w:type="spellEnd"/>
+            <w:r>
+              <w:rPr>
+                <w:rFonts w:ascii="Consolas" w:hAnsi="Consolas"/>
+                <w:sz w:val="19"/>
+              </w:rPr>
+              <w:t>=””&gt;</w:t>
+            </w:r>
+          </w:p>
+        </w:tc>
+        <w:tc>
+          <w:tcPr>
+            <w:tcW w:w="5297" w:type="dxa"/>
+            <w:shd w:val="clear" w:color="auto" w:fill="FFFFFF"/>
+            <w:tcMar>
+              <w:top w:w="80" w:type="dxa"/>
+              <w:left w:w="120" w:type="dxa"/>
+              <w:bottom w:w="80" w:type="dxa"/>
+              <w:right w:w="120" w:type="dxa"/>
+            </w:tcMar>
+          </w:tcPr>
+          <w:p>
+            <w:pPr>
+              <w:tabs>
+                <w:tab w:val="left" w:pos="1668"/>
+              </w:tabs>
+              <w:spacing w:before="60" w:after="60"/>
+              <w:jc w:val="both"/>
+              <w:rPr>
+                <w:rFonts w:ascii="Arial" w:hAnsi="Arial"/>
+                <w:sz w:val="19"/>
+              </w:rPr>
+            </w:pPr>
+            <w:r>
+              <w:rPr>
+                <w:rFonts w:ascii="Arial" w:hAnsi="Arial"/>
+                <w:sz w:val="19"/>
+              </w:rPr>
+              <w:t>Creates hyperlinks for navigation within the webpage.</w:t>
             </w:r>
           </w:p>
         </w:tc>
@@ -2731,20 +4323,17 @@
     </w:tbl>
     <w:p>
       <w:pPr>
-        <w:spacing w:after="160"/>
-      </w:pPr>
-    </w:p>
-    <w:p>
-      <w:pPr>
         <w:pBdr>
           <w:bottom w:val="single" w:sz="12" w:space="1" w:color="555555"/>
         </w:pBdr>
         <w:spacing w:before="80" w:after="240"/>
+        <w:jc w:val="both"/>
       </w:pPr>
     </w:p>
     <w:p>
       <w:pPr>
         <w:spacing w:before="280" w:after="160"/>
+        <w:jc w:val="both"/>
       </w:pPr>
       <w:r>
         <w:rPr>
@@ -2759,6 +4348,7 @@
     <w:p>
       <w:pPr>
         <w:spacing w:after="120"/>
+        <w:jc w:val="both"/>
       </w:pPr>
       <w:r>
         <w:rPr>
@@ -2808,7 +4398,7 @@
           <w:p>
             <w:pPr>
               <w:spacing w:before="80" w:after="80"/>
-              <w:jc w:val="center"/>
+              <w:jc w:val="both"/>
             </w:pPr>
             <w:r>
               <w:rPr>
@@ -2835,7 +4425,7 @@
           <w:p>
             <w:pPr>
               <w:spacing w:before="80" w:after="80"/>
-              <w:jc w:val="center"/>
+              <w:jc w:val="both"/>
             </w:pPr>
             <w:r>
               <w:rPr>
@@ -2862,7 +4452,7 @@
           <w:p>
             <w:pPr>
               <w:spacing w:before="80" w:after="80"/>
-              <w:jc w:val="center"/>
+              <w:jc w:val="both"/>
             </w:pPr>
             <w:r>
               <w:rPr>
@@ -2889,7 +4479,7 @@
           <w:p>
             <w:pPr>
               <w:spacing w:before="80" w:after="80"/>
-              <w:jc w:val="center"/>
+              <w:jc w:val="both"/>
             </w:pPr>
             <w:r>
               <w:rPr>
@@ -2916,7 +4506,7 @@
           <w:p>
             <w:pPr>
               <w:spacing w:before="80" w:after="80"/>
-              <w:jc w:val="center"/>
+              <w:jc w:val="both"/>
             </w:pPr>
             <w:r>
               <w:rPr>
@@ -2943,7 +4533,7 @@
           <w:p>
             <w:pPr>
               <w:spacing w:before="80" w:after="80"/>
-              <w:jc w:val="center"/>
+              <w:jc w:val="both"/>
             </w:pPr>
             <w:r>
               <w:rPr>
@@ -2975,6 +4565,7 @@
           <w:p>
             <w:pPr>
               <w:spacing w:before="60" w:after="60"/>
+              <w:jc w:val="both"/>
             </w:pPr>
             <w:r>
               <w:rPr>
@@ -2999,6 +4590,7 @@
           <w:p>
             <w:pPr>
               <w:spacing w:before="60" w:after="60"/>
+              <w:jc w:val="both"/>
             </w:pPr>
             <w:r>
               <w:rPr>
@@ -3023,6 +4615,7 @@
           <w:p>
             <w:pPr>
               <w:spacing w:before="60" w:after="60"/>
+              <w:jc w:val="both"/>
             </w:pPr>
             <w:r>
               <w:rPr>
@@ -3047,6 +4640,7 @@
           <w:p>
             <w:pPr>
               <w:spacing w:before="60" w:after="60"/>
+              <w:jc w:val="both"/>
             </w:pPr>
             <w:r>
               <w:rPr>
@@ -3071,6 +4665,7 @@
           <w:p>
             <w:pPr>
               <w:spacing w:before="60" w:after="60"/>
+              <w:jc w:val="both"/>
             </w:pPr>
             <w:r>
               <w:rPr>
@@ -3095,7 +4690,7 @@
           <w:p>
             <w:pPr>
               <w:spacing w:before="60" w:after="60"/>
-              <w:jc w:val="center"/>
+              <w:jc w:val="both"/>
             </w:pPr>
             <w:r>
               <w:rPr>
@@ -3127,12 +4722,14 @@
           <w:p>
             <w:pPr>
               <w:spacing w:before="60" w:after="60"/>
+              <w:jc w:val="both"/>
             </w:pPr>
             <w:r>
               <w:rPr>
                 <w:rFonts w:ascii="Arial" w:hAnsi="Arial"/>
                 <w:sz w:val="19"/>
               </w:rPr>
+              <w:lastRenderedPageBreak/>
               <w:t>TC-02</w:t>
             </w:r>
           </w:p>
@@ -3151,6 +4748,7 @@
           <w:p>
             <w:pPr>
               <w:spacing w:before="60" w:after="60"/>
+              <w:jc w:val="both"/>
             </w:pPr>
             <w:r>
               <w:rPr>
@@ -3175,6 +4773,7 @@
           <w:p>
             <w:pPr>
               <w:spacing w:before="60" w:after="60"/>
+              <w:jc w:val="both"/>
             </w:pPr>
             <w:r>
               <w:rPr>
@@ -3199,6 +4798,7 @@
           <w:p>
             <w:pPr>
               <w:spacing w:before="60" w:after="60"/>
+              <w:jc w:val="both"/>
             </w:pPr>
             <w:r>
               <w:rPr>
@@ -3223,6 +4823,7 @@
           <w:p>
             <w:pPr>
               <w:spacing w:before="60" w:after="60"/>
+              <w:jc w:val="both"/>
             </w:pPr>
             <w:r>
               <w:rPr>
@@ -3247,7 +4848,7 @@
           <w:p>
             <w:pPr>
               <w:spacing w:before="60" w:after="60"/>
-              <w:jc w:val="center"/>
+              <w:jc w:val="both"/>
             </w:pPr>
             <w:r>
               <w:rPr>
@@ -3279,6 +4880,7 @@
           <w:p>
             <w:pPr>
               <w:spacing w:before="60" w:after="60"/>
+              <w:jc w:val="both"/>
             </w:pPr>
             <w:r>
               <w:rPr>
@@ -3303,13 +4905,21 @@
           <w:p>
             <w:pPr>
               <w:spacing w:before="60" w:after="60"/>
+              <w:jc w:val="both"/>
             </w:pPr>
             <w:r>
               <w:rPr>
                 <w:rFonts w:ascii="Arial" w:hAnsi="Arial"/>
                 <w:sz w:val="19"/>
               </w:rPr>
-              <w:t>Dropdown Selection</w:t>
+              <w:t xml:space="preserve">Dropdown </w:t>
+            </w:r>
+            <w:r>
+              <w:rPr>
+                <w:rFonts w:ascii="Arial" w:hAnsi="Arial"/>
+                <w:sz w:val="19"/>
+              </w:rPr>
+              <w:t>Selection</w:t>
             </w:r>
           </w:p>
         </w:tc>
@@ -3327,6 +4937,7 @@
           <w:p>
             <w:pPr>
               <w:spacing w:before="60" w:after="60"/>
+              <w:jc w:val="both"/>
             </w:pPr>
             <w:r>
               <w:rPr>
@@ -3351,6 +4962,7 @@
           <w:p>
             <w:pPr>
               <w:spacing w:before="60" w:after="60"/>
+              <w:jc w:val="both"/>
             </w:pPr>
             <w:r>
               <w:rPr>
@@ -3375,6 +4987,7 @@
           <w:p>
             <w:pPr>
               <w:spacing w:before="60" w:after="60"/>
+              <w:jc w:val="both"/>
             </w:pPr>
             <w:r>
               <w:rPr>
@@ -3399,7 +5012,7 @@
           <w:p>
             <w:pPr>
               <w:spacing w:before="60" w:after="60"/>
-              <w:jc w:val="center"/>
+              <w:jc w:val="both"/>
             </w:pPr>
             <w:r>
               <w:rPr>
@@ -3431,6 +5044,7 @@
           <w:p>
             <w:pPr>
               <w:spacing w:before="60" w:after="60"/>
+              <w:jc w:val="both"/>
             </w:pPr>
             <w:r>
               <w:rPr>
@@ -3455,6 +5069,7 @@
           <w:p>
             <w:pPr>
               <w:spacing w:before="60" w:after="60"/>
+              <w:jc w:val="both"/>
             </w:pPr>
             <w:r>
               <w:rPr>
@@ -3479,6 +5094,7 @@
           <w:p>
             <w:pPr>
               <w:spacing w:before="60" w:after="60"/>
+              <w:jc w:val="both"/>
             </w:pPr>
             <w:r>
               <w:rPr>
@@ -3503,6 +5119,7 @@
           <w:p>
             <w:pPr>
               <w:spacing w:before="60" w:after="60"/>
+              <w:jc w:val="both"/>
             </w:pPr>
             <w:r>
               <w:rPr>
@@ -3527,6 +5144,7 @@
           <w:p>
             <w:pPr>
               <w:spacing w:before="60" w:after="60"/>
+              <w:jc w:val="both"/>
             </w:pPr>
             <w:r>
               <w:rPr>
@@ -3551,7 +5169,7 @@
           <w:p>
             <w:pPr>
               <w:spacing w:before="60" w:after="60"/>
-              <w:jc w:val="center"/>
+              <w:jc w:val="both"/>
             </w:pPr>
             <w:r>
               <w:rPr>
@@ -3583,6 +5201,7 @@
           <w:p>
             <w:pPr>
               <w:spacing w:before="60" w:after="60"/>
+              <w:jc w:val="both"/>
             </w:pPr>
             <w:r>
               <w:rPr>
@@ -3607,6 +5226,7 @@
           <w:p>
             <w:pPr>
               <w:spacing w:before="60" w:after="60"/>
+              <w:jc w:val="both"/>
             </w:pPr>
             <w:r>
               <w:rPr>
@@ -3631,6 +5251,7 @@
           <w:p>
             <w:pPr>
               <w:spacing w:before="60" w:after="60"/>
+              <w:jc w:val="both"/>
             </w:pPr>
             <w:r>
               <w:rPr>
@@ -3655,6 +5276,7 @@
           <w:p>
             <w:pPr>
               <w:spacing w:before="60" w:after="60"/>
+              <w:jc w:val="both"/>
             </w:pPr>
             <w:r>
               <w:rPr>
@@ -3679,6 +5301,7 @@
           <w:p>
             <w:pPr>
               <w:spacing w:before="60" w:after="60"/>
+              <w:jc w:val="both"/>
             </w:pPr>
             <w:r>
               <w:rPr>
@@ -3703,7 +5326,7 @@
           <w:p>
             <w:pPr>
               <w:spacing w:before="60" w:after="60"/>
-              <w:jc w:val="center"/>
+              <w:jc w:val="both"/>
             </w:pPr>
             <w:r>
               <w:rPr>
@@ -3720,20 +5343,17 @@
     </w:tbl>
     <w:p>
       <w:pPr>
-        <w:spacing w:after="160"/>
-      </w:pPr>
-    </w:p>
-    <w:p>
-      <w:pPr>
         <w:pBdr>
           <w:bottom w:val="single" w:sz="12" w:space="1" w:color="555555"/>
         </w:pBdr>
         <w:spacing w:before="80" w:after="240"/>
+        <w:jc w:val="both"/>
       </w:pPr>
     </w:p>
     <w:p>
       <w:pPr>
         <w:spacing w:before="280" w:after="160"/>
+        <w:jc w:val="both"/>
       </w:pPr>
       <w:r>
         <w:rPr>
@@ -3748,6 +5368,7 @@
     <w:p>
       <w:pPr>
         <w:spacing w:before="160" w:after="80"/>
+        <w:jc w:val="both"/>
       </w:pPr>
       <w:r>
         <w:rPr>
@@ -3760,16 +5381,17 @@
     <w:p>
       <w:pPr>
         <w:spacing w:before="80" w:after="240"/>
+        <w:jc w:val="both"/>
       </w:pPr>
       <w:r>
         <w:rPr>
           <w:noProof/>
         </w:rPr>
         <w:drawing>
-          <wp:inline distT="0" distB="0" distL="0" distR="0" wp14:anchorId="6EF54DE4" wp14:editId="53BA1B0A">
-            <wp:extent cx="5669280" cy="4535424"/>
-            <wp:effectExtent l="0" t="0" r="0" b="0"/>
-            <wp:docPr id="1" name="Picture 1"/>
+          <wp:inline distT="0" distB="0" distL="0" distR="0" wp14:anchorId="3671F5A5" wp14:editId="742FBEAF">
+            <wp:extent cx="6307016" cy="1840230"/>
+            <wp:effectExtent l="0" t="0" r="0" b="7620"/>
+            <wp:docPr id="1109440903" name="Picture 1"/>
             <wp:cNvGraphicFramePr>
               <a:graphicFrameLocks xmlns:a="http://schemas.openxmlformats.org/drawingml/2006/main" noChangeAspect="1"/>
             </wp:cNvGraphicFramePr>
@@ -3777,23 +5399,105 @@
               <a:graphicData uri="http://schemas.openxmlformats.org/drawingml/2006/picture">
                 <pic:pic xmlns:pic="http://schemas.openxmlformats.org/drawingml/2006/picture">
                   <pic:nvPicPr>
-                    <pic:cNvPr id="0" name="Output_1_Static_Webpage.png"/>
-                    <pic:cNvPicPr/>
+                    <pic:cNvPr id="0" name="Picture 1"/>
+                    <pic:cNvPicPr>
+                      <a:picLocks noChangeAspect="1" noChangeArrowheads="1"/>
+                    </pic:cNvPicPr>
                   </pic:nvPicPr>
-                  <pic:blipFill>
-                    <a:blip r:embed="rId6"/>
+                  <pic:blipFill rotWithShape="1">
+                    <a:blip r:embed="rId8">
+                      <a:extLst>
+                        <a:ext uri="{28A0092B-C50C-407E-A947-70E740481C1C}">
+                          <a14:useLocalDpi xmlns:a14="http://schemas.microsoft.com/office/drawing/2010/main" val="0"/>
+                        </a:ext>
+                      </a:extLst>
+                    </a:blip>
+                    <a:srcRect l="1" r="21" b="38344"/>
                     <a:stretch>
                       <a:fillRect/>
                     </a:stretch>
                   </pic:blipFill>
-                  <pic:spPr>
+                  <pic:spPr bwMode="auto">
                     <a:xfrm>
                       <a:off x="0" y="0"/>
-                      <a:ext cx="5669280" cy="4535424"/>
+                      <a:ext cx="6308020" cy="1840523"/>
                     </a:xfrm>
                     <a:prstGeom prst="rect">
                       <a:avLst/>
                     </a:prstGeom>
+                    <a:noFill/>
+                    <a:ln>
+                      <a:noFill/>
+                    </a:ln>
+                    <a:extLst>
+                      <a:ext uri="{53640926-AAD7-44D8-BBD7-CCE9431645EC}">
+                        <a14:shadowObscured xmlns:a14="http://schemas.microsoft.com/office/drawing/2010/main"/>
+                      </a:ext>
+                    </a:extLst>
+                  </pic:spPr>
+                </pic:pic>
+              </a:graphicData>
+            </a:graphic>
+          </wp:inline>
+        </w:drawing>
+      </w:r>
+    </w:p>
+    <w:p>
+      <w:pPr>
+        <w:spacing w:before="80" w:after="240"/>
+        <w:jc w:val="both"/>
+      </w:pPr>
+      <w:r>
+        <w:rPr>
+          <w:noProof/>
+        </w:rPr>
+        <w:drawing>
+          <wp:inline distT="0" distB="0" distL="0" distR="0" wp14:anchorId="6859DCF3" wp14:editId="1A6D0756">
+            <wp:extent cx="6277708" cy="2562225"/>
+            <wp:effectExtent l="0" t="0" r="8890" b="0"/>
+            <wp:docPr id="1101308905" name="Picture 2"/>
+            <wp:cNvGraphicFramePr>
+              <a:graphicFrameLocks xmlns:a="http://schemas.openxmlformats.org/drawingml/2006/main" noChangeAspect="1"/>
+            </wp:cNvGraphicFramePr>
+            <a:graphic xmlns:a="http://schemas.openxmlformats.org/drawingml/2006/main">
+              <a:graphicData uri="http://schemas.openxmlformats.org/drawingml/2006/picture">
+                <pic:pic xmlns:pic="http://schemas.openxmlformats.org/drawingml/2006/picture">
+                  <pic:nvPicPr>
+                    <pic:cNvPr id="0" name="Picture 3"/>
+                    <pic:cNvPicPr>
+                      <a:picLocks noChangeAspect="1" noChangeArrowheads="1"/>
+                    </pic:cNvPicPr>
+                  </pic:nvPicPr>
+                  <pic:blipFill rotWithShape="1">
+                    <a:blip r:embed="rId9">
+                      <a:extLst>
+                        <a:ext uri="{28A0092B-C50C-407E-A947-70E740481C1C}">
+                          <a14:useLocalDpi xmlns:a14="http://schemas.microsoft.com/office/drawing/2010/main" val="0"/>
+                        </a:ext>
+                      </a:extLst>
+                    </a:blip>
+                    <a:srcRect t="14643" r="5797"/>
+                    <a:stretch>
+                      <a:fillRect/>
+                    </a:stretch>
+                  </pic:blipFill>
+                  <pic:spPr bwMode="auto">
+                    <a:xfrm>
+                      <a:off x="0" y="0"/>
+                      <a:ext cx="6286716" cy="2565902"/>
+                    </a:xfrm>
+                    <a:prstGeom prst="rect">
+                      <a:avLst/>
+                    </a:prstGeom>
+                    <a:noFill/>
+                    <a:ln>
+                      <a:noFill/>
+                    </a:ln>
+                    <a:extLst>
+                      <a:ext uri="{53640926-AAD7-44D8-BBD7-CCE9431645EC}">
+                        <a14:shadowObscured xmlns:a14="http://schemas.microsoft.com/office/drawing/2010/main"/>
+                      </a:ext>
+                    </a:extLst>
                   </pic:spPr>
                 </pic:pic>
               </a:graphicData>
@@ -3808,11 +5512,25 @@
           <w:bottom w:val="single" w:sz="12" w:space="1" w:color="555555"/>
         </w:pBdr>
         <w:spacing w:before="80" w:after="240"/>
+        <w:jc w:val="both"/>
       </w:pPr>
     </w:p>
     <w:p>
       <w:pPr>
         <w:spacing w:before="280" w:after="160"/>
+        <w:jc w:val="both"/>
+        <w:rPr>
+          <w:rFonts w:ascii="Arial" w:hAnsi="Arial"/>
+          <w:b/>
+          <w:color w:val="000000"/>
+          <w:sz w:val="28"/>
+        </w:rPr>
+      </w:pPr>
+    </w:p>
+    <w:p>
+      <w:pPr>
+        <w:spacing w:before="280" w:after="160"/>
+        <w:jc w:val="both"/>
       </w:pPr>
       <w:r>
         <w:rPr>
@@ -3827,6 +5545,7 @@
     <w:p>
       <w:pPr>
         <w:spacing w:after="120"/>
+        <w:jc w:val="both"/>
       </w:pPr>
       <w:r>
         <w:rPr>
@@ -3844,6 +5563,56 @@
     </w:sectPr>
   </w:body>
 </w:document>
+</file>
+
+<file path=word/endnotes.xml><?xml version="1.0" encoding="utf-8"?>
+<w:endnotes xmlns:wpc="http://schemas.microsoft.com/office/word/2010/wordprocessingCanvas" xmlns:cx="http://schemas.microsoft.com/office/drawing/2014/chartex" xmlns:cx1="http://schemas.microsoft.com/office/drawing/2015/9/8/chartex" xmlns:cx2="http://schemas.microsoft.com/office/drawing/2015/10/21/chartex" xmlns:cx3="http://schemas.microsoft.com/office/drawing/2016/5/9/chartex" xmlns:cx4="http://schemas.microsoft.com/office/drawing/2016/5/10/chartex" xmlns:cx5="http://schemas.microsoft.com/office/drawing/2016/5/11/chartex" xmlns:cx6="http://schemas.microsoft.com/office/drawing/2016/5/12/chartex" xmlns:cx7="http://schemas.microsoft.com/office/drawing/2016/5/13/chartex" xmlns:cx8="http://schemas.microsoft.com/office/drawing/2016/5/14/chartex" xmlns:mc="http://schemas.openxmlformats.org/markup-compatibility/2006" xmlns:aink="http://schemas.microsoft.com/office/drawing/2016/ink" xmlns:am3d="http://schemas.microsoft.com/office/drawing/2017/model3d" xmlns:o="urn:schemas-microsoft-com:office:office" xmlns:oel="http://schemas.microsoft.com/office/2019/extlst" xmlns:r="http://schemas.openxmlformats.org/officeDocument/2006/relationships" xmlns:m="http://schemas.openxmlformats.org/officeDocument/2006/math" xmlns:v="urn:schemas-microsoft-com:vml" xmlns:wp14="http://schemas.microsoft.com/office/word/2010/wordprocessingDrawing" xmlns:wp="http://schemas.openxmlformats.org/drawingml/2006/wordprocessingDrawing" xmlns:w10="urn:schemas-microsoft-com:office:word" xmlns:w="http://schemas.openxmlformats.org/wordprocessingml/2006/main" xmlns:w14="http://schemas.microsoft.com/office/word/2010/wordml" xmlns:w15="http://schemas.microsoft.com/office/word/2012/wordml" xmlns:w16cex="http://schemas.microsoft.com/office/word/2018/wordml/cex" xmlns:w16cid="http://schemas.microsoft.com/office/word/2016/wordml/cid" xmlns:w16="http://schemas.microsoft.com/office/word/2018/wordml" xmlns:w16du="http://schemas.microsoft.com/office/word/2023/wordml/word16du" xmlns:w16sdtdh="http://schemas.microsoft.com/office/word/2020/wordml/sdtdatahash" xmlns:w16sdtfl="http://schemas.microsoft.com/office/word/2024/wordml/sdtformatlock" xmlns:w16se="http://schemas.microsoft.com/office/word/2015/wordml/symex" xmlns:wpg="http://schemas.microsoft.com/office/word/2010/wordprocessingGroup" xmlns:wpi="http://schemas.microsoft.com/office/word/2010/wordprocessingInk" xmlns:wne="http://schemas.microsoft.com/office/word/2006/wordml" xmlns:wps="http://schemas.microsoft.com/office/word/2010/wordprocessingShape" mc:Ignorable="w14 w15 w16se w16cid w16 w16cex w16sdtdh w16sdtfl w16du wp14">
+  <w:endnote w:type="separator" w:id="-1">
+    <w:p>
+      <w:pPr>
+        <w:spacing w:after="0" w:line="240" w:lineRule="auto"/>
+      </w:pPr>
+      <w:r>
+        <w:separator/>
+      </w:r>
+    </w:p>
+  </w:endnote>
+  <w:endnote w:type="continuationSeparator" w:id="0">
+    <w:p>
+      <w:pPr>
+        <w:spacing w:after="0" w:line="240" w:lineRule="auto"/>
+      </w:pPr>
+      <w:r>
+        <w:continuationSeparator/>
+      </w:r>
+    </w:p>
+  </w:endnote>
+</w:endnotes>
+</file>
+
+<file path=word/footnotes.xml><?xml version="1.0" encoding="utf-8"?>
+<w:footnotes xmlns:wpc="http://schemas.microsoft.com/office/word/2010/wordprocessingCanvas" xmlns:cx="http://schemas.microsoft.com/office/drawing/2014/chartex" xmlns:cx1="http://schemas.microsoft.com/office/drawing/2015/9/8/chartex" xmlns:cx2="http://schemas.microsoft.com/office/drawing/2015/10/21/chartex" xmlns:cx3="http://schemas.microsoft.com/office/drawing/2016/5/9/chartex" xmlns:cx4="http://schemas.microsoft.com/office/drawing/2016/5/10/chartex" xmlns:cx5="http://schemas.microsoft.com/office/drawing/2016/5/11/chartex" xmlns:cx6="http://schemas.microsoft.com/office/drawing/2016/5/12/chartex" xmlns:cx7="http://schemas.microsoft.com/office/drawing/2016/5/13/chartex" xmlns:cx8="http://schemas.microsoft.com/office/drawing/2016/5/14/chartex" xmlns:mc="http://schemas.openxmlformats.org/markup-compatibility/2006" xmlns:aink="http://schemas.microsoft.com/office/drawing/2016/ink" xmlns:am3d="http://schemas.microsoft.com/office/drawing/2017/model3d" xmlns:o="urn:schemas-microsoft-com:office:office" xmlns:oel="http://schemas.microsoft.com/office/2019/extlst" xmlns:r="http://schemas.openxmlformats.org/officeDocument/2006/relationships" xmlns:m="http://schemas.openxmlformats.org/officeDocument/2006/math" xmlns:v="urn:schemas-microsoft-com:vml" xmlns:wp14="http://schemas.microsoft.com/office/word/2010/wordprocessingDrawing" xmlns:wp="http://schemas.openxmlformats.org/drawingml/2006/wordprocessingDrawing" xmlns:w10="urn:schemas-microsoft-com:office:word" xmlns:w="http://schemas.openxmlformats.org/wordprocessingml/2006/main" xmlns:w14="http://schemas.microsoft.com/office/word/2010/wordml" xmlns:w15="http://schemas.microsoft.com/office/word/2012/wordml" xmlns:w16cex="http://schemas.microsoft.com/office/word/2018/wordml/cex" xmlns:w16cid="http://schemas.microsoft.com/office/word/2016/wordml/cid" xmlns:w16="http://schemas.microsoft.com/office/word/2018/wordml" xmlns:w16du="http://schemas.microsoft.com/office/word/2023/wordml/word16du" xmlns:w16sdtdh="http://schemas.microsoft.com/office/word/2020/wordml/sdtdatahash" xmlns:w16sdtfl="http://schemas.microsoft.com/office/word/2024/wordml/sdtformatlock" xmlns:w16se="http://schemas.microsoft.com/office/word/2015/wordml/symex" xmlns:wpg="http://schemas.microsoft.com/office/word/2010/wordprocessingGroup" xmlns:wpi="http://schemas.microsoft.com/office/word/2010/wordprocessingInk" xmlns:wne="http://schemas.microsoft.com/office/word/2006/wordml" xmlns:wps="http://schemas.microsoft.com/office/word/2010/wordprocessingShape" mc:Ignorable="w14 w15 w16se w16cid w16 w16cex w16sdtdh w16sdtfl w16du wp14">
+  <w:footnote w:type="separator" w:id="-1">
+    <w:p>
+      <w:pPr>
+        <w:spacing w:after="0" w:line="240" w:lineRule="auto"/>
+      </w:pPr>
+      <w:r>
+        <w:separator/>
+      </w:r>
+    </w:p>
+  </w:footnote>
+  <w:footnote w:type="continuationSeparator" w:id="0">
+    <w:p>
+      <w:pPr>
+        <w:spacing w:after="0" w:line="240" w:lineRule="auto"/>
+      </w:pPr>
+      <w:r>
+        <w:continuationSeparator/>
+      </w:r>
+    </w:p>
+  </w:footnote>
+</w:footnotes>
 </file>
 
 <file path=word/numbering.xml><?xml version="1.0" encoding="utf-8"?>
@@ -4652,7 +6421,6 @@
   <w:style w:type="character" w:default="1" w:styleId="DefaultParagraphFont">
     <w:name w:val="Default Paragraph Font"/>
     <w:uiPriority w:val="1"/>
-    <w:semiHidden/>
     <w:unhideWhenUsed/>
   </w:style>
   <w:style w:type="table" w:default="1" w:styleId="TableNormal">
@@ -15429,6 +17197,18 @@
       </w:tcPr>
     </w:tblStylePr>
   </w:style>
+  <w:style w:type="character" w:styleId="Hyperlink">
+    <w:name w:val="Hyperlink"/>
+    <w:basedOn w:val="DefaultParagraphFont"/>
+    <w:uiPriority w:val="99"/>
+    <w:semiHidden/>
+    <w:unhideWhenUsed/>
+    <w:rsid w:val="00B12807"/>
+    <w:rPr>
+      <w:color w:val="0000FF"/>
+      <w:u w:val="single"/>
+    </w:rPr>
+  </w:style>
 </w:styles>
 </file>
 
